--- a/GitHubDashBoardExcelSIS.docx
+++ b/GitHubDashBoardExcelSIS.docx
@@ -14,7 +14,7 @@
           <w:lang w:val="en-US"/>
         </w:rPr>
         <w:drawing>
-          <wp:anchor distT="0" distB="0" distL="114300" distR="114300" simplePos="0" relativeHeight="251658240" behindDoc="0" locked="0" layoutInCell="1" allowOverlap="1" wp14:anchorId="249FC78D" wp14:editId="4F529828">
+          <wp:anchor distT="0" distB="0" distL="114300" distR="114300" simplePos="0" relativeHeight="251658240" behindDoc="0" locked="0" layoutInCell="1" allowOverlap="1" wp14:anchorId="249FC78D" wp14:editId="7476FB15">
             <wp:simplePos x="0" y="0"/>
             <wp:positionH relativeFrom="column">
               <wp:posOffset>1905</wp:posOffset>
@@ -310,8 +310,17 @@
           <w:b/>
           <w:bCs/>
         </w:rPr>
-        <w:t xml:space="preserve"> Reinicia la app</w:t>
-      </w:r>
+        <w:t xml:space="preserve"> Reinicia la </w:t>
+      </w:r>
+      <w:proofErr w:type="gramStart"/>
+      <w:r>
+        <w:rPr>
+          <w:b/>
+          <w:bCs/>
+        </w:rPr>
+        <w:t>app</w:t>
+      </w:r>
+      <w:proofErr w:type="gramEnd"/>
     </w:p>
     <w:p>
       <w:pPr>
@@ -353,7 +362,39 @@
           <w:b/>
           <w:bCs/>
         </w:rPr>
-        <w:t>“Manage app”</w:t>
+        <w:t>“</w:t>
+      </w:r>
+      <w:proofErr w:type="spellStart"/>
+      <w:r>
+        <w:rPr>
+          <w:b/>
+          <w:bCs/>
+        </w:rPr>
+        <w:t>Manage</w:t>
+      </w:r>
+      <w:proofErr w:type="spellEnd"/>
+      <w:r>
+        <w:rPr>
+          <w:b/>
+          <w:bCs/>
+        </w:rPr>
+        <w:t xml:space="preserve"> </w:t>
+      </w:r>
+      <w:proofErr w:type="gramStart"/>
+      <w:r>
+        <w:rPr>
+          <w:b/>
+          <w:bCs/>
+        </w:rPr>
+        <w:t>app</w:t>
+      </w:r>
+      <w:proofErr w:type="gramEnd"/>
+      <w:r>
+        <w:rPr>
+          <w:b/>
+          <w:bCs/>
+        </w:rPr>
+        <w:t>”</w:t>
       </w:r>
     </w:p>
     <w:p>
@@ -374,7 +415,23 @@
           <w:b/>
           <w:bCs/>
         </w:rPr>
-        <w:t>“Rerun”</w:t>
+        <w:t>“</w:t>
+      </w:r>
+      <w:proofErr w:type="spellStart"/>
+      <w:r>
+        <w:rPr>
+          <w:b/>
+          <w:bCs/>
+        </w:rPr>
+        <w:t>Rerun</w:t>
+      </w:r>
+      <w:proofErr w:type="spellEnd"/>
+      <w:r>
+        <w:rPr>
+          <w:b/>
+          <w:bCs/>
+        </w:rPr>
+        <w:t>”</w:t>
       </w:r>
       <w:r>
         <w:t xml:space="preserve"> o </w:t>
@@ -384,7 +441,39 @@
           <w:b/>
           <w:bCs/>
         </w:rPr>
-        <w:t>“Reboot app”</w:t>
+        <w:t>“</w:t>
+      </w:r>
+      <w:proofErr w:type="spellStart"/>
+      <w:r>
+        <w:rPr>
+          <w:b/>
+          <w:bCs/>
+        </w:rPr>
+        <w:t>Reboot</w:t>
+      </w:r>
+      <w:proofErr w:type="spellEnd"/>
+      <w:r>
+        <w:rPr>
+          <w:b/>
+          <w:bCs/>
+        </w:rPr>
+        <w:t xml:space="preserve"> </w:t>
+      </w:r>
+      <w:proofErr w:type="gramStart"/>
+      <w:r>
+        <w:rPr>
+          <w:b/>
+          <w:bCs/>
+        </w:rPr>
+        <w:t>app</w:t>
+      </w:r>
+      <w:proofErr w:type="gramEnd"/>
+      <w:r>
+        <w:rPr>
+          <w:b/>
+          <w:bCs/>
+        </w:rPr>
+        <w:t>”</w:t>
       </w:r>
     </w:p>
     <w:p>
@@ -431,9 +520,2721 @@
         <w:tabs>
           <w:tab w:val="left" w:pos="1140"/>
         </w:tabs>
-      </w:pPr>
-      <w:r>
+        <w:rPr>
+          <w:lang w:val="en-US"/>
+        </w:rPr>
+      </w:pPr>
+      <w:r>
+        <w:rPr>
+          <w:lang w:val="en-US"/>
+        </w:rPr>
         <w:t>https://dashboardexcelsis-gkbulmhpudsavjcymgetg8.streamlit.app/</w:t>
+      </w:r>
+    </w:p>
+    <w:p>
+      <w:pPr>
+        <w:tabs>
+          <w:tab w:val="left" w:pos="1140"/>
+        </w:tabs>
+        <w:rPr>
+          <w:lang w:val="en-US"/>
+        </w:rPr>
+      </w:pPr>
+    </w:p>
+    <w:p>
+      <w:pPr>
+        <w:tabs>
+          <w:tab w:val="left" w:pos="1140"/>
+        </w:tabs>
+        <w:rPr>
+          <w:lang w:val="en-US"/>
+        </w:rPr>
+      </w:pPr>
+    </w:p>
+    <w:p>
+      <w:pPr>
+        <w:tabs>
+          <w:tab w:val="left" w:pos="1140"/>
+        </w:tabs>
+        <w:rPr>
+          <w:lang w:val="en-US"/>
+        </w:rPr>
+      </w:pPr>
+    </w:p>
+    <w:p>
+      <w:pPr>
+        <w:tabs>
+          <w:tab w:val="left" w:pos="1140"/>
+        </w:tabs>
+        <w:rPr>
+          <w:lang w:val="en-US"/>
+        </w:rPr>
+      </w:pPr>
+    </w:p>
+    <w:p>
+      <w:pPr>
+        <w:tabs>
+          <w:tab w:val="left" w:pos="1140"/>
+        </w:tabs>
+        <w:rPr>
+          <w:sz w:val="36"/>
+          <w:szCs w:val="36"/>
+        </w:rPr>
+      </w:pPr>
+      <w:r>
+        <w:rPr>
+          <w:sz w:val="36"/>
+          <w:szCs w:val="36"/>
+        </w:rPr>
+        <w:t xml:space="preserve">Actualizaciones de </w:t>
+      </w:r>
+      <w:proofErr w:type="spellStart"/>
+      <w:r>
+        <w:rPr>
+          <w:sz w:val="36"/>
+          <w:szCs w:val="36"/>
+        </w:rPr>
+        <w:t>Codigo</w:t>
+      </w:r>
+      <w:proofErr w:type="spellEnd"/>
+      <w:r>
+        <w:rPr>
+          <w:sz w:val="36"/>
+          <w:szCs w:val="36"/>
+        </w:rPr>
+        <w:t>:</w:t>
+      </w:r>
+    </w:p>
+    <w:p>
+      <w:pPr>
+        <w:tabs>
+          <w:tab w:val="left" w:pos="1140"/>
+        </w:tabs>
+        <w:rPr>
+          <w:rFonts w:ascii="Segoe UI Emoji" w:hAnsi="Segoe UI Emoji" w:cs="Segoe UI Emoji"/>
+          <w:b/>
+          <w:bCs/>
+        </w:rPr>
+      </w:pPr>
+      <w:r>
+        <w:rPr>
+          <w:rFonts w:ascii="Segoe UI Emoji" w:hAnsi="Segoe UI Emoji" w:cs="Segoe UI Emoji"/>
+          <w:b/>
+          <w:bCs/>
+        </w:rPr>
+        <w:t xml:space="preserve">🧭 GUÍA PASO A PASO — Subir cambios de VS </w:t>
+      </w:r>
+      <w:proofErr w:type="spellStart"/>
+      <w:r>
+        <w:rPr>
+          <w:rFonts w:ascii="Segoe UI Emoji" w:hAnsi="Segoe UI Emoji" w:cs="Segoe UI Emoji"/>
+          <w:b/>
+          <w:bCs/>
+        </w:rPr>
+        <w:t>Code</w:t>
+      </w:r>
+      <w:proofErr w:type="spellEnd"/>
+      <w:r>
+        <w:rPr>
+          <w:rFonts w:ascii="Segoe UI Emoji" w:hAnsi="Segoe UI Emoji" w:cs="Segoe UI Emoji"/>
+          <w:b/>
+          <w:bCs/>
+        </w:rPr>
+        <w:t xml:space="preserve"> a GitHub</w:t>
+      </w:r>
+    </w:p>
+    <w:p>
+      <w:pPr>
+        <w:tabs>
+          <w:tab w:val="left" w:pos="1140"/>
+        </w:tabs>
+        <w:rPr>
+          <w:rFonts w:ascii="Segoe UI Emoji" w:hAnsi="Segoe UI Emoji" w:cs="Segoe UI Emoji"/>
+          <w:b/>
+          <w:bCs/>
+        </w:rPr>
+      </w:pPr>
+      <w:r>
+        <w:rPr>
+          <w:rFonts w:ascii="Segoe UI Emoji" w:hAnsi="Segoe UI Emoji" w:cs="Segoe UI Emoji"/>
+          <w:b/>
+          <w:bCs/>
+        </w:rPr>
+        <w:t>🟢 1️⃣ Abre tu carpeta del proyecto</w:t>
+      </w:r>
+    </w:p>
+    <w:p>
+      <w:pPr>
+        <w:tabs>
+          <w:tab w:val="left" w:pos="1140"/>
+        </w:tabs>
+        <w:rPr>
+          <w:rFonts w:ascii="Segoe UI Emoji" w:hAnsi="Segoe UI Emoji" w:cs="Segoe UI Emoji"/>
+          <w:b/>
+          <w:bCs/>
+        </w:rPr>
+      </w:pPr>
+      <w:r>
+        <w:rPr>
+          <w:rFonts w:ascii="Segoe UI Emoji" w:hAnsi="Segoe UI Emoji" w:cs="Segoe UI Emoji"/>
+          <w:b/>
+          <w:bCs/>
+        </w:rPr>
+        <w:t>En tu caso:</w:t>
+      </w:r>
+    </w:p>
+    <w:p>
+      <w:pPr>
+        <w:tabs>
+          <w:tab w:val="left" w:pos="1140"/>
+        </w:tabs>
+        <w:rPr>
+          <w:rFonts w:ascii="Segoe UI Emoji" w:hAnsi="Segoe UI Emoji" w:cs="Segoe UI Emoji"/>
+          <w:b/>
+          <w:bCs/>
+        </w:rPr>
+      </w:pPr>
+      <w:r>
+        <w:rPr>
+          <w:rFonts w:ascii="Segoe UI Emoji" w:hAnsi="Segoe UI Emoji" w:cs="Segoe UI Emoji"/>
+          <w:b/>
+          <w:bCs/>
+        </w:rPr>
+        <w:lastRenderedPageBreak/>
+        <w:t>D:\proyectos_python\DashboardExcelSIS</w:t>
+      </w:r>
+    </w:p>
+    <w:p>
+      <w:pPr>
+        <w:tabs>
+          <w:tab w:val="left" w:pos="1140"/>
+        </w:tabs>
+        <w:rPr>
+          <w:rFonts w:ascii="Segoe UI Emoji" w:hAnsi="Segoe UI Emoji" w:cs="Segoe UI Emoji"/>
+          <w:b/>
+          <w:bCs/>
+          <w:lang w:val="en-US"/>
+        </w:rPr>
+      </w:pPr>
+      <w:r>
+        <w:rPr>
+          <w:rFonts w:ascii="Segoe UI Emoji" w:hAnsi="Segoe UI Emoji" w:cs="Segoe UI Emoji"/>
+          <w:b/>
+          <w:bCs/>
+          <w:lang w:val="en-US"/>
+        </w:rPr>
+        <w:t xml:space="preserve">En VS Code → </w:t>
+      </w:r>
+      <w:proofErr w:type="spellStart"/>
+      <w:r>
+        <w:rPr>
+          <w:rFonts w:ascii="Segoe UI Emoji" w:hAnsi="Segoe UI Emoji" w:cs="Segoe UI Emoji"/>
+          <w:b/>
+          <w:bCs/>
+          <w:lang w:val="en-US"/>
+        </w:rPr>
+        <w:t>menú</w:t>
+      </w:r>
+      <w:proofErr w:type="spellEnd"/>
+      <w:r>
+        <w:rPr>
+          <w:rFonts w:ascii="Segoe UI Emoji" w:hAnsi="Segoe UI Emoji" w:cs="Segoe UI Emoji"/>
+          <w:b/>
+          <w:bCs/>
+          <w:lang w:val="en-US"/>
+        </w:rPr>
+        <w:t xml:space="preserve"> File → Open Folder…</w:t>
+      </w:r>
+    </w:p>
+    <w:p>
+      <w:pPr>
+        <w:tabs>
+          <w:tab w:val="left" w:pos="1140"/>
+        </w:tabs>
+        <w:rPr>
+          <w:rFonts w:ascii="Segoe UI Emoji" w:hAnsi="Segoe UI Emoji" w:cs="Segoe UI Emoji"/>
+          <w:b/>
+          <w:bCs/>
+        </w:rPr>
+      </w:pPr>
+      <w:r>
+        <w:rPr>
+          <w:rFonts w:ascii="Segoe UI Emoji" w:hAnsi="Segoe UI Emoji" w:cs="Segoe UI Emoji"/>
+          <w:b/>
+          <w:bCs/>
+        </w:rPr>
+        <w:pict w14:anchorId="2C34EC79">
+          <v:rect id="_x0000_i1025" style="width:0;height:1.5pt" o:hralign="center" o:hrstd="t" o:hr="t" fillcolor="#a0a0a0" stroked="f"/>
+        </w:pict>
+      </w:r>
+    </w:p>
+    <w:p>
+      <w:pPr>
+        <w:tabs>
+          <w:tab w:val="left" w:pos="1140"/>
+        </w:tabs>
+        <w:rPr>
+          <w:rFonts w:ascii="Segoe UI Emoji" w:hAnsi="Segoe UI Emoji" w:cs="Segoe UI Emoji"/>
+          <w:b/>
+          <w:bCs/>
+        </w:rPr>
+      </w:pPr>
+      <w:r>
+        <w:rPr>
+          <w:rFonts w:ascii="Segoe UI Emoji" w:hAnsi="Segoe UI Emoji" w:cs="Segoe UI Emoji"/>
+          <w:b/>
+          <w:bCs/>
+        </w:rPr>
+        <w:t>🟢 2️⃣ Asegúrate de tener Git configurado</w:t>
+      </w:r>
+    </w:p>
+    <w:p>
+      <w:pPr>
+        <w:tabs>
+          <w:tab w:val="left" w:pos="1140"/>
+        </w:tabs>
+        <w:rPr>
+          <w:rFonts w:ascii="Segoe UI Emoji" w:hAnsi="Segoe UI Emoji" w:cs="Segoe UI Emoji"/>
+          <w:b/>
+          <w:bCs/>
+        </w:rPr>
+      </w:pPr>
+      <w:r>
+        <w:rPr>
+          <w:rFonts w:ascii="Segoe UI Emoji" w:hAnsi="Segoe UI Emoji" w:cs="Segoe UI Emoji"/>
+          <w:b/>
+          <w:bCs/>
+        </w:rPr>
+        <w:t>Para comprobarlo:</w:t>
+      </w:r>
+    </w:p>
+    <w:p>
+      <w:pPr>
+        <w:numPr>
+          <w:ilvl w:val="0"/>
+          <w:numId w:val="3"/>
+        </w:numPr>
+        <w:tabs>
+          <w:tab w:val="left" w:pos="1140"/>
+        </w:tabs>
+        <w:rPr>
+          <w:rFonts w:ascii="Segoe UI Emoji" w:hAnsi="Segoe UI Emoji" w:cs="Segoe UI Emoji"/>
+          <w:b/>
+          <w:bCs/>
+        </w:rPr>
+      </w:pPr>
+      <w:r>
+        <w:rPr>
+          <w:rFonts w:ascii="Segoe UI Emoji" w:hAnsi="Segoe UI Emoji" w:cs="Segoe UI Emoji"/>
+          <w:b/>
+          <w:bCs/>
+        </w:rPr>
+        <w:t>Abre el panel inferior (Terminal → New Terminal)</w:t>
+      </w:r>
+    </w:p>
+    <w:p>
+      <w:pPr>
+        <w:numPr>
+          <w:ilvl w:val="0"/>
+          <w:numId w:val="3"/>
+        </w:numPr>
+        <w:tabs>
+          <w:tab w:val="left" w:pos="1140"/>
+        </w:tabs>
+        <w:rPr>
+          <w:rFonts w:ascii="Segoe UI Emoji" w:hAnsi="Segoe UI Emoji" w:cs="Segoe UI Emoji"/>
+          <w:b/>
+          <w:bCs/>
+        </w:rPr>
+      </w:pPr>
+      <w:r>
+        <w:rPr>
+          <w:rFonts w:ascii="Segoe UI Emoji" w:hAnsi="Segoe UI Emoji" w:cs="Segoe UI Emoji"/>
+          <w:b/>
+          <w:bCs/>
+        </w:rPr>
+        <w:t>Escribe:</w:t>
+      </w:r>
+    </w:p>
+    <w:p>
+      <w:pPr>
+        <w:numPr>
+          <w:ilvl w:val="0"/>
+          <w:numId w:val="3"/>
+        </w:numPr>
+        <w:tabs>
+          <w:tab w:val="clear" w:pos="720"/>
+          <w:tab w:val="left" w:pos="1140"/>
+        </w:tabs>
+        <w:rPr>
+          <w:rFonts w:ascii="Segoe UI Emoji" w:hAnsi="Segoe UI Emoji" w:cs="Segoe UI Emoji"/>
+          <w:b/>
+          <w:bCs/>
+        </w:rPr>
+      </w:pPr>
+      <w:proofErr w:type="spellStart"/>
+      <w:r>
+        <w:rPr>
+          <w:rFonts w:ascii="Segoe UI Emoji" w:hAnsi="Segoe UI Emoji" w:cs="Segoe UI Emoji"/>
+          <w:b/>
+          <w:bCs/>
+        </w:rPr>
+        <w:t>git</w:t>
+      </w:r>
+      <w:proofErr w:type="spellEnd"/>
+      <w:r>
+        <w:rPr>
+          <w:rFonts w:ascii="Segoe UI Emoji" w:hAnsi="Segoe UI Emoji" w:cs="Segoe UI Emoji"/>
+          <w:b/>
+          <w:bCs/>
+        </w:rPr>
+        <w:t xml:space="preserve"> --</w:t>
+      </w:r>
+      <w:proofErr w:type="spellStart"/>
+      <w:r>
+        <w:rPr>
+          <w:rFonts w:ascii="Segoe UI Emoji" w:hAnsi="Segoe UI Emoji" w:cs="Segoe UI Emoji"/>
+          <w:b/>
+          <w:bCs/>
+        </w:rPr>
+        <w:t>version</w:t>
+      </w:r>
+      <w:proofErr w:type="spellEnd"/>
+    </w:p>
+    <w:p>
+      <w:pPr>
+        <w:tabs>
+          <w:tab w:val="left" w:pos="1140"/>
+        </w:tabs>
+        <w:rPr>
+          <w:rFonts w:ascii="Segoe UI Emoji" w:hAnsi="Segoe UI Emoji" w:cs="Segoe UI Emoji"/>
+          <w:b/>
+          <w:bCs/>
+        </w:rPr>
+      </w:pPr>
+      <w:r>
+        <w:rPr>
+          <w:rFonts w:ascii="Segoe UI Emoji" w:hAnsi="Segoe UI Emoji" w:cs="Segoe UI Emoji"/>
+          <w:b/>
+          <w:bCs/>
+        </w:rPr>
+        <w:t xml:space="preserve">Si te aparece algo como </w:t>
+      </w:r>
+      <w:proofErr w:type="spellStart"/>
+      <w:r>
+        <w:rPr>
+          <w:rFonts w:ascii="Segoe UI Emoji" w:hAnsi="Segoe UI Emoji" w:cs="Segoe UI Emoji"/>
+          <w:b/>
+          <w:bCs/>
+        </w:rPr>
+        <w:t>git</w:t>
+      </w:r>
+      <w:proofErr w:type="spellEnd"/>
+      <w:r>
+        <w:rPr>
+          <w:rFonts w:ascii="Segoe UI Emoji" w:hAnsi="Segoe UI Emoji" w:cs="Segoe UI Emoji"/>
+          <w:b/>
+          <w:bCs/>
+        </w:rPr>
+        <w:t xml:space="preserve"> </w:t>
+      </w:r>
+      <w:proofErr w:type="spellStart"/>
+      <w:r>
+        <w:rPr>
+          <w:rFonts w:ascii="Segoe UI Emoji" w:hAnsi="Segoe UI Emoji" w:cs="Segoe UI Emoji"/>
+          <w:b/>
+          <w:bCs/>
+        </w:rPr>
+        <w:t>version</w:t>
+      </w:r>
+      <w:proofErr w:type="spellEnd"/>
+      <w:r>
+        <w:rPr>
+          <w:rFonts w:ascii="Segoe UI Emoji" w:hAnsi="Segoe UI Emoji" w:cs="Segoe UI Emoji"/>
+          <w:b/>
+          <w:bCs/>
+        </w:rPr>
+        <w:t xml:space="preserve"> 2.xx, todo está bien ✅</w:t>
+      </w:r>
+      <w:r>
+        <w:rPr>
+          <w:rFonts w:ascii="Segoe UI Emoji" w:hAnsi="Segoe UI Emoji" w:cs="Segoe UI Emoji"/>
+          <w:b/>
+          <w:bCs/>
+        </w:rPr>
+        <w:br/>
+        <w:t xml:space="preserve">Si dice </w:t>
+      </w:r>
+      <w:r>
+        <w:rPr>
+          <w:rFonts w:ascii="Segoe UI Emoji" w:hAnsi="Segoe UI Emoji" w:cs="Segoe UI Emoji"/>
+          <w:b/>
+          <w:bCs/>
+          <w:i/>
+          <w:iCs/>
+        </w:rPr>
+        <w:t>“</w:t>
+      </w:r>
+      <w:proofErr w:type="spellStart"/>
+      <w:r>
+        <w:rPr>
+          <w:rFonts w:ascii="Segoe UI Emoji" w:hAnsi="Segoe UI Emoji" w:cs="Segoe UI Emoji"/>
+          <w:b/>
+          <w:bCs/>
+          <w:i/>
+          <w:iCs/>
+        </w:rPr>
+        <w:t>command</w:t>
+      </w:r>
+      <w:proofErr w:type="spellEnd"/>
+      <w:r>
+        <w:rPr>
+          <w:rFonts w:ascii="Segoe UI Emoji" w:hAnsi="Segoe UI Emoji" w:cs="Segoe UI Emoji"/>
+          <w:b/>
+          <w:bCs/>
+          <w:i/>
+          <w:iCs/>
+        </w:rPr>
+        <w:t xml:space="preserve"> </w:t>
+      </w:r>
+      <w:proofErr w:type="spellStart"/>
+      <w:r>
+        <w:rPr>
+          <w:rFonts w:ascii="Segoe UI Emoji" w:hAnsi="Segoe UI Emoji" w:cs="Segoe UI Emoji"/>
+          <w:b/>
+          <w:bCs/>
+          <w:i/>
+          <w:iCs/>
+        </w:rPr>
+        <w:t>not</w:t>
+      </w:r>
+      <w:proofErr w:type="spellEnd"/>
+      <w:r>
+        <w:rPr>
+          <w:rFonts w:ascii="Segoe UI Emoji" w:hAnsi="Segoe UI Emoji" w:cs="Segoe UI Emoji"/>
+          <w:b/>
+          <w:bCs/>
+          <w:i/>
+          <w:iCs/>
+        </w:rPr>
+        <w:t xml:space="preserve"> </w:t>
+      </w:r>
+      <w:proofErr w:type="spellStart"/>
+      <w:r>
+        <w:rPr>
+          <w:rFonts w:ascii="Segoe UI Emoji" w:hAnsi="Segoe UI Emoji" w:cs="Segoe UI Emoji"/>
+          <w:b/>
+          <w:bCs/>
+          <w:i/>
+          <w:iCs/>
+        </w:rPr>
+        <w:t>found</w:t>
+      </w:r>
+      <w:proofErr w:type="spellEnd"/>
+      <w:r>
+        <w:rPr>
+          <w:rFonts w:ascii="Segoe UI Emoji" w:hAnsi="Segoe UI Emoji" w:cs="Segoe UI Emoji"/>
+          <w:b/>
+          <w:bCs/>
+          <w:i/>
+          <w:iCs/>
+        </w:rPr>
+        <w:t>”</w:t>
+      </w:r>
+      <w:r>
+        <w:rPr>
+          <w:rFonts w:ascii="Segoe UI Emoji" w:hAnsi="Segoe UI Emoji" w:cs="Segoe UI Emoji"/>
+          <w:b/>
+          <w:bCs/>
+        </w:rPr>
+        <w:t>, te ayudo a instalarlo.</w:t>
+      </w:r>
+    </w:p>
+    <w:p>
+      <w:pPr>
+        <w:tabs>
+          <w:tab w:val="left" w:pos="1140"/>
+        </w:tabs>
+        <w:rPr>
+          <w:rFonts w:ascii="Segoe UI Emoji" w:hAnsi="Segoe UI Emoji" w:cs="Segoe UI Emoji"/>
+          <w:b/>
+          <w:bCs/>
+        </w:rPr>
+      </w:pPr>
+      <w:r>
+        <w:rPr>
+          <w:rFonts w:ascii="Segoe UI Emoji" w:hAnsi="Segoe UI Emoji" w:cs="Segoe UI Emoji"/>
+          <w:b/>
+          <w:bCs/>
+        </w:rPr>
+        <w:pict w14:anchorId="0560AB5D">
+          <v:rect id="_x0000_i1026" style="width:0;height:1.5pt" o:hralign="center" o:hrstd="t" o:hr="t" fillcolor="#a0a0a0" stroked="f"/>
+        </w:pict>
+      </w:r>
+    </w:p>
+    <w:p>
+      <w:pPr>
+        <w:tabs>
+          <w:tab w:val="left" w:pos="1140"/>
+        </w:tabs>
+        <w:rPr>
+          <w:rFonts w:ascii="Segoe UI Emoji" w:hAnsi="Segoe UI Emoji" w:cs="Segoe UI Emoji"/>
+          <w:b/>
+          <w:bCs/>
+        </w:rPr>
+      </w:pPr>
+      <w:r>
+        <w:rPr>
+          <w:rFonts w:ascii="Segoe UI Emoji" w:hAnsi="Segoe UI Emoji" w:cs="Segoe UI Emoji"/>
+          <w:b/>
+          <w:bCs/>
+        </w:rPr>
+        <w:t>🟢 3️⃣ Verifica que tu carpeta esté vinculada a GitHub</w:t>
+      </w:r>
+    </w:p>
+    <w:p>
+      <w:pPr>
+        <w:tabs>
+          <w:tab w:val="left" w:pos="1140"/>
+        </w:tabs>
+        <w:rPr>
+          <w:rFonts w:ascii="Segoe UI Emoji" w:hAnsi="Segoe UI Emoji" w:cs="Segoe UI Emoji"/>
+          <w:b/>
+          <w:bCs/>
+        </w:rPr>
+      </w:pPr>
+      <w:r>
+        <w:rPr>
+          <w:rFonts w:ascii="Segoe UI Emoji" w:hAnsi="Segoe UI Emoji" w:cs="Segoe UI Emoji"/>
+          <w:b/>
+          <w:bCs/>
+        </w:rPr>
+        <w:t xml:space="preserve">En la barra lateral izquierda, abre el ícono de </w:t>
+      </w:r>
+      <w:proofErr w:type="spellStart"/>
+      <w:r>
+        <w:rPr>
+          <w:rFonts w:ascii="Segoe UI Emoji" w:hAnsi="Segoe UI Emoji" w:cs="Segoe UI Emoji"/>
+          <w:b/>
+          <w:bCs/>
+        </w:rPr>
+        <w:t>Source</w:t>
+      </w:r>
+      <w:proofErr w:type="spellEnd"/>
+      <w:r>
+        <w:rPr>
+          <w:rFonts w:ascii="Segoe UI Emoji" w:hAnsi="Segoe UI Emoji" w:cs="Segoe UI Emoji"/>
+          <w:b/>
+          <w:bCs/>
+        </w:rPr>
+        <w:t xml:space="preserve"> Control (dos ramas conectadas 🌿).</w:t>
+      </w:r>
+    </w:p>
+    <w:p>
+      <w:pPr>
+        <w:tabs>
+          <w:tab w:val="left" w:pos="1140"/>
+        </w:tabs>
+        <w:rPr>
+          <w:rFonts w:ascii="Segoe UI Emoji" w:hAnsi="Segoe UI Emoji" w:cs="Segoe UI Emoji"/>
+          <w:b/>
+          <w:bCs/>
+        </w:rPr>
+      </w:pPr>
+      <w:r>
+        <w:rPr>
+          <w:rFonts w:ascii="Segoe UI Emoji" w:hAnsi="Segoe UI Emoji" w:cs="Segoe UI Emoji"/>
+          <w:b/>
+          <w:bCs/>
+        </w:rPr>
+        <w:t xml:space="preserve">Si ves algo como “No </w:t>
+      </w:r>
+      <w:proofErr w:type="spellStart"/>
+      <w:r>
+        <w:rPr>
+          <w:rFonts w:ascii="Segoe UI Emoji" w:hAnsi="Segoe UI Emoji" w:cs="Segoe UI Emoji"/>
+          <w:b/>
+          <w:bCs/>
+        </w:rPr>
+        <w:t>source</w:t>
+      </w:r>
+      <w:proofErr w:type="spellEnd"/>
+      <w:r>
+        <w:rPr>
+          <w:rFonts w:ascii="Segoe UI Emoji" w:hAnsi="Segoe UI Emoji" w:cs="Segoe UI Emoji"/>
+          <w:b/>
+          <w:bCs/>
+        </w:rPr>
+        <w:t xml:space="preserve"> control </w:t>
+      </w:r>
+      <w:proofErr w:type="spellStart"/>
+      <w:r>
+        <w:rPr>
+          <w:rFonts w:ascii="Segoe UI Emoji" w:hAnsi="Segoe UI Emoji" w:cs="Segoe UI Emoji"/>
+          <w:b/>
+          <w:bCs/>
+        </w:rPr>
+        <w:t>providers</w:t>
+      </w:r>
+      <w:proofErr w:type="spellEnd"/>
+      <w:r>
+        <w:rPr>
+          <w:rFonts w:ascii="Segoe UI Emoji" w:hAnsi="Segoe UI Emoji" w:cs="Segoe UI Emoji"/>
+          <w:b/>
+          <w:bCs/>
+        </w:rPr>
+        <w:t xml:space="preserve"> </w:t>
+      </w:r>
+      <w:proofErr w:type="spellStart"/>
+      <w:r>
+        <w:rPr>
+          <w:rFonts w:ascii="Segoe UI Emoji" w:hAnsi="Segoe UI Emoji" w:cs="Segoe UI Emoji"/>
+          <w:b/>
+          <w:bCs/>
+        </w:rPr>
+        <w:t>registered</w:t>
+      </w:r>
+      <w:proofErr w:type="spellEnd"/>
+      <w:r>
+        <w:rPr>
+          <w:rFonts w:ascii="Segoe UI Emoji" w:hAnsi="Segoe UI Emoji" w:cs="Segoe UI Emoji"/>
+          <w:b/>
+          <w:bCs/>
+        </w:rPr>
+        <w:t>”, haz esto:</w:t>
+      </w:r>
+    </w:p>
+    <w:p>
+      <w:pPr>
+        <w:tabs>
+          <w:tab w:val="left" w:pos="1140"/>
+        </w:tabs>
+        <w:rPr>
+          <w:rFonts w:ascii="Segoe UI Emoji" w:hAnsi="Segoe UI Emoji" w:cs="Segoe UI Emoji"/>
+          <w:b/>
+          <w:bCs/>
+          <w:lang w:val="en-US"/>
+        </w:rPr>
+      </w:pPr>
+      <w:r>
+        <w:rPr>
+          <w:rFonts w:ascii="Segoe UI Emoji" w:hAnsi="Segoe UI Emoji" w:cs="Segoe UI Emoji"/>
+          <w:b/>
+          <w:bCs/>
+          <w:lang w:val="en-US"/>
+        </w:rPr>
+        <w:t xml:space="preserve">git </w:t>
+      </w:r>
+      <w:proofErr w:type="spellStart"/>
+      <w:r>
+        <w:rPr>
+          <w:rFonts w:ascii="Segoe UI Emoji" w:hAnsi="Segoe UI Emoji" w:cs="Segoe UI Emoji"/>
+          <w:b/>
+          <w:bCs/>
+          <w:lang w:val="en-US"/>
+        </w:rPr>
+        <w:t>init</w:t>
+      </w:r>
+      <w:proofErr w:type="spellEnd"/>
+    </w:p>
+    <w:p>
+      <w:pPr>
+        <w:tabs>
+          <w:tab w:val="left" w:pos="1140"/>
+        </w:tabs>
+        <w:rPr>
+          <w:rFonts w:ascii="Segoe UI Emoji" w:hAnsi="Segoe UI Emoji" w:cs="Segoe UI Emoji"/>
+          <w:b/>
+          <w:bCs/>
+          <w:lang w:val="en-US"/>
+        </w:rPr>
+      </w:pPr>
+      <w:r>
+        <w:rPr>
+          <w:rFonts w:ascii="Segoe UI Emoji" w:hAnsi="Segoe UI Emoji" w:cs="Segoe UI Emoji"/>
+          <w:b/>
+          <w:bCs/>
+          <w:lang w:val="en-US"/>
+        </w:rPr>
+        <w:t xml:space="preserve">git </w:t>
+      </w:r>
+      <w:proofErr w:type="gramStart"/>
+      <w:r>
+        <w:rPr>
+          <w:rFonts w:ascii="Segoe UI Emoji" w:hAnsi="Segoe UI Emoji" w:cs="Segoe UI Emoji"/>
+          <w:b/>
+          <w:bCs/>
+          <w:lang w:val="en-US"/>
+        </w:rPr>
+        <w:t>remote</w:t>
+      </w:r>
+      <w:proofErr w:type="gramEnd"/>
+      <w:r>
+        <w:rPr>
+          <w:rFonts w:ascii="Segoe UI Emoji" w:hAnsi="Segoe UI Emoji" w:cs="Segoe UI Emoji"/>
+          <w:b/>
+          <w:bCs/>
+          <w:lang w:val="en-US"/>
+        </w:rPr>
+        <w:t xml:space="preserve"> add origin https://github.com/lenin2486-bot/DashboardExcelSIS.git</w:t>
+      </w:r>
+    </w:p>
+    <w:p>
+      <w:pPr>
+        <w:tabs>
+          <w:tab w:val="left" w:pos="1140"/>
+        </w:tabs>
+        <w:rPr>
+          <w:rFonts w:ascii="Segoe UI Emoji" w:hAnsi="Segoe UI Emoji" w:cs="Segoe UI Emoji"/>
+          <w:b/>
+          <w:bCs/>
+        </w:rPr>
+      </w:pPr>
+      <w:proofErr w:type="spellStart"/>
+      <w:r>
+        <w:rPr>
+          <w:rFonts w:ascii="Segoe UI Emoji" w:hAnsi="Segoe UI Emoji" w:cs="Segoe UI Emoji"/>
+          <w:b/>
+          <w:bCs/>
+        </w:rPr>
+        <w:t>git</w:t>
+      </w:r>
+      <w:proofErr w:type="spellEnd"/>
+      <w:r>
+        <w:rPr>
+          <w:rFonts w:ascii="Segoe UI Emoji" w:hAnsi="Segoe UI Emoji" w:cs="Segoe UI Emoji"/>
+          <w:b/>
+          <w:bCs/>
+        </w:rPr>
+        <w:t xml:space="preserve"> </w:t>
+      </w:r>
+      <w:proofErr w:type="spellStart"/>
+      <w:r>
+        <w:rPr>
+          <w:rFonts w:ascii="Segoe UI Emoji" w:hAnsi="Segoe UI Emoji" w:cs="Segoe UI Emoji"/>
+          <w:b/>
+          <w:bCs/>
+        </w:rPr>
+        <w:t>pull</w:t>
+      </w:r>
+      <w:proofErr w:type="spellEnd"/>
+      <w:r>
+        <w:rPr>
+          <w:rFonts w:ascii="Segoe UI Emoji" w:hAnsi="Segoe UI Emoji" w:cs="Segoe UI Emoji"/>
+          <w:b/>
+          <w:bCs/>
+        </w:rPr>
+        <w:t xml:space="preserve"> </w:t>
+      </w:r>
+      <w:proofErr w:type="spellStart"/>
+      <w:r>
+        <w:rPr>
+          <w:rFonts w:ascii="Segoe UI Emoji" w:hAnsi="Segoe UI Emoji" w:cs="Segoe UI Emoji"/>
+          <w:b/>
+          <w:bCs/>
+        </w:rPr>
+        <w:t>origin</w:t>
+      </w:r>
+      <w:proofErr w:type="spellEnd"/>
+      <w:r>
+        <w:rPr>
+          <w:rFonts w:ascii="Segoe UI Emoji" w:hAnsi="Segoe UI Emoji" w:cs="Segoe UI Emoji"/>
+          <w:b/>
+          <w:bCs/>
+        </w:rPr>
+        <w:t xml:space="preserve"> </w:t>
+      </w:r>
+      <w:proofErr w:type="spellStart"/>
+      <w:r>
+        <w:rPr>
+          <w:rFonts w:ascii="Segoe UI Emoji" w:hAnsi="Segoe UI Emoji" w:cs="Segoe UI Emoji"/>
+          <w:b/>
+          <w:bCs/>
+        </w:rPr>
+        <w:t>main</w:t>
+      </w:r>
+      <w:proofErr w:type="spellEnd"/>
+    </w:p>
+    <w:p>
+      <w:pPr>
+        <w:tabs>
+          <w:tab w:val="left" w:pos="1140"/>
+        </w:tabs>
+        <w:rPr>
+          <w:rFonts w:ascii="Segoe UI Emoji" w:hAnsi="Segoe UI Emoji" w:cs="Segoe UI Emoji"/>
+          <w:b/>
+          <w:bCs/>
+        </w:rPr>
+      </w:pPr>
+      <w:r>
+        <w:rPr>
+          <w:rFonts w:ascii="Segoe UI Emoji" w:hAnsi="Segoe UI Emoji" w:cs="Segoe UI Emoji"/>
+          <w:b/>
+          <w:bCs/>
+          <w:i/>
+          <w:iCs/>
+        </w:rPr>
+        <w:t xml:space="preserve">(O </w:t>
+      </w:r>
+      <w:proofErr w:type="gramStart"/>
+      <w:r>
+        <w:rPr>
+          <w:rFonts w:ascii="Segoe UI Emoji" w:hAnsi="Segoe UI Emoji" w:cs="Segoe UI Emoji"/>
+          <w:b/>
+          <w:bCs/>
+          <w:i/>
+          <w:iCs/>
+        </w:rPr>
+        <w:t>master</w:t>
+      </w:r>
+      <w:proofErr w:type="gramEnd"/>
+      <w:r>
+        <w:rPr>
+          <w:rFonts w:ascii="Segoe UI Emoji" w:hAnsi="Segoe UI Emoji" w:cs="Segoe UI Emoji"/>
+          <w:b/>
+          <w:bCs/>
+          <w:i/>
+          <w:iCs/>
+        </w:rPr>
+        <w:t xml:space="preserve"> si esa es tu rama principal)</w:t>
+      </w:r>
+    </w:p>
+    <w:p>
+      <w:pPr>
+        <w:tabs>
+          <w:tab w:val="left" w:pos="1140"/>
+        </w:tabs>
+        <w:rPr>
+          <w:rFonts w:ascii="Segoe UI Emoji" w:hAnsi="Segoe UI Emoji" w:cs="Segoe UI Emoji"/>
+          <w:b/>
+          <w:bCs/>
+        </w:rPr>
+      </w:pPr>
+      <w:r>
+        <w:rPr>
+          <w:rFonts w:ascii="Segoe UI Emoji" w:hAnsi="Segoe UI Emoji" w:cs="Segoe UI Emoji"/>
+          <w:b/>
+          <w:bCs/>
+        </w:rPr>
+        <w:pict w14:anchorId="689AB43F">
+          <v:rect id="_x0000_i1027" style="width:0;height:1.5pt" o:hralign="center" o:hrstd="t" o:hr="t" fillcolor="#a0a0a0" stroked="f"/>
+        </w:pict>
+      </w:r>
+    </w:p>
+    <w:p>
+      <w:pPr>
+        <w:tabs>
+          <w:tab w:val="left" w:pos="1140"/>
+        </w:tabs>
+        <w:rPr>
+          <w:rFonts w:ascii="Segoe UI Emoji" w:hAnsi="Segoe UI Emoji" w:cs="Segoe UI Emoji"/>
+          <w:b/>
+          <w:bCs/>
+        </w:rPr>
+      </w:pPr>
+      <w:r>
+        <w:rPr>
+          <w:rFonts w:ascii="Segoe UI Emoji" w:hAnsi="Segoe UI Emoji" w:cs="Segoe UI Emoji"/>
+          <w:b/>
+          <w:bCs/>
+        </w:rPr>
+        <w:t>🟢 4️⃣ Haz tus cambios en el archivo</w:t>
+      </w:r>
+    </w:p>
+    <w:p>
+      <w:pPr>
+        <w:tabs>
+          <w:tab w:val="left" w:pos="1140"/>
+        </w:tabs>
+        <w:rPr>
+          <w:rFonts w:ascii="Segoe UI Emoji" w:hAnsi="Segoe UI Emoji" w:cs="Segoe UI Emoji"/>
+          <w:b/>
+          <w:bCs/>
+        </w:rPr>
+      </w:pPr>
+      <w:r>
+        <w:rPr>
+          <w:rFonts w:ascii="Segoe UI Emoji" w:hAnsi="Segoe UI Emoji" w:cs="Segoe UI Emoji"/>
+          <w:b/>
+          <w:bCs/>
+        </w:rPr>
+        <w:t>Edita tu archivo normalmente:</w:t>
+      </w:r>
+    </w:p>
+    <w:p>
+      <w:pPr>
+        <w:tabs>
+          <w:tab w:val="left" w:pos="1140"/>
+        </w:tabs>
+        <w:rPr>
+          <w:rFonts w:ascii="Segoe UI Emoji" w:hAnsi="Segoe UI Emoji" w:cs="Segoe UI Emoji"/>
+          <w:b/>
+          <w:bCs/>
+        </w:rPr>
+      </w:pPr>
+      <w:r>
+        <w:rPr>
+          <w:rFonts w:ascii="Segoe UI Emoji" w:hAnsi="Segoe UI Emoji" w:cs="Segoe UI Emoji"/>
+          <w:b/>
+          <w:bCs/>
+        </w:rPr>
+        <w:t>Dashboard_Digitacion.py</w:t>
+      </w:r>
+    </w:p>
+    <w:p>
+      <w:pPr>
+        <w:tabs>
+          <w:tab w:val="left" w:pos="1140"/>
+        </w:tabs>
+        <w:rPr>
+          <w:rFonts w:ascii="Segoe UI Emoji" w:hAnsi="Segoe UI Emoji" w:cs="Segoe UI Emoji"/>
+          <w:b/>
+          <w:bCs/>
+        </w:rPr>
+      </w:pPr>
+      <w:r>
+        <w:rPr>
+          <w:rFonts w:ascii="Segoe UI Emoji" w:hAnsi="Segoe UI Emoji" w:cs="Segoe UI Emoji"/>
+          <w:b/>
+          <w:bCs/>
+        </w:rPr>
+        <w:t>Guárdalo (</w:t>
+      </w:r>
+      <w:proofErr w:type="spellStart"/>
+      <w:r>
+        <w:rPr>
+          <w:rFonts w:ascii="Segoe UI Emoji" w:hAnsi="Segoe UI Emoji" w:cs="Segoe UI Emoji"/>
+          <w:b/>
+          <w:bCs/>
+        </w:rPr>
+        <w:t>Ctrl</w:t>
+      </w:r>
+      <w:proofErr w:type="spellEnd"/>
+      <w:r>
+        <w:rPr>
+          <w:rFonts w:ascii="Segoe UI Emoji" w:hAnsi="Segoe UI Emoji" w:cs="Segoe UI Emoji"/>
+          <w:b/>
+          <w:bCs/>
+        </w:rPr>
+        <w:t xml:space="preserve"> + S).</w:t>
+      </w:r>
+    </w:p>
+    <w:p>
+      <w:pPr>
+        <w:tabs>
+          <w:tab w:val="left" w:pos="1140"/>
+        </w:tabs>
+        <w:rPr>
+          <w:rFonts w:ascii="Segoe UI Emoji" w:hAnsi="Segoe UI Emoji" w:cs="Segoe UI Emoji"/>
+          <w:b/>
+          <w:bCs/>
+        </w:rPr>
+      </w:pPr>
+      <w:r>
+        <w:rPr>
+          <w:rFonts w:ascii="Segoe UI Emoji" w:hAnsi="Segoe UI Emoji" w:cs="Segoe UI Emoji"/>
+          <w:b/>
+          <w:bCs/>
+        </w:rPr>
+        <w:pict w14:anchorId="1201CE33">
+          <v:rect id="_x0000_i1028" style="width:0;height:1.5pt" o:hralign="center" o:hrstd="t" o:hr="t" fillcolor="#a0a0a0" stroked="f"/>
+        </w:pict>
+      </w:r>
+    </w:p>
+    <w:p>
+      <w:pPr>
+        <w:tabs>
+          <w:tab w:val="left" w:pos="1140"/>
+        </w:tabs>
+        <w:rPr>
+          <w:rFonts w:ascii="Segoe UI Emoji" w:hAnsi="Segoe UI Emoji" w:cs="Segoe UI Emoji"/>
+          <w:b/>
+          <w:bCs/>
+        </w:rPr>
+      </w:pPr>
+      <w:r>
+        <w:rPr>
+          <w:rFonts w:ascii="Segoe UI Emoji" w:hAnsi="Segoe UI Emoji" w:cs="Segoe UI Emoji"/>
+          <w:b/>
+          <w:bCs/>
+        </w:rPr>
+        <w:t>🟢 5️⃣ Confirma y sube los cambios</w:t>
+      </w:r>
+    </w:p>
+    <w:p>
+      <w:pPr>
+        <w:tabs>
+          <w:tab w:val="left" w:pos="1140"/>
+        </w:tabs>
+        <w:rPr>
+          <w:rFonts w:ascii="Segoe UI Emoji" w:hAnsi="Segoe UI Emoji" w:cs="Segoe UI Emoji"/>
+          <w:b/>
+          <w:bCs/>
+        </w:rPr>
+      </w:pPr>
+      <w:r>
+        <w:rPr>
+          <w:rFonts w:ascii="Segoe UI Emoji" w:hAnsi="Segoe UI Emoji" w:cs="Segoe UI Emoji"/>
+          <w:b/>
+          <w:bCs/>
+        </w:rPr>
+        <w:t xml:space="preserve">Haz clic en el ícono de </w:t>
+      </w:r>
+      <w:proofErr w:type="spellStart"/>
+      <w:r>
+        <w:rPr>
+          <w:rFonts w:ascii="Segoe UI Emoji" w:hAnsi="Segoe UI Emoji" w:cs="Segoe UI Emoji"/>
+          <w:b/>
+          <w:bCs/>
+        </w:rPr>
+        <w:t>Source</w:t>
+      </w:r>
+      <w:proofErr w:type="spellEnd"/>
+      <w:r>
+        <w:rPr>
+          <w:rFonts w:ascii="Segoe UI Emoji" w:hAnsi="Segoe UI Emoji" w:cs="Segoe UI Emoji"/>
+          <w:b/>
+          <w:bCs/>
+        </w:rPr>
+        <w:t xml:space="preserve"> Control 🌿 otra vez.</w:t>
+      </w:r>
+    </w:p>
+    <w:p>
+      <w:pPr>
+        <w:tabs>
+          <w:tab w:val="left" w:pos="1140"/>
+        </w:tabs>
+        <w:rPr>
+          <w:rFonts w:ascii="Segoe UI Emoji" w:hAnsi="Segoe UI Emoji" w:cs="Segoe UI Emoji"/>
+          <w:b/>
+          <w:bCs/>
+        </w:rPr>
+      </w:pPr>
+      <w:r>
+        <w:rPr>
+          <w:rFonts w:ascii="Segoe UI Emoji" w:hAnsi="Segoe UI Emoji" w:cs="Segoe UI Emoji"/>
+          <w:b/>
+          <w:bCs/>
+        </w:rPr>
+        <w:t>Verás una lista de archivos modificados.</w:t>
+      </w:r>
+    </w:p>
+    <w:p>
+      <w:pPr>
+        <w:numPr>
+          <w:ilvl w:val="0"/>
+          <w:numId w:val="4"/>
+        </w:numPr>
+        <w:tabs>
+          <w:tab w:val="left" w:pos="1140"/>
+        </w:tabs>
+        <w:rPr>
+          <w:rFonts w:ascii="Segoe UI Emoji" w:hAnsi="Segoe UI Emoji" w:cs="Segoe UI Emoji"/>
+          <w:b/>
+          <w:bCs/>
+        </w:rPr>
+      </w:pPr>
+      <w:r>
+        <w:rPr>
+          <w:rFonts w:ascii="Segoe UI Emoji" w:hAnsi="Segoe UI Emoji" w:cs="Segoe UI Emoji"/>
+          <w:b/>
+          <w:bCs/>
+        </w:rPr>
+        <w:t>Escribe un mensaje arriba, por ejemplo:</w:t>
+      </w:r>
+    </w:p>
+    <w:p>
+      <w:pPr>
+        <w:numPr>
+          <w:ilvl w:val="0"/>
+          <w:numId w:val="4"/>
+        </w:numPr>
+        <w:tabs>
+          <w:tab w:val="clear" w:pos="720"/>
+          <w:tab w:val="left" w:pos="1140"/>
+        </w:tabs>
+        <w:rPr>
+          <w:rFonts w:ascii="Segoe UI Emoji" w:hAnsi="Segoe UI Emoji" w:cs="Segoe UI Emoji"/>
+          <w:b/>
+          <w:bCs/>
+        </w:rPr>
+      </w:pPr>
+      <w:r>
+        <w:rPr>
+          <w:rFonts w:ascii="Segoe UI Emoji" w:hAnsi="Segoe UI Emoji" w:cs="Segoe UI Emoji"/>
+          <w:b/>
+          <w:bCs/>
+        </w:rPr>
+        <w:t xml:space="preserve">Actualizo </w:t>
+      </w:r>
+      <w:proofErr w:type="spellStart"/>
+      <w:r>
+        <w:rPr>
+          <w:rFonts w:ascii="Segoe UI Emoji" w:hAnsi="Segoe UI Emoji" w:cs="Segoe UI Emoji"/>
+          <w:b/>
+          <w:bCs/>
+        </w:rPr>
+        <w:t>dashboard</w:t>
+      </w:r>
+      <w:proofErr w:type="spellEnd"/>
+      <w:r>
+        <w:rPr>
+          <w:rFonts w:ascii="Segoe UI Emoji" w:hAnsi="Segoe UI Emoji" w:cs="Segoe UI Emoji"/>
+          <w:b/>
+          <w:bCs/>
+        </w:rPr>
+        <w:t xml:space="preserve"> con mejoras</w:t>
+      </w:r>
+    </w:p>
+    <w:p>
+      <w:pPr>
+        <w:numPr>
+          <w:ilvl w:val="0"/>
+          <w:numId w:val="4"/>
+        </w:numPr>
+        <w:tabs>
+          <w:tab w:val="left" w:pos="1140"/>
+        </w:tabs>
+        <w:rPr>
+          <w:rFonts w:ascii="Segoe UI Emoji" w:hAnsi="Segoe UI Emoji" w:cs="Segoe UI Emoji"/>
+          <w:b/>
+          <w:bCs/>
+        </w:rPr>
+      </w:pPr>
+      <w:r>
+        <w:rPr>
+          <w:rFonts w:ascii="Segoe UI Emoji" w:hAnsi="Segoe UI Emoji" w:cs="Segoe UI Emoji"/>
+          <w:b/>
+          <w:bCs/>
+        </w:rPr>
+        <w:lastRenderedPageBreak/>
+        <w:t xml:space="preserve">Presiona </w:t>
+      </w:r>
+      <w:proofErr w:type="spellStart"/>
+      <w:r>
+        <w:rPr>
+          <w:rFonts w:ascii="Segoe UI Emoji" w:hAnsi="Segoe UI Emoji" w:cs="Segoe UI Emoji"/>
+          <w:b/>
+          <w:bCs/>
+        </w:rPr>
+        <w:t>Ctrl</w:t>
+      </w:r>
+      <w:proofErr w:type="spellEnd"/>
+      <w:r>
+        <w:rPr>
+          <w:rFonts w:ascii="Segoe UI Emoji" w:hAnsi="Segoe UI Emoji" w:cs="Segoe UI Emoji"/>
+          <w:b/>
+          <w:bCs/>
+        </w:rPr>
+        <w:t xml:space="preserve"> + </w:t>
+      </w:r>
+      <w:proofErr w:type="spellStart"/>
+      <w:r>
+        <w:rPr>
+          <w:rFonts w:ascii="Segoe UI Emoji" w:hAnsi="Segoe UI Emoji" w:cs="Segoe UI Emoji"/>
+          <w:b/>
+          <w:bCs/>
+        </w:rPr>
+        <w:t>Enter</w:t>
+      </w:r>
+      <w:proofErr w:type="spellEnd"/>
+      <w:r>
+        <w:rPr>
+          <w:rFonts w:ascii="Segoe UI Emoji" w:hAnsi="Segoe UI Emoji" w:cs="Segoe UI Emoji"/>
+          <w:b/>
+          <w:bCs/>
+        </w:rPr>
+        <w:t xml:space="preserve"> o haz clic en el ícono de ✔️ (</w:t>
+      </w:r>
+      <w:proofErr w:type="spellStart"/>
+      <w:r>
+        <w:rPr>
+          <w:rFonts w:ascii="Segoe UI Emoji" w:hAnsi="Segoe UI Emoji" w:cs="Segoe UI Emoji"/>
+          <w:b/>
+          <w:bCs/>
+        </w:rPr>
+        <w:t>Commit</w:t>
+      </w:r>
+      <w:proofErr w:type="spellEnd"/>
+      <w:r>
+        <w:rPr>
+          <w:rFonts w:ascii="Segoe UI Emoji" w:hAnsi="Segoe UI Emoji" w:cs="Segoe UI Emoji"/>
+          <w:b/>
+          <w:bCs/>
+        </w:rPr>
+        <w:t>)</w:t>
+      </w:r>
+    </w:p>
+    <w:p>
+      <w:pPr>
+        <w:numPr>
+          <w:ilvl w:val="0"/>
+          <w:numId w:val="4"/>
+        </w:numPr>
+        <w:tabs>
+          <w:tab w:val="left" w:pos="1140"/>
+        </w:tabs>
+        <w:rPr>
+          <w:rFonts w:ascii="Segoe UI Emoji" w:hAnsi="Segoe UI Emoji" w:cs="Segoe UI Emoji"/>
+          <w:b/>
+          <w:bCs/>
+        </w:rPr>
+      </w:pPr>
+      <w:r>
+        <w:rPr>
+          <w:rFonts w:ascii="Segoe UI Emoji" w:hAnsi="Segoe UI Emoji" w:cs="Segoe UI Emoji"/>
+          <w:b/>
+          <w:bCs/>
+        </w:rPr>
+        <w:t xml:space="preserve">Luego haz clic en el botón con los tres puntos (…) → selecciona </w:t>
+      </w:r>
+      <w:proofErr w:type="spellStart"/>
+      <w:r>
+        <w:rPr>
+          <w:rFonts w:ascii="Segoe UI Emoji" w:hAnsi="Segoe UI Emoji" w:cs="Segoe UI Emoji"/>
+          <w:b/>
+          <w:bCs/>
+        </w:rPr>
+        <w:t>Push</w:t>
+      </w:r>
+      <w:proofErr w:type="spellEnd"/>
+      <w:r>
+        <w:rPr>
+          <w:rFonts w:ascii="Segoe UI Emoji" w:hAnsi="Segoe UI Emoji" w:cs="Segoe UI Emoji"/>
+          <w:b/>
+          <w:bCs/>
+        </w:rPr>
+        <w:br/>
+      </w:r>
+      <w:r>
+        <w:rPr>
+          <w:rFonts w:ascii="Segoe UI Emoji" w:hAnsi="Segoe UI Emoji" w:cs="Segoe UI Emoji"/>
+          <w:b/>
+          <w:bCs/>
+          <w:i/>
+          <w:iCs/>
+        </w:rPr>
+        <w:t>(O si ves el botón azul que dice “</w:t>
+      </w:r>
+      <w:proofErr w:type="spellStart"/>
+      <w:r>
+        <w:rPr>
+          <w:rFonts w:ascii="Segoe UI Emoji" w:hAnsi="Segoe UI Emoji" w:cs="Segoe UI Emoji"/>
+          <w:b/>
+          <w:bCs/>
+          <w:i/>
+          <w:iCs/>
+        </w:rPr>
+        <w:t>Sync</w:t>
+      </w:r>
+      <w:proofErr w:type="spellEnd"/>
+      <w:r>
+        <w:rPr>
+          <w:rFonts w:ascii="Segoe UI Emoji" w:hAnsi="Segoe UI Emoji" w:cs="Segoe UI Emoji"/>
+          <w:b/>
+          <w:bCs/>
+          <w:i/>
+          <w:iCs/>
+        </w:rPr>
+        <w:t xml:space="preserve"> </w:t>
+      </w:r>
+      <w:proofErr w:type="spellStart"/>
+      <w:r>
+        <w:rPr>
+          <w:rFonts w:ascii="Segoe UI Emoji" w:hAnsi="Segoe UI Emoji" w:cs="Segoe UI Emoji"/>
+          <w:b/>
+          <w:bCs/>
+          <w:i/>
+          <w:iCs/>
+        </w:rPr>
+        <w:t>Changes</w:t>
+      </w:r>
+      <w:proofErr w:type="spellEnd"/>
+      <w:r>
+        <w:rPr>
+          <w:rFonts w:ascii="Segoe UI Emoji" w:hAnsi="Segoe UI Emoji" w:cs="Segoe UI Emoji"/>
+          <w:b/>
+          <w:bCs/>
+          <w:i/>
+          <w:iCs/>
+        </w:rPr>
+        <w:t>”, haz clic ahí)</w:t>
+      </w:r>
+    </w:p>
+    <w:p>
+      <w:pPr>
+        <w:tabs>
+          <w:tab w:val="left" w:pos="1140"/>
+        </w:tabs>
+        <w:rPr>
+          <w:rFonts w:ascii="Segoe UI Emoji" w:hAnsi="Segoe UI Emoji" w:cs="Segoe UI Emoji"/>
+          <w:b/>
+          <w:bCs/>
+        </w:rPr>
+      </w:pPr>
+      <w:r>
+        <w:rPr>
+          <w:rFonts w:ascii="Segoe UI Emoji" w:hAnsi="Segoe UI Emoji" w:cs="Segoe UI Emoji"/>
+          <w:b/>
+          <w:bCs/>
+        </w:rPr>
+        <w:t xml:space="preserve">VS </w:t>
+      </w:r>
+      <w:proofErr w:type="spellStart"/>
+      <w:r>
+        <w:rPr>
+          <w:rFonts w:ascii="Segoe UI Emoji" w:hAnsi="Segoe UI Emoji" w:cs="Segoe UI Emoji"/>
+          <w:b/>
+          <w:bCs/>
+        </w:rPr>
+        <w:t>Code</w:t>
+      </w:r>
+      <w:proofErr w:type="spellEnd"/>
+      <w:r>
+        <w:rPr>
+          <w:rFonts w:ascii="Segoe UI Emoji" w:hAnsi="Segoe UI Emoji" w:cs="Segoe UI Emoji"/>
+          <w:b/>
+          <w:bCs/>
+        </w:rPr>
+        <w:t xml:space="preserve"> hará automáticamente:</w:t>
+      </w:r>
+    </w:p>
+    <w:p>
+      <w:pPr>
+        <w:tabs>
+          <w:tab w:val="left" w:pos="1140"/>
+        </w:tabs>
+        <w:rPr>
+          <w:rFonts w:ascii="Segoe UI Emoji" w:hAnsi="Segoe UI Emoji" w:cs="Segoe UI Emoji"/>
+          <w:b/>
+          <w:bCs/>
+        </w:rPr>
+      </w:pPr>
+      <w:proofErr w:type="spellStart"/>
+      <w:r>
+        <w:rPr>
+          <w:rFonts w:ascii="Segoe UI Emoji" w:hAnsi="Segoe UI Emoji" w:cs="Segoe UI Emoji"/>
+          <w:b/>
+          <w:bCs/>
+        </w:rPr>
+        <w:t>git</w:t>
+      </w:r>
+      <w:proofErr w:type="spellEnd"/>
+      <w:r>
+        <w:rPr>
+          <w:rFonts w:ascii="Segoe UI Emoji" w:hAnsi="Segoe UI Emoji" w:cs="Segoe UI Emoji"/>
+          <w:b/>
+          <w:bCs/>
+        </w:rPr>
+        <w:t xml:space="preserve"> </w:t>
+      </w:r>
+      <w:proofErr w:type="spellStart"/>
+      <w:proofErr w:type="gramStart"/>
+      <w:r>
+        <w:rPr>
+          <w:rFonts w:ascii="Segoe UI Emoji" w:hAnsi="Segoe UI Emoji" w:cs="Segoe UI Emoji"/>
+          <w:b/>
+          <w:bCs/>
+        </w:rPr>
+        <w:t>add</w:t>
+      </w:r>
+      <w:proofErr w:type="spellEnd"/>
+      <w:r>
+        <w:rPr>
+          <w:rFonts w:ascii="Segoe UI Emoji" w:hAnsi="Segoe UI Emoji" w:cs="Segoe UI Emoji"/>
+          <w:b/>
+          <w:bCs/>
+        </w:rPr>
+        <w:t xml:space="preserve"> .</w:t>
+      </w:r>
+      <w:proofErr w:type="gramEnd"/>
+    </w:p>
+    <w:p>
+      <w:pPr>
+        <w:tabs>
+          <w:tab w:val="left" w:pos="1140"/>
+        </w:tabs>
+        <w:rPr>
+          <w:rFonts w:ascii="Segoe UI Emoji" w:hAnsi="Segoe UI Emoji" w:cs="Segoe UI Emoji"/>
+          <w:b/>
+          <w:bCs/>
+        </w:rPr>
+      </w:pPr>
+      <w:proofErr w:type="spellStart"/>
+      <w:r>
+        <w:rPr>
+          <w:rFonts w:ascii="Segoe UI Emoji" w:hAnsi="Segoe UI Emoji" w:cs="Segoe UI Emoji"/>
+          <w:b/>
+          <w:bCs/>
+        </w:rPr>
+        <w:t>git</w:t>
+      </w:r>
+      <w:proofErr w:type="spellEnd"/>
+      <w:r>
+        <w:rPr>
+          <w:rFonts w:ascii="Segoe UI Emoji" w:hAnsi="Segoe UI Emoji" w:cs="Segoe UI Emoji"/>
+          <w:b/>
+          <w:bCs/>
+        </w:rPr>
+        <w:t xml:space="preserve"> </w:t>
+      </w:r>
+      <w:proofErr w:type="spellStart"/>
+      <w:r>
+        <w:rPr>
+          <w:rFonts w:ascii="Segoe UI Emoji" w:hAnsi="Segoe UI Emoji" w:cs="Segoe UI Emoji"/>
+          <w:b/>
+          <w:bCs/>
+        </w:rPr>
+        <w:t>commit</w:t>
+      </w:r>
+      <w:proofErr w:type="spellEnd"/>
+      <w:r>
+        <w:rPr>
+          <w:rFonts w:ascii="Segoe UI Emoji" w:hAnsi="Segoe UI Emoji" w:cs="Segoe UI Emoji"/>
+          <w:b/>
+          <w:bCs/>
+        </w:rPr>
+        <w:t xml:space="preserve"> -m "Actualizo </w:t>
+      </w:r>
+      <w:proofErr w:type="spellStart"/>
+      <w:r>
+        <w:rPr>
+          <w:rFonts w:ascii="Segoe UI Emoji" w:hAnsi="Segoe UI Emoji" w:cs="Segoe UI Emoji"/>
+          <w:b/>
+          <w:bCs/>
+        </w:rPr>
+        <w:t>dashboard</w:t>
+      </w:r>
+      <w:proofErr w:type="spellEnd"/>
+      <w:r>
+        <w:rPr>
+          <w:rFonts w:ascii="Segoe UI Emoji" w:hAnsi="Segoe UI Emoji" w:cs="Segoe UI Emoji"/>
+          <w:b/>
+          <w:bCs/>
+        </w:rPr>
+        <w:t xml:space="preserve"> con mejoras"</w:t>
+      </w:r>
+    </w:p>
+    <w:p>
+      <w:pPr>
+        <w:tabs>
+          <w:tab w:val="left" w:pos="1140"/>
+        </w:tabs>
+        <w:rPr>
+          <w:rFonts w:ascii="Segoe UI Emoji" w:hAnsi="Segoe UI Emoji" w:cs="Segoe UI Emoji"/>
+          <w:b/>
+          <w:bCs/>
+        </w:rPr>
+      </w:pPr>
+      <w:proofErr w:type="spellStart"/>
+      <w:r>
+        <w:rPr>
+          <w:rFonts w:ascii="Segoe UI Emoji" w:hAnsi="Segoe UI Emoji" w:cs="Segoe UI Emoji"/>
+          <w:b/>
+          <w:bCs/>
+        </w:rPr>
+        <w:t>git</w:t>
+      </w:r>
+      <w:proofErr w:type="spellEnd"/>
+      <w:r>
+        <w:rPr>
+          <w:rFonts w:ascii="Segoe UI Emoji" w:hAnsi="Segoe UI Emoji" w:cs="Segoe UI Emoji"/>
+          <w:b/>
+          <w:bCs/>
+        </w:rPr>
+        <w:t xml:space="preserve"> </w:t>
+      </w:r>
+      <w:proofErr w:type="spellStart"/>
+      <w:r>
+        <w:rPr>
+          <w:rFonts w:ascii="Segoe UI Emoji" w:hAnsi="Segoe UI Emoji" w:cs="Segoe UI Emoji"/>
+          <w:b/>
+          <w:bCs/>
+        </w:rPr>
+        <w:t>push</w:t>
+      </w:r>
+      <w:proofErr w:type="spellEnd"/>
+    </w:p>
+    <w:p>
+      <w:pPr>
+        <w:tabs>
+          <w:tab w:val="left" w:pos="1140"/>
+        </w:tabs>
+        <w:rPr>
+          <w:rFonts w:ascii="Segoe UI Emoji" w:hAnsi="Segoe UI Emoji" w:cs="Segoe UI Emoji"/>
+          <w:b/>
+          <w:bCs/>
+        </w:rPr>
+      </w:pPr>
+      <w:r>
+        <w:rPr>
+          <w:rFonts w:ascii="Segoe UI Emoji" w:hAnsi="Segoe UI Emoji" w:cs="Segoe UI Emoji"/>
+          <w:b/>
+          <w:bCs/>
+        </w:rPr>
+        <w:pict w14:anchorId="6A5030EC">
+          <v:rect id="_x0000_i1029" style="width:0;height:1.5pt" o:hralign="center" o:hrstd="t" o:hr="t" fillcolor="#a0a0a0" stroked="f"/>
+        </w:pict>
+      </w:r>
+    </w:p>
+    <w:p>
+      <w:pPr>
+        <w:tabs>
+          <w:tab w:val="left" w:pos="1140"/>
+        </w:tabs>
+        <w:rPr>
+          <w:rFonts w:ascii="Segoe UI Emoji" w:hAnsi="Segoe UI Emoji" w:cs="Segoe UI Emoji"/>
+          <w:b/>
+          <w:bCs/>
+        </w:rPr>
+      </w:pPr>
+      <w:r>
+        <w:rPr>
+          <w:rFonts w:ascii="Segoe UI Emoji" w:hAnsi="Segoe UI Emoji" w:cs="Segoe UI Emoji"/>
+          <w:b/>
+          <w:bCs/>
+        </w:rPr>
+        <w:t xml:space="preserve">🟢 6️⃣ </w:t>
+      </w:r>
+      <w:proofErr w:type="spellStart"/>
+      <w:r>
+        <w:rPr>
+          <w:rFonts w:ascii="Segoe UI Emoji" w:hAnsi="Segoe UI Emoji" w:cs="Segoe UI Emoji"/>
+          <w:b/>
+          <w:bCs/>
+        </w:rPr>
+        <w:t>Streamlit</w:t>
+      </w:r>
+      <w:proofErr w:type="spellEnd"/>
+      <w:r>
+        <w:rPr>
+          <w:rFonts w:ascii="Segoe UI Emoji" w:hAnsi="Segoe UI Emoji" w:cs="Segoe UI Emoji"/>
+          <w:b/>
+          <w:bCs/>
+        </w:rPr>
+        <w:t xml:space="preserve"> Cloud se actualiza solo</w:t>
+      </w:r>
+    </w:p>
+    <w:p>
+      <w:pPr>
+        <w:tabs>
+          <w:tab w:val="left" w:pos="1140"/>
+        </w:tabs>
+        <w:rPr>
+          <w:rFonts w:ascii="Segoe UI Emoji" w:hAnsi="Segoe UI Emoji" w:cs="Segoe UI Emoji"/>
+          <w:b/>
+          <w:bCs/>
+        </w:rPr>
+      </w:pPr>
+      <w:r>
+        <w:rPr>
+          <w:rFonts w:ascii="Segoe UI Emoji" w:hAnsi="Segoe UI Emoji" w:cs="Segoe UI Emoji"/>
+          <w:b/>
+          <w:bCs/>
+        </w:rPr>
+        <w:t xml:space="preserve">Apenas termines el </w:t>
+      </w:r>
+      <w:proofErr w:type="spellStart"/>
+      <w:r>
+        <w:rPr>
+          <w:rFonts w:ascii="Segoe UI Emoji" w:hAnsi="Segoe UI Emoji" w:cs="Segoe UI Emoji"/>
+          <w:b/>
+          <w:bCs/>
+        </w:rPr>
+        <w:t>push</w:t>
+      </w:r>
+      <w:proofErr w:type="spellEnd"/>
+      <w:r>
+        <w:rPr>
+          <w:rFonts w:ascii="Segoe UI Emoji" w:hAnsi="Segoe UI Emoji" w:cs="Segoe UI Emoji"/>
+          <w:b/>
+          <w:bCs/>
+        </w:rPr>
+        <w:t xml:space="preserve">, </w:t>
+      </w:r>
+      <w:proofErr w:type="spellStart"/>
+      <w:r>
+        <w:rPr>
+          <w:rFonts w:ascii="Segoe UI Emoji" w:hAnsi="Segoe UI Emoji" w:cs="Segoe UI Emoji"/>
+          <w:b/>
+          <w:bCs/>
+        </w:rPr>
+        <w:t>Streamlit</w:t>
+      </w:r>
+      <w:proofErr w:type="spellEnd"/>
+      <w:r>
+        <w:rPr>
+          <w:rFonts w:ascii="Segoe UI Emoji" w:hAnsi="Segoe UI Emoji" w:cs="Segoe UI Emoji"/>
+          <w:b/>
+          <w:bCs/>
+        </w:rPr>
+        <w:t xml:space="preserve"> Cloud detecta el cambio y vuelve a compilar tu </w:t>
+      </w:r>
+      <w:proofErr w:type="gramStart"/>
+      <w:r>
+        <w:rPr>
+          <w:rFonts w:ascii="Segoe UI Emoji" w:hAnsi="Segoe UI Emoji" w:cs="Segoe UI Emoji"/>
+          <w:b/>
+          <w:bCs/>
+        </w:rPr>
+        <w:t>app</w:t>
+      </w:r>
+      <w:proofErr w:type="gramEnd"/>
+      <w:r>
+        <w:rPr>
+          <w:rFonts w:ascii="Segoe UI Emoji" w:hAnsi="Segoe UI Emoji" w:cs="Segoe UI Emoji"/>
+          <w:b/>
+          <w:bCs/>
+        </w:rPr>
+        <w:t>.</w:t>
+      </w:r>
+    </w:p>
+    <w:p>
+      <w:pPr>
+        <w:tabs>
+          <w:tab w:val="left" w:pos="1140"/>
+        </w:tabs>
+        <w:rPr>
+          <w:rFonts w:ascii="Segoe UI Emoji" w:hAnsi="Segoe UI Emoji" w:cs="Segoe UI Emoji"/>
+          <w:b/>
+          <w:bCs/>
+          <w:lang w:val="en-US"/>
+        </w:rPr>
+      </w:pPr>
+      <w:proofErr w:type="spellStart"/>
+      <w:r>
+        <w:rPr>
+          <w:rFonts w:ascii="Segoe UI Emoji" w:hAnsi="Segoe UI Emoji" w:cs="Segoe UI Emoji"/>
+          <w:b/>
+          <w:bCs/>
+          <w:lang w:val="en-US"/>
+        </w:rPr>
+        <w:t>Verás</w:t>
+      </w:r>
+      <w:proofErr w:type="spellEnd"/>
+      <w:r>
+        <w:rPr>
+          <w:rFonts w:ascii="Segoe UI Emoji" w:hAnsi="Segoe UI Emoji" w:cs="Segoe UI Emoji"/>
+          <w:b/>
+          <w:bCs/>
+          <w:lang w:val="en-US"/>
+        </w:rPr>
+        <w:t xml:space="preserve"> de nuevo:</w:t>
+      </w:r>
+    </w:p>
+    <w:p>
+      <w:pPr>
+        <w:tabs>
+          <w:tab w:val="left" w:pos="1140"/>
+        </w:tabs>
+        <w:rPr>
+          <w:rFonts w:ascii="Segoe UI Emoji" w:hAnsi="Segoe UI Emoji" w:cs="Segoe UI Emoji"/>
+          <w:b/>
+          <w:bCs/>
+          <w:lang w:val="en-US"/>
+        </w:rPr>
+      </w:pPr>
+      <w:r>
+        <w:rPr>
+          <w:rFonts w:ascii="Segoe UI Emoji" w:hAnsi="Segoe UI Emoji" w:cs="Segoe UI Emoji"/>
+          <w:b/>
+          <w:bCs/>
+          <w:lang w:val="en-US"/>
+        </w:rPr>
+        <w:t xml:space="preserve">“Your app is in the oven </w:t>
+      </w:r>
+      <w:r>
+        <w:rPr>
+          <w:rFonts w:ascii="Segoe UI Emoji" w:hAnsi="Segoe UI Emoji" w:cs="Segoe UI Emoji"/>
+          <w:b/>
+          <w:bCs/>
+        </w:rPr>
+        <w:t>🍞</w:t>
+      </w:r>
+      <w:r>
+        <w:rPr>
+          <w:rFonts w:ascii="Segoe UI Emoji" w:hAnsi="Segoe UI Emoji" w:cs="Segoe UI Emoji"/>
+          <w:b/>
+          <w:bCs/>
+          <w:lang w:val="en-US"/>
+        </w:rPr>
+        <w:t>”</w:t>
+      </w:r>
+    </w:p>
+    <w:p>
+      <w:pPr>
+        <w:tabs>
+          <w:tab w:val="left" w:pos="1140"/>
+        </w:tabs>
+        <w:rPr>
+          <w:rFonts w:ascii="Segoe UI Emoji" w:hAnsi="Segoe UI Emoji" w:cs="Segoe UI Emoji"/>
+          <w:b/>
+          <w:bCs/>
+        </w:rPr>
+      </w:pPr>
+      <w:r>
+        <w:rPr>
+          <w:rFonts w:ascii="Segoe UI Emoji" w:hAnsi="Segoe UI Emoji" w:cs="Segoe UI Emoji"/>
+          <w:b/>
+          <w:bCs/>
+        </w:rPr>
+        <w:t xml:space="preserve">y luego tu </w:t>
+      </w:r>
+      <w:proofErr w:type="gramStart"/>
+      <w:r>
+        <w:rPr>
+          <w:rFonts w:ascii="Segoe UI Emoji" w:hAnsi="Segoe UI Emoji" w:cs="Segoe UI Emoji"/>
+          <w:b/>
+          <w:bCs/>
+        </w:rPr>
+        <w:t>app</w:t>
+      </w:r>
+      <w:proofErr w:type="gramEnd"/>
+      <w:r>
+        <w:rPr>
+          <w:rFonts w:ascii="Segoe UI Emoji" w:hAnsi="Segoe UI Emoji" w:cs="Segoe UI Emoji"/>
+          <w:b/>
+          <w:bCs/>
+        </w:rPr>
+        <w:t xml:space="preserve"> se refrescará con la nueva versión 🚀</w:t>
+      </w:r>
+    </w:p>
+    <w:p>
+      <w:pPr>
+        <w:tabs>
+          <w:tab w:val="left" w:pos="1140"/>
+        </w:tabs>
+      </w:pPr>
+    </w:p>
+    <w:p>
+      <w:pPr>
+        <w:tabs>
+          <w:tab w:val="left" w:pos="1140"/>
+        </w:tabs>
+      </w:pPr>
+    </w:p>
+    <w:p>
+      <w:pPr>
+        <w:tabs>
+          <w:tab w:val="left" w:pos="1140"/>
+        </w:tabs>
+      </w:pPr>
+    </w:p>
+    <w:p>
+      <w:pPr>
+        <w:tabs>
+          <w:tab w:val="left" w:pos="1140"/>
+        </w:tabs>
+      </w:pPr>
+      <w:r>
+        <w:t xml:space="preserve">POR DEEP </w:t>
+      </w:r>
+      <w:proofErr w:type="spellStart"/>
+      <w:r>
+        <w:t>SEEK</w:t>
+      </w:r>
+      <w:proofErr w:type="spellEnd"/>
+    </w:p>
+    <w:p>
+      <w:pPr>
+        <w:tabs>
+          <w:tab w:val="left" w:pos="1140"/>
+        </w:tabs>
+        <w:rPr>
+          <w:b/>
+          <w:bCs/>
+        </w:rPr>
+      </w:pPr>
+      <w:r>
+        <w:rPr>
+          <w:b/>
+          <w:bCs/>
+        </w:rPr>
+        <w:t>Tu repositorio está listo para usar:</w:t>
+      </w:r>
+    </w:p>
+    <w:p>
+      <w:pPr>
+        <w:tabs>
+          <w:tab w:val="left" w:pos="1140"/>
+        </w:tabs>
+      </w:pPr>
+      <w:r>
+        <w:rPr>
+          <w:b/>
+          <w:bCs/>
+        </w:rPr>
+        <w:t>Para futuros cambios:</w:t>
+      </w:r>
+    </w:p>
+    <w:p>
+      <w:pPr>
+        <w:tabs>
+          <w:tab w:val="left" w:pos="1140"/>
+        </w:tabs>
+      </w:pPr>
+      <w:proofErr w:type="spellStart"/>
+      <w:r>
+        <w:t>bash</w:t>
+      </w:r>
+      <w:proofErr w:type="spellEnd"/>
+    </w:p>
+    <w:p>
+      <w:pPr>
+        <w:tabs>
+          <w:tab w:val="left" w:pos="1140"/>
+        </w:tabs>
+      </w:pPr>
+      <w:proofErr w:type="spellStart"/>
+      <w:r>
+        <w:t>git</w:t>
+      </w:r>
+      <w:proofErr w:type="spellEnd"/>
+      <w:r>
+        <w:t xml:space="preserve"> </w:t>
+      </w:r>
+      <w:proofErr w:type="spellStart"/>
+      <w:proofErr w:type="gramStart"/>
+      <w:r>
+        <w:t>add</w:t>
+      </w:r>
+      <w:proofErr w:type="spellEnd"/>
+      <w:r>
+        <w:t xml:space="preserve"> .</w:t>
+      </w:r>
+      <w:proofErr w:type="gramEnd"/>
+    </w:p>
+    <w:p>
+      <w:pPr>
+        <w:tabs>
+          <w:tab w:val="left" w:pos="1140"/>
+        </w:tabs>
+      </w:pPr>
+      <w:proofErr w:type="spellStart"/>
+      <w:r>
+        <w:t>git</w:t>
+      </w:r>
+      <w:proofErr w:type="spellEnd"/>
+      <w:r>
+        <w:t xml:space="preserve"> </w:t>
+      </w:r>
+      <w:proofErr w:type="spellStart"/>
+      <w:r>
+        <w:t>commit</w:t>
+      </w:r>
+      <w:proofErr w:type="spellEnd"/>
+      <w:r>
+        <w:t xml:space="preserve"> -m "Descripción de los cambios"</w:t>
+      </w:r>
+    </w:p>
+    <w:p>
+      <w:pPr>
+        <w:tabs>
+          <w:tab w:val="left" w:pos="1140"/>
+        </w:tabs>
+      </w:pPr>
+      <w:proofErr w:type="spellStart"/>
+      <w:r>
+        <w:t>git</w:t>
+      </w:r>
+      <w:proofErr w:type="spellEnd"/>
+      <w:r>
+        <w:t xml:space="preserve"> </w:t>
+      </w:r>
+      <w:proofErr w:type="spellStart"/>
+      <w:r>
+        <w:t>push</w:t>
+      </w:r>
+      <w:proofErr w:type="spellEnd"/>
+      <w:r>
+        <w:t xml:space="preserve"> </w:t>
+      </w:r>
+      <w:proofErr w:type="spellStart"/>
+      <w:r>
+        <w:t>origin</w:t>
+      </w:r>
+      <w:proofErr w:type="spellEnd"/>
+      <w:r>
+        <w:t xml:space="preserve"> </w:t>
+      </w:r>
+      <w:proofErr w:type="spellStart"/>
+      <w:r>
+        <w:t>main</w:t>
+      </w:r>
+      <w:proofErr w:type="spellEnd"/>
+    </w:p>
+    <w:p>
+      <w:pPr>
+        <w:tabs>
+          <w:tab w:val="left" w:pos="1140"/>
+        </w:tabs>
+      </w:pPr>
+      <w:r>
+        <w:rPr>
+          <w:b/>
+          <w:bCs/>
+        </w:rPr>
+        <w:t>Para actualizar desde GitHub:</w:t>
+      </w:r>
+    </w:p>
+    <w:p>
+      <w:pPr>
+        <w:tabs>
+          <w:tab w:val="left" w:pos="1140"/>
+        </w:tabs>
+      </w:pPr>
+      <w:proofErr w:type="spellStart"/>
+      <w:r>
+        <w:t>bash</w:t>
+      </w:r>
+      <w:proofErr w:type="spellEnd"/>
+    </w:p>
+    <w:p>
+      <w:pPr>
+        <w:tabs>
+          <w:tab w:val="left" w:pos="1140"/>
+        </w:tabs>
+      </w:pPr>
+      <w:proofErr w:type="spellStart"/>
+      <w:r>
+        <w:t>git</w:t>
+      </w:r>
+      <w:proofErr w:type="spellEnd"/>
+      <w:r>
+        <w:t xml:space="preserve"> </w:t>
+      </w:r>
+      <w:proofErr w:type="spellStart"/>
+      <w:r>
+        <w:t>pull</w:t>
+      </w:r>
+      <w:proofErr w:type="spellEnd"/>
+      <w:r>
+        <w:t xml:space="preserve"> </w:t>
+      </w:r>
+      <w:proofErr w:type="spellStart"/>
+      <w:r>
+        <w:t>origin</w:t>
+      </w:r>
+      <w:proofErr w:type="spellEnd"/>
+      <w:r>
+        <w:t xml:space="preserve"> </w:t>
+      </w:r>
+      <w:proofErr w:type="spellStart"/>
+      <w:r>
+        <w:t>main</w:t>
+      </w:r>
+      <w:proofErr w:type="spellEnd"/>
+    </w:p>
+    <w:p>
+      <w:pPr>
+        <w:tabs>
+          <w:tab w:val="left" w:pos="1140"/>
+        </w:tabs>
+      </w:pPr>
+    </w:p>
+    <w:p>
+      <w:pPr>
+        <w:tabs>
+          <w:tab w:val="left" w:pos="1140"/>
+        </w:tabs>
+      </w:pPr>
+    </w:p>
+    <w:p>
+      <w:pPr>
+        <w:tabs>
+          <w:tab w:val="left" w:pos="1140"/>
+        </w:tabs>
+        <w:rPr>
+          <w:b/>
+          <w:bCs/>
+        </w:rPr>
+      </w:pPr>
+      <w:r>
+        <w:rPr>
+          <w:b/>
+          <w:bCs/>
+        </w:rPr>
+        <w:t>Puedes ver tu repositorio en:</w:t>
+      </w:r>
+    </w:p>
+    <w:p>
+      <w:pPr>
+        <w:tabs>
+          <w:tab w:val="left" w:pos="1140"/>
+        </w:tabs>
+      </w:pPr>
+      <w:hyperlink r:id="rId8" w:tgtFrame="_blank" w:history="1">
+        <w:r>
+          <w:rPr>
+            <w:rStyle w:val="Hipervnculo"/>
+            <w:b/>
+            <w:bCs/>
+          </w:rPr>
+          <w:t>https://github.com/lenin2486-bot/DashboardExcelSIS</w:t>
+        </w:r>
+      </w:hyperlink>
+    </w:p>
+    <w:p>
+      <w:pPr>
+        <w:tabs>
+          <w:tab w:val="left" w:pos="1140"/>
+        </w:tabs>
+      </w:pPr>
+      <w:r>
+        <w:rPr>
+          <w:b/>
+          <w:bCs/>
+        </w:rPr>
+        <w:lastRenderedPageBreak/>
+        <w:t>¡Felicidades!</w:t>
+      </w:r>
+      <w:r>
+        <w:t> </w:t>
+      </w:r>
+      <w:r>
+        <w:rPr>
+          <w:rFonts w:ascii="Segoe UI Emoji" w:hAnsi="Segoe UI Emoji" w:cs="Segoe UI Emoji"/>
+        </w:rPr>
+        <w:t>🚀</w:t>
+      </w:r>
+      <w:r>
+        <w:t> </w:t>
+      </w:r>
+      <w:r>
+        <w:rPr>
+          <w:b/>
+          <w:bCs/>
+        </w:rPr>
+        <w:t>Has completado exitosamente el enlace entre tu carpeta local y GitHub.</w:t>
+      </w:r>
+    </w:p>
+    <w:p>
+      <w:pPr>
+        <w:tabs>
+          <w:tab w:val="left" w:pos="1140"/>
+        </w:tabs>
+        <w:rPr>
+          <w:b/>
+          <w:bCs/>
+        </w:rPr>
+      </w:pPr>
+      <w:r>
+        <w:rPr>
+          <w:b/>
+          <w:bCs/>
+        </w:rPr>
+        <w:t>Puedes ver tu repositorio en:</w:t>
+      </w:r>
+    </w:p>
+    <w:p>
+      <w:pPr>
+        <w:tabs>
+          <w:tab w:val="left" w:pos="1140"/>
+        </w:tabs>
+      </w:pPr>
+      <w:hyperlink r:id="rId9" w:tgtFrame="_blank" w:history="1">
+        <w:r>
+          <w:rPr>
+            <w:rStyle w:val="Hipervnculo"/>
+            <w:b/>
+            <w:bCs/>
+          </w:rPr>
+          <w:t>https://github.com/lenin2486-bot/DashboardExcelSIS</w:t>
+        </w:r>
+      </w:hyperlink>
+    </w:p>
+    <w:p>
+      <w:pPr>
+        <w:tabs>
+          <w:tab w:val="left" w:pos="1140"/>
+        </w:tabs>
+      </w:pPr>
+      <w:r>
+        <w:rPr>
+          <w:b/>
+          <w:bCs/>
+        </w:rPr>
+        <w:t>¡Felicidades!</w:t>
+      </w:r>
+      <w:r>
+        <w:t> </w:t>
+      </w:r>
+      <w:r>
+        <w:rPr>
+          <w:rFonts w:ascii="Segoe UI Emoji" w:hAnsi="Segoe UI Emoji" w:cs="Segoe UI Emoji"/>
+        </w:rPr>
+        <w:t>🚀</w:t>
+      </w:r>
+      <w:r>
+        <w:t> </w:t>
+      </w:r>
+      <w:r>
+        <w:rPr>
+          <w:b/>
+          <w:bCs/>
+        </w:rPr>
+        <w:t>Has completado exitosamente el enlace entre tu carpeta local y GitHub.</w:t>
+      </w:r>
+    </w:p>
+    <w:p>
+      <w:pPr>
+        <w:tabs>
+          <w:tab w:val="left" w:pos="1140"/>
+        </w:tabs>
+      </w:pPr>
+    </w:p>
+    <w:p>
+      <w:pPr>
+        <w:tabs>
+          <w:tab w:val="left" w:pos="1140"/>
+        </w:tabs>
+        <w:jc w:val="center"/>
+        <w:rPr>
+          <w:b/>
+          <w:bCs/>
+          <w:sz w:val="28"/>
+          <w:szCs w:val="28"/>
+        </w:rPr>
+      </w:pPr>
+      <w:r>
+        <w:rPr>
+          <w:b/>
+          <w:bCs/>
+          <w:sz w:val="28"/>
+          <w:szCs w:val="28"/>
+        </w:rPr>
+        <w:t xml:space="preserve">COMO FUNCIONA GIT </w:t>
+      </w:r>
+      <w:proofErr w:type="gramStart"/>
+      <w:r>
+        <w:rPr>
+          <w:b/>
+          <w:bCs/>
+          <w:sz w:val="28"/>
+          <w:szCs w:val="28"/>
+        </w:rPr>
+        <w:t>HUB</w:t>
+      </w:r>
+      <w:proofErr w:type="gramEnd"/>
+    </w:p>
+    <w:p>
+      <w:pPr>
+        <w:tabs>
+          <w:tab w:val="left" w:pos="1140"/>
+        </w:tabs>
+        <w:rPr>
+          <w:b/>
+          <w:bCs/>
+        </w:rPr>
+      </w:pPr>
+      <w:r>
+        <w:rPr>
+          <w:b/>
+          <w:bCs/>
+        </w:rPr>
+        <w:t>Subir tus cambios locales a GitHub:</w:t>
+      </w:r>
+    </w:p>
+    <w:p>
+      <w:pPr>
+        <w:tabs>
+          <w:tab w:val="left" w:pos="1140"/>
+        </w:tabs>
+      </w:pPr>
+      <w:proofErr w:type="spellStart"/>
+      <w:r>
+        <w:t>bash</w:t>
+      </w:r>
+      <w:proofErr w:type="spellEnd"/>
+    </w:p>
+    <w:p>
+      <w:pPr>
+        <w:tabs>
+          <w:tab w:val="left" w:pos="1140"/>
+        </w:tabs>
+      </w:pPr>
+      <w:r>
+        <w:rPr>
+          <w:i/>
+          <w:iCs/>
+        </w:rPr>
+        <w:t># Cuando termines de trabajar localmente</w:t>
+      </w:r>
+    </w:p>
+    <w:p>
+      <w:pPr>
+        <w:tabs>
+          <w:tab w:val="left" w:pos="1140"/>
+        </w:tabs>
+      </w:pPr>
+      <w:proofErr w:type="spellStart"/>
+      <w:r>
+        <w:t>git</w:t>
+      </w:r>
+      <w:proofErr w:type="spellEnd"/>
+      <w:r>
+        <w:t xml:space="preserve"> </w:t>
+      </w:r>
+      <w:proofErr w:type="spellStart"/>
+      <w:proofErr w:type="gramStart"/>
+      <w:r>
+        <w:t>add</w:t>
+      </w:r>
+      <w:proofErr w:type="spellEnd"/>
+      <w:r>
+        <w:t xml:space="preserve"> .</w:t>
+      </w:r>
+      <w:proofErr w:type="gramEnd"/>
+    </w:p>
+    <w:p>
+      <w:pPr>
+        <w:tabs>
+          <w:tab w:val="left" w:pos="1140"/>
+        </w:tabs>
+      </w:pPr>
+      <w:proofErr w:type="spellStart"/>
+      <w:r>
+        <w:t>git</w:t>
+      </w:r>
+      <w:proofErr w:type="spellEnd"/>
+      <w:r>
+        <w:t xml:space="preserve"> </w:t>
+      </w:r>
+      <w:proofErr w:type="spellStart"/>
+      <w:r>
+        <w:t>commit</w:t>
+      </w:r>
+      <w:proofErr w:type="spellEnd"/>
+      <w:r>
+        <w:t xml:space="preserve"> -m "Mi descripción de cambios"</w:t>
+      </w:r>
+    </w:p>
+    <w:p>
+      <w:pPr>
+        <w:tabs>
+          <w:tab w:val="left" w:pos="1140"/>
+        </w:tabs>
+      </w:pPr>
+      <w:proofErr w:type="spellStart"/>
+      <w:r>
+        <w:t>git</w:t>
+      </w:r>
+      <w:proofErr w:type="spellEnd"/>
+      <w:r>
+        <w:t xml:space="preserve"> </w:t>
+      </w:r>
+      <w:proofErr w:type="spellStart"/>
+      <w:r>
+        <w:t>push</w:t>
+      </w:r>
+      <w:proofErr w:type="spellEnd"/>
+      <w:r>
+        <w:t xml:space="preserve"> </w:t>
+      </w:r>
+      <w:proofErr w:type="spellStart"/>
+      <w:r>
+        <w:t>origin</w:t>
+      </w:r>
+      <w:proofErr w:type="spellEnd"/>
+      <w:r>
+        <w:t xml:space="preserve"> </w:t>
+      </w:r>
+      <w:proofErr w:type="spellStart"/>
+      <w:r>
+        <w:t>main</w:t>
+      </w:r>
+      <w:proofErr w:type="spellEnd"/>
+    </w:p>
+    <w:p>
+      <w:pPr>
+        <w:tabs>
+          <w:tab w:val="left" w:pos="1140"/>
+        </w:tabs>
+      </w:pPr>
+    </w:p>
+    <w:p>
+      <w:pPr>
+        <w:tabs>
+          <w:tab w:val="left" w:pos="1140"/>
+        </w:tabs>
+      </w:pPr>
+    </w:p>
+    <w:p>
+      <w:pPr>
+        <w:tabs>
+          <w:tab w:val="left" w:pos="1140"/>
+        </w:tabs>
+        <w:rPr>
+          <w:b/>
+          <w:bCs/>
+        </w:rPr>
+      </w:pPr>
+      <w:r>
+        <w:rPr>
+          <w:b/>
+          <w:bCs/>
+        </w:rPr>
+        <w:t>Traer cambios de GitHub a tu local:</w:t>
+      </w:r>
+    </w:p>
+    <w:p>
+      <w:pPr>
+        <w:tabs>
+          <w:tab w:val="left" w:pos="1140"/>
+        </w:tabs>
+      </w:pPr>
+      <w:proofErr w:type="spellStart"/>
+      <w:r>
+        <w:t>bash</w:t>
+      </w:r>
+      <w:proofErr w:type="spellEnd"/>
+    </w:p>
+    <w:p>
+      <w:pPr>
+        <w:tabs>
+          <w:tab w:val="left" w:pos="1140"/>
+        </w:tabs>
+      </w:pPr>
+      <w:r>
+        <w:rPr>
+          <w:i/>
+          <w:iCs/>
+        </w:rPr>
+        <w:t># Si alguien más hizo cambios en GitHub</w:t>
+      </w:r>
+    </w:p>
+    <w:p>
+      <w:pPr>
+        <w:tabs>
+          <w:tab w:val="left" w:pos="1140"/>
+        </w:tabs>
+      </w:pPr>
+      <w:proofErr w:type="spellStart"/>
+      <w:r>
+        <w:t>git</w:t>
+      </w:r>
+      <w:proofErr w:type="spellEnd"/>
+      <w:r>
+        <w:t xml:space="preserve"> </w:t>
+      </w:r>
+      <w:proofErr w:type="spellStart"/>
+      <w:r>
+        <w:t>pull</w:t>
+      </w:r>
+      <w:proofErr w:type="spellEnd"/>
+      <w:r>
+        <w:t xml:space="preserve"> </w:t>
+      </w:r>
+      <w:proofErr w:type="spellStart"/>
+      <w:r>
+        <w:t>origin</w:t>
+      </w:r>
+      <w:proofErr w:type="spellEnd"/>
+      <w:r>
+        <w:t xml:space="preserve"> </w:t>
+      </w:r>
+      <w:proofErr w:type="spellStart"/>
+      <w:r>
+        <w:t>main</w:t>
+      </w:r>
+      <w:proofErr w:type="spellEnd"/>
+    </w:p>
+    <w:p>
+      <w:pPr>
+        <w:tabs>
+          <w:tab w:val="left" w:pos="1140"/>
+        </w:tabs>
+        <w:rPr>
+          <w:b/>
+          <w:bCs/>
+        </w:rPr>
+      </w:pPr>
+      <w:r>
+        <w:rPr>
+          <w:b/>
+          <w:bCs/>
+        </w:rPr>
+        <w:t>Escenarios comunes:</w:t>
+      </w:r>
+    </w:p>
+    <w:p>
+      <w:pPr>
+        <w:tabs>
+          <w:tab w:val="left" w:pos="1140"/>
+        </w:tabs>
+        <w:rPr>
+          <w:b/>
+          <w:bCs/>
+        </w:rPr>
+      </w:pPr>
+      <w:r>
+        <w:rPr>
+          <w:b/>
+          <w:bCs/>
+        </w:rPr>
+        <w:t>Trabajando solo:</w:t>
+      </w:r>
+    </w:p>
+    <w:p>
+      <w:pPr>
+        <w:tabs>
+          <w:tab w:val="left" w:pos="1140"/>
+        </w:tabs>
+      </w:pPr>
+      <w:proofErr w:type="spellStart"/>
+      <w:r>
+        <w:t>bash</w:t>
+      </w:r>
+      <w:proofErr w:type="spellEnd"/>
+    </w:p>
+    <w:p>
+      <w:pPr>
+        <w:tabs>
+          <w:tab w:val="left" w:pos="1140"/>
+        </w:tabs>
+      </w:pPr>
+      <w:r>
+        <w:rPr>
+          <w:i/>
+          <w:iCs/>
+        </w:rPr>
+        <w:t># Día 1: Trabajas localmente</w:t>
+      </w:r>
+    </w:p>
+    <w:p>
+      <w:pPr>
+        <w:tabs>
+          <w:tab w:val="left" w:pos="1140"/>
+        </w:tabs>
+        <w:rPr>
+          <w:lang w:val="en-US"/>
+        </w:rPr>
+      </w:pPr>
+      <w:r>
+        <w:rPr>
+          <w:i/>
+          <w:iCs/>
+          <w:lang w:val="en-US"/>
+        </w:rPr>
+        <w:t xml:space="preserve"># Día 2: Subes </w:t>
+      </w:r>
+      <w:proofErr w:type="spellStart"/>
+      <w:r>
+        <w:rPr>
+          <w:i/>
+          <w:iCs/>
+          <w:lang w:val="en-US"/>
+        </w:rPr>
+        <w:t>cambios</w:t>
+      </w:r>
+      <w:proofErr w:type="spellEnd"/>
+      <w:r>
+        <w:rPr>
+          <w:i/>
+          <w:iCs/>
+          <w:lang w:val="en-US"/>
+        </w:rPr>
+        <w:t xml:space="preserve"> a GitHub</w:t>
+      </w:r>
+    </w:p>
+    <w:p>
+      <w:pPr>
+        <w:tabs>
+          <w:tab w:val="left" w:pos="1140"/>
+        </w:tabs>
+        <w:rPr>
+          <w:lang w:val="en-US"/>
+        </w:rPr>
+      </w:pPr>
+      <w:r>
+        <w:rPr>
+          <w:lang w:val="en-US"/>
+        </w:rPr>
+        <w:t xml:space="preserve">git </w:t>
+      </w:r>
+      <w:proofErr w:type="gramStart"/>
+      <w:r>
+        <w:rPr>
+          <w:lang w:val="en-US"/>
+        </w:rPr>
+        <w:t>add .</w:t>
+      </w:r>
+      <w:proofErr w:type="gramEnd"/>
+      <w:r>
+        <w:rPr>
+          <w:lang w:val="en-US"/>
+        </w:rPr>
+        <w:t xml:space="preserve"> </w:t>
+      </w:r>
+      <w:r>
+        <w:rPr>
+          <w:lang w:val="en-US"/>
+        </w:rPr>
+        <w:t>&amp;&amp; git commit -m "Avances" &amp;&amp; git push origin main</w:t>
+      </w:r>
+    </w:p>
+    <w:p>
+      <w:pPr>
+        <w:tabs>
+          <w:tab w:val="left" w:pos="1140"/>
+        </w:tabs>
+        <w:rPr>
+          <w:b/>
+          <w:bCs/>
+        </w:rPr>
+      </w:pPr>
+      <w:r>
+        <w:rPr>
+          <w:b/>
+          <w:bCs/>
+        </w:rPr>
+        <w:t>Trabajando en equipo:</w:t>
+      </w:r>
+    </w:p>
+    <w:p>
+      <w:pPr>
+        <w:tabs>
+          <w:tab w:val="left" w:pos="1140"/>
+        </w:tabs>
+      </w:pPr>
+      <w:proofErr w:type="spellStart"/>
+      <w:r>
+        <w:t>bash</w:t>
+      </w:r>
+      <w:proofErr w:type="spellEnd"/>
+    </w:p>
+    <w:p>
+      <w:pPr>
+        <w:tabs>
+          <w:tab w:val="left" w:pos="1140"/>
+        </w:tabs>
+      </w:pPr>
+      <w:r>
+        <w:rPr>
+          <w:i/>
+          <w:iCs/>
+        </w:rPr>
+        <w:t># Antes de empezar: Traer cambios recientes</w:t>
+      </w:r>
+    </w:p>
+    <w:p>
+      <w:pPr>
+        <w:tabs>
+          <w:tab w:val="left" w:pos="1140"/>
+        </w:tabs>
+      </w:pPr>
+      <w:proofErr w:type="spellStart"/>
+      <w:r>
+        <w:t>git</w:t>
+      </w:r>
+      <w:proofErr w:type="spellEnd"/>
+      <w:r>
+        <w:t xml:space="preserve"> </w:t>
+      </w:r>
+      <w:proofErr w:type="spellStart"/>
+      <w:r>
+        <w:t>pull</w:t>
+      </w:r>
+      <w:proofErr w:type="spellEnd"/>
+      <w:r>
+        <w:t xml:space="preserve"> </w:t>
+      </w:r>
+      <w:proofErr w:type="spellStart"/>
+      <w:r>
+        <w:t>origin</w:t>
+      </w:r>
+      <w:proofErr w:type="spellEnd"/>
+      <w:r>
+        <w:t xml:space="preserve"> </w:t>
+      </w:r>
+      <w:proofErr w:type="spellStart"/>
+      <w:r>
+        <w:t>main</w:t>
+      </w:r>
+      <w:proofErr w:type="spellEnd"/>
+    </w:p>
+    <w:p>
+      <w:pPr>
+        <w:tabs>
+          <w:tab w:val="left" w:pos="1140"/>
+        </w:tabs>
+      </w:pPr>
+    </w:p>
+    <w:p>
+      <w:pPr>
+        <w:tabs>
+          <w:tab w:val="left" w:pos="1140"/>
+        </w:tabs>
+      </w:pPr>
+      <w:r>
+        <w:rPr>
+          <w:i/>
+          <w:iCs/>
+        </w:rPr>
+        <w:lastRenderedPageBreak/>
+        <w:t># Después de trabajar: Subir tus cambios</w:t>
+      </w:r>
+    </w:p>
+    <w:p>
+      <w:pPr>
+        <w:tabs>
+          <w:tab w:val="left" w:pos="1140"/>
+        </w:tabs>
+        <w:rPr>
+          <w:lang w:val="en-US"/>
+        </w:rPr>
+      </w:pPr>
+      <w:r>
+        <w:rPr>
+          <w:lang w:val="en-US"/>
+        </w:rPr>
+        <w:t>git add . &amp;&amp; git commit -m "Mi contribución" &amp;&amp; git push origin main</w:t>
+      </w:r>
+    </w:p>
+    <w:p>
+      <w:pPr>
+        <w:tabs>
+          <w:tab w:val="left" w:pos="1140"/>
+        </w:tabs>
+        <w:rPr>
+          <w:b/>
+          <w:bCs/>
+        </w:rPr>
+      </w:pPr>
+      <w:r>
+        <w:rPr>
+          <w:b/>
+          <w:bCs/>
+        </w:rPr>
+        <w:t>¿Quieres algo más cercano a sincronización automática?</w:t>
+      </w:r>
+    </w:p>
+    <w:p>
+      <w:pPr>
+        <w:tabs>
+          <w:tab w:val="left" w:pos="1140"/>
+        </w:tabs>
+      </w:pPr>
+      <w:r>
+        <w:t>Puedes usar </w:t>
+      </w:r>
+      <w:r>
+        <w:rPr>
+          <w:b/>
+          <w:bCs/>
+        </w:rPr>
+        <w:t>GitHub Desktop</w:t>
+      </w:r>
+      <w:r>
+        <w:t xml:space="preserve"> (interfaz gráfica) que hace el proceso más visual, pero igual requiere que confirmes los </w:t>
+      </w:r>
+      <w:proofErr w:type="spellStart"/>
+      <w:r>
+        <w:t>commits</w:t>
+      </w:r>
+      <w:proofErr w:type="spellEnd"/>
+      <w:r>
+        <w:t>.</w:t>
       </w:r>
     </w:p>
     <w:p>
@@ -456,6 +3257,345 @@
 <file path=word/numbering.xml><?xml version="1.0" encoding="utf-8"?>
 <w:numbering xmlns:wpc="http://schemas.microsoft.com/office/word/2010/wordprocessingCanvas" xmlns:cx="http://schemas.microsoft.com/office/drawing/2014/chartex" xmlns:cx1="http://schemas.microsoft.com/office/drawing/2015/9/8/chartex" xmlns:cx2="http://schemas.microsoft.com/office/drawing/2015/10/21/chartex" xmlns:cx3="http://schemas.microsoft.com/office/drawing/2016/5/9/chartex" xmlns:cx4="http://schemas.microsoft.com/office/drawing/2016/5/10/chartex" xmlns:cx5="http://schemas.microsoft.com/office/drawing/2016/5/11/chartex" xmlns:cx6="http://schemas.microsoft.com/office/drawing/2016/5/12/chartex" xmlns:cx7="http://schemas.microsoft.com/office/drawing/2016/5/13/chartex" xmlns:cx8="http://schemas.microsoft.com/office/drawing/2016/5/14/chartex" xmlns:mc="http://schemas.openxmlformats.org/markup-compatibility/2006" xmlns:aink="http://schemas.microsoft.com/office/drawing/2016/ink" xmlns:am3d="http://schemas.microsoft.com/office/drawing/2017/model3d" xmlns:o="urn:schemas-microsoft-com:office:office" xmlns:oel="http://schemas.microsoft.com/office/2019/extlst" xmlns:r="http://schemas.openxmlformats.org/officeDocument/2006/relationships" xmlns:m="http://schemas.openxmlformats.org/officeDocument/2006/math" xmlns:v="urn:schemas-microsoft-com:vml" xmlns:wp14="http://schemas.microsoft.com/office/word/2010/wordprocessingDrawing" xmlns:wp="http://schemas.openxmlformats.org/drawingml/2006/wordprocessingDrawing" xmlns:w10="urn:schemas-microsoft-com:office:word" xmlns:w="http://schemas.openxmlformats.org/wordprocessingml/2006/main" xmlns:w14="http://schemas.microsoft.com/office/word/2010/wordml" xmlns:w15="http://schemas.microsoft.com/office/word/2012/wordml" xmlns:w16cex="http://schemas.microsoft.com/office/word/2018/wordml/cex" xmlns:w16cid="http://schemas.microsoft.com/office/word/2016/wordml/cid" xmlns:w16="http://schemas.microsoft.com/office/word/2018/wordml" xmlns:w16du="http://schemas.microsoft.com/office/word/2023/wordml/word16du" xmlns:w16sdtdh="http://schemas.microsoft.com/office/word/2020/wordml/sdtdatahash" xmlns:w16sdtfl="http://schemas.microsoft.com/office/word/2024/wordml/sdtformatlock" xmlns:w16se="http://schemas.microsoft.com/office/word/2015/wordml/symex" xmlns:wpg="http://schemas.microsoft.com/office/word/2010/wordprocessingGroup" xmlns:wpi="http://schemas.microsoft.com/office/word/2010/wordprocessingInk" xmlns:wne="http://schemas.microsoft.com/office/word/2006/wordml" xmlns:wps="http://schemas.microsoft.com/office/word/2010/wordprocessingShape" mc:Ignorable="w14 w15 w16se w16cid w16 w16cex w16sdtdh w16sdtfl w16du wp14">
   <w:abstractNum w:abstractNumId="0" w15:restartNumberingAfterBreak="0">
+    <w:nsid w:val="1D1A14DB"/>
+    <w:multiLevelType w:val="multilevel"/>
+    <w:tmpl w:val="B4801CDA"/>
+    <w:lvl w:ilvl="0">
+      <w:start w:val="1"/>
+      <w:numFmt w:val="decimal"/>
+      <w:lvlText w:val="%1."/>
+      <w:lvlJc w:val="left"/>
+      <w:pPr>
+        <w:tabs>
+          <w:tab w:val="num" w:pos="720"/>
+        </w:tabs>
+        <w:ind w:left="720" w:hanging="360"/>
+      </w:pPr>
+    </w:lvl>
+    <w:lvl w:ilvl="1" w:tentative="1">
+      <w:start w:val="1"/>
+      <w:numFmt w:val="decimal"/>
+      <w:lvlText w:val="%2."/>
+      <w:lvlJc w:val="left"/>
+      <w:pPr>
+        <w:tabs>
+          <w:tab w:val="num" w:pos="1440"/>
+        </w:tabs>
+        <w:ind w:left="1440" w:hanging="360"/>
+      </w:pPr>
+    </w:lvl>
+    <w:lvl w:ilvl="2" w:tentative="1">
+      <w:start w:val="1"/>
+      <w:numFmt w:val="decimal"/>
+      <w:lvlText w:val="%3."/>
+      <w:lvlJc w:val="left"/>
+      <w:pPr>
+        <w:tabs>
+          <w:tab w:val="num" w:pos="2160"/>
+        </w:tabs>
+        <w:ind w:left="2160" w:hanging="360"/>
+      </w:pPr>
+    </w:lvl>
+    <w:lvl w:ilvl="3" w:tentative="1">
+      <w:start w:val="1"/>
+      <w:numFmt w:val="decimal"/>
+      <w:lvlText w:val="%4."/>
+      <w:lvlJc w:val="left"/>
+      <w:pPr>
+        <w:tabs>
+          <w:tab w:val="num" w:pos="2880"/>
+        </w:tabs>
+        <w:ind w:left="2880" w:hanging="360"/>
+      </w:pPr>
+    </w:lvl>
+    <w:lvl w:ilvl="4" w:tentative="1">
+      <w:start w:val="1"/>
+      <w:numFmt w:val="decimal"/>
+      <w:lvlText w:val="%5."/>
+      <w:lvlJc w:val="left"/>
+      <w:pPr>
+        <w:tabs>
+          <w:tab w:val="num" w:pos="3600"/>
+        </w:tabs>
+        <w:ind w:left="3600" w:hanging="360"/>
+      </w:pPr>
+    </w:lvl>
+    <w:lvl w:ilvl="5" w:tentative="1">
+      <w:start w:val="1"/>
+      <w:numFmt w:val="decimal"/>
+      <w:lvlText w:val="%6."/>
+      <w:lvlJc w:val="left"/>
+      <w:pPr>
+        <w:tabs>
+          <w:tab w:val="num" w:pos="4320"/>
+        </w:tabs>
+        <w:ind w:left="4320" w:hanging="360"/>
+      </w:pPr>
+    </w:lvl>
+    <w:lvl w:ilvl="6" w:tentative="1">
+      <w:start w:val="1"/>
+      <w:numFmt w:val="decimal"/>
+      <w:lvlText w:val="%7."/>
+      <w:lvlJc w:val="left"/>
+      <w:pPr>
+        <w:tabs>
+          <w:tab w:val="num" w:pos="5040"/>
+        </w:tabs>
+        <w:ind w:left="5040" w:hanging="360"/>
+      </w:pPr>
+    </w:lvl>
+    <w:lvl w:ilvl="7" w:tentative="1">
+      <w:start w:val="1"/>
+      <w:numFmt w:val="decimal"/>
+      <w:lvlText w:val="%8."/>
+      <w:lvlJc w:val="left"/>
+      <w:pPr>
+        <w:tabs>
+          <w:tab w:val="num" w:pos="5760"/>
+        </w:tabs>
+        <w:ind w:left="5760" w:hanging="360"/>
+      </w:pPr>
+    </w:lvl>
+    <w:lvl w:ilvl="8" w:tentative="1">
+      <w:start w:val="1"/>
+      <w:numFmt w:val="decimal"/>
+      <w:lvlText w:val="%9."/>
+      <w:lvlJc w:val="left"/>
+      <w:pPr>
+        <w:tabs>
+          <w:tab w:val="num" w:pos="6480"/>
+        </w:tabs>
+        <w:ind w:left="6480" w:hanging="360"/>
+      </w:pPr>
+    </w:lvl>
+  </w:abstractNum>
+  <w:abstractNum w:abstractNumId="1" w15:restartNumberingAfterBreak="0">
+    <w:nsid w:val="33E0684D"/>
+    <w:multiLevelType w:val="multilevel"/>
+    <w:tmpl w:val="62D03268"/>
+    <w:lvl w:ilvl="0">
+      <w:start w:val="1"/>
+      <w:numFmt w:val="decimal"/>
+      <w:lvlText w:val="%1."/>
+      <w:lvlJc w:val="left"/>
+      <w:pPr>
+        <w:tabs>
+          <w:tab w:val="num" w:pos="720"/>
+        </w:tabs>
+        <w:ind w:left="720" w:hanging="360"/>
+      </w:pPr>
+    </w:lvl>
+    <w:lvl w:ilvl="1" w:tentative="1">
+      <w:start w:val="1"/>
+      <w:numFmt w:val="decimal"/>
+      <w:lvlText w:val="%2."/>
+      <w:lvlJc w:val="left"/>
+      <w:pPr>
+        <w:tabs>
+          <w:tab w:val="num" w:pos="1440"/>
+        </w:tabs>
+        <w:ind w:left="1440" w:hanging="360"/>
+      </w:pPr>
+    </w:lvl>
+    <w:lvl w:ilvl="2" w:tentative="1">
+      <w:start w:val="1"/>
+      <w:numFmt w:val="decimal"/>
+      <w:lvlText w:val="%3."/>
+      <w:lvlJc w:val="left"/>
+      <w:pPr>
+        <w:tabs>
+          <w:tab w:val="num" w:pos="2160"/>
+        </w:tabs>
+        <w:ind w:left="2160" w:hanging="360"/>
+      </w:pPr>
+    </w:lvl>
+    <w:lvl w:ilvl="3" w:tentative="1">
+      <w:start w:val="1"/>
+      <w:numFmt w:val="decimal"/>
+      <w:lvlText w:val="%4."/>
+      <w:lvlJc w:val="left"/>
+      <w:pPr>
+        <w:tabs>
+          <w:tab w:val="num" w:pos="2880"/>
+        </w:tabs>
+        <w:ind w:left="2880" w:hanging="360"/>
+      </w:pPr>
+    </w:lvl>
+    <w:lvl w:ilvl="4" w:tentative="1">
+      <w:start w:val="1"/>
+      <w:numFmt w:val="decimal"/>
+      <w:lvlText w:val="%5."/>
+      <w:lvlJc w:val="left"/>
+      <w:pPr>
+        <w:tabs>
+          <w:tab w:val="num" w:pos="3600"/>
+        </w:tabs>
+        <w:ind w:left="3600" w:hanging="360"/>
+      </w:pPr>
+    </w:lvl>
+    <w:lvl w:ilvl="5" w:tentative="1">
+      <w:start w:val="1"/>
+      <w:numFmt w:val="decimal"/>
+      <w:lvlText w:val="%6."/>
+      <w:lvlJc w:val="left"/>
+      <w:pPr>
+        <w:tabs>
+          <w:tab w:val="num" w:pos="4320"/>
+        </w:tabs>
+        <w:ind w:left="4320" w:hanging="360"/>
+      </w:pPr>
+    </w:lvl>
+    <w:lvl w:ilvl="6" w:tentative="1">
+      <w:start w:val="1"/>
+      <w:numFmt w:val="decimal"/>
+      <w:lvlText w:val="%7."/>
+      <w:lvlJc w:val="left"/>
+      <w:pPr>
+        <w:tabs>
+          <w:tab w:val="num" w:pos="5040"/>
+        </w:tabs>
+        <w:ind w:left="5040" w:hanging="360"/>
+      </w:pPr>
+    </w:lvl>
+    <w:lvl w:ilvl="7" w:tentative="1">
+      <w:start w:val="1"/>
+      <w:numFmt w:val="decimal"/>
+      <w:lvlText w:val="%8."/>
+      <w:lvlJc w:val="left"/>
+      <w:pPr>
+        <w:tabs>
+          <w:tab w:val="num" w:pos="5760"/>
+        </w:tabs>
+        <w:ind w:left="5760" w:hanging="360"/>
+      </w:pPr>
+    </w:lvl>
+    <w:lvl w:ilvl="8" w:tentative="1">
+      <w:start w:val="1"/>
+      <w:numFmt w:val="decimal"/>
+      <w:lvlText w:val="%9."/>
+      <w:lvlJc w:val="left"/>
+      <w:pPr>
+        <w:tabs>
+          <w:tab w:val="num" w:pos="6480"/>
+        </w:tabs>
+        <w:ind w:left="6480" w:hanging="360"/>
+      </w:pPr>
+    </w:lvl>
+  </w:abstractNum>
+  <w:abstractNum w:abstractNumId="2" w15:restartNumberingAfterBreak="0">
+    <w:nsid w:val="4E8D4984"/>
+    <w:multiLevelType w:val="multilevel"/>
+    <w:tmpl w:val="48A8A7BE"/>
+    <w:lvl w:ilvl="0">
+      <w:start w:val="1"/>
+      <w:numFmt w:val="decimal"/>
+      <w:lvlText w:val="%1."/>
+      <w:lvlJc w:val="left"/>
+      <w:pPr>
+        <w:tabs>
+          <w:tab w:val="num" w:pos="720"/>
+        </w:tabs>
+        <w:ind w:left="720" w:hanging="360"/>
+      </w:pPr>
+    </w:lvl>
+    <w:lvl w:ilvl="1" w:tentative="1">
+      <w:start w:val="1"/>
+      <w:numFmt w:val="decimal"/>
+      <w:lvlText w:val="%2."/>
+      <w:lvlJc w:val="left"/>
+      <w:pPr>
+        <w:tabs>
+          <w:tab w:val="num" w:pos="1440"/>
+        </w:tabs>
+        <w:ind w:left="1440" w:hanging="360"/>
+      </w:pPr>
+    </w:lvl>
+    <w:lvl w:ilvl="2" w:tentative="1">
+      <w:start w:val="1"/>
+      <w:numFmt w:val="decimal"/>
+      <w:lvlText w:val="%3."/>
+      <w:lvlJc w:val="left"/>
+      <w:pPr>
+        <w:tabs>
+          <w:tab w:val="num" w:pos="2160"/>
+        </w:tabs>
+        <w:ind w:left="2160" w:hanging="360"/>
+      </w:pPr>
+    </w:lvl>
+    <w:lvl w:ilvl="3" w:tentative="1">
+      <w:start w:val="1"/>
+      <w:numFmt w:val="decimal"/>
+      <w:lvlText w:val="%4."/>
+      <w:lvlJc w:val="left"/>
+      <w:pPr>
+        <w:tabs>
+          <w:tab w:val="num" w:pos="2880"/>
+        </w:tabs>
+        <w:ind w:left="2880" w:hanging="360"/>
+      </w:pPr>
+    </w:lvl>
+    <w:lvl w:ilvl="4" w:tentative="1">
+      <w:start w:val="1"/>
+      <w:numFmt w:val="decimal"/>
+      <w:lvlText w:val="%5."/>
+      <w:lvlJc w:val="left"/>
+      <w:pPr>
+        <w:tabs>
+          <w:tab w:val="num" w:pos="3600"/>
+        </w:tabs>
+        <w:ind w:left="3600" w:hanging="360"/>
+      </w:pPr>
+    </w:lvl>
+    <w:lvl w:ilvl="5" w:tentative="1">
+      <w:start w:val="1"/>
+      <w:numFmt w:val="decimal"/>
+      <w:lvlText w:val="%6."/>
+      <w:lvlJc w:val="left"/>
+      <w:pPr>
+        <w:tabs>
+          <w:tab w:val="num" w:pos="4320"/>
+        </w:tabs>
+        <w:ind w:left="4320" w:hanging="360"/>
+      </w:pPr>
+    </w:lvl>
+    <w:lvl w:ilvl="6" w:tentative="1">
+      <w:start w:val="1"/>
+      <w:numFmt w:val="decimal"/>
+      <w:lvlText w:val="%7."/>
+      <w:lvlJc w:val="left"/>
+      <w:pPr>
+        <w:tabs>
+          <w:tab w:val="num" w:pos="5040"/>
+        </w:tabs>
+        <w:ind w:left="5040" w:hanging="360"/>
+      </w:pPr>
+    </w:lvl>
+    <w:lvl w:ilvl="7" w:tentative="1">
+      <w:start w:val="1"/>
+      <w:numFmt w:val="decimal"/>
+      <w:lvlText w:val="%8."/>
+      <w:lvlJc w:val="left"/>
+      <w:pPr>
+        <w:tabs>
+          <w:tab w:val="num" w:pos="5760"/>
+        </w:tabs>
+        <w:ind w:left="5760" w:hanging="360"/>
+      </w:pPr>
+    </w:lvl>
+    <w:lvl w:ilvl="8" w:tentative="1">
+      <w:start w:val="1"/>
+      <w:numFmt w:val="decimal"/>
+      <w:lvlText w:val="%9."/>
+      <w:lvlJc w:val="left"/>
+      <w:pPr>
+        <w:tabs>
+          <w:tab w:val="num" w:pos="6480"/>
+        </w:tabs>
+        <w:ind w:left="6480" w:hanging="360"/>
+      </w:pPr>
+    </w:lvl>
+  </w:abstractNum>
+  <w:abstractNum w:abstractNumId="3" w15:restartNumberingAfterBreak="0">
     <w:nsid w:val="5F574BCB"/>
     <w:multiLevelType w:val="multilevel"/>
     <w:tmpl w:val="F036D738"/>
@@ -569,7 +3709,16 @@
     </w:lvl>
   </w:abstractNum>
   <w:num w:numId="1" w16cid:durableId="102307797">
+    <w:abstractNumId w:val="3"/>
+  </w:num>
+  <w:num w:numId="2" w16cid:durableId="743769389">
     <w:abstractNumId w:val="0"/>
+  </w:num>
+  <w:num w:numId="3" w16cid:durableId="547303455">
+    <w:abstractNumId w:val="1"/>
+  </w:num>
+  <w:num w:numId="4" w16cid:durableId="1752508611">
+    <w:abstractNumId w:val="2"/>
   </w:num>
 </w:numbering>
 </file>
@@ -1177,6 +4326,7 @@
   <w:style w:type="character" w:default="1" w:styleId="Fuentedeprrafopredeter">
     <w:name w:val="Default Paragraph Font"/>
     <w:uiPriority w:val="1"/>
+    <w:semiHidden/>
     <w:unhideWhenUsed/>
   </w:style>
   <w:style w:type="table" w:default="1" w:styleId="Tablanormal">

--- a/GitHubDashBoardExcelSIS.docx
+++ b/GitHubDashBoardExcelSIS.docx
@@ -4,6 +4,7 @@
   <w:body>
     <w:p>
       <w:pPr>
+        <w:ind w:left="708" w:hanging="708"/>
         <w:rPr>
           <w:lang w:val="en-US"/>
         </w:rPr>

--- a/GitHubDashBoardExcelSIS.docx
+++ b/GitHubDashBoardExcelSIS.docx
@@ -4,7 +4,7 @@
   <w:body>
     <w:p>
       <w:pPr>
-        <w:ind w:left="708" w:hanging="708"/>
+        <w:ind w:left="2124" w:hanging="2124"/>
         <w:rPr>
           <w:lang w:val="en-US"/>
         </w:rPr>
@@ -15,7 +15,7 @@
           <w:lang w:val="en-US"/>
         </w:rPr>
         <w:drawing>
-          <wp:anchor distT="0" distB="0" distL="114300" distR="114300" simplePos="0" relativeHeight="251658240" behindDoc="0" locked="0" layoutInCell="1" allowOverlap="1" wp14:anchorId="249FC78D" wp14:editId="7476FB15">
+          <wp:anchor distT="0" distB="0" distL="114300" distR="114300" simplePos="0" relativeHeight="251658240" behindDoc="0" locked="0" layoutInCell="1" allowOverlap="1" wp14:anchorId="249FC78D" wp14:editId="2A8F01E6">
             <wp:simplePos x="0" y="0"/>
             <wp:positionH relativeFrom="column">
               <wp:posOffset>1905</wp:posOffset>
@@ -578,6 +578,16 @@
           <w:tab w:val="left" w:pos="1140"/>
         </w:tabs>
         <w:rPr>
+          <w:lang w:val="en-US"/>
+        </w:rPr>
+      </w:pPr>
+    </w:p>
+    <w:p>
+      <w:pPr>
+        <w:tabs>
+          <w:tab w:val="left" w:pos="1140"/>
+        </w:tabs>
+        <w:rPr>
           <w:sz w:val="36"/>
           <w:szCs w:val="36"/>
         </w:rPr>
@@ -681,6 +691,7 @@
           <w:b/>
           <w:bCs/>
         </w:rPr>
+        <w:lastRenderedPageBreak/>
         <w:t>En tu caso:</w:t>
       </w:r>
     </w:p>
@@ -701,7 +712,6 @@
           <w:b/>
           <w:bCs/>
         </w:rPr>
-        <w:lastRenderedPageBreak/>
         <w:t>D:\proyectos_python\DashboardExcelSIS</w:t>
       </w:r>
     </w:p>
@@ -1666,6 +1676,7 @@
           <w:b/>
           <w:bCs/>
         </w:rPr>
+        <w:lastRenderedPageBreak/>
         <w:t xml:space="preserve">Actualizo </w:t>
       </w:r>
       <w:proofErr w:type="spellStart"/>
@@ -1708,7 +1719,6 @@
           <w:b/>
           <w:bCs/>
         </w:rPr>
-        <w:lastRenderedPageBreak/>
         <w:t xml:space="preserve">Presiona </w:t>
       </w:r>
       <w:proofErr w:type="spellStart"/>

--- a/GitHubDashBoardExcelSIS.docx
+++ b/GitHubDashBoardExcelSIS.docx
@@ -4,7 +4,7 @@
   <w:body>
     <w:p>
       <w:pPr>
-        <w:ind w:left="2124" w:hanging="2124"/>
+        <w:ind w:left="2832" w:hanging="2832"/>
         <w:rPr>
           <w:lang w:val="en-US"/>
         </w:rPr>
@@ -15,7 +15,7 @@
           <w:lang w:val="en-US"/>
         </w:rPr>
         <w:drawing>
-          <wp:anchor distT="0" distB="0" distL="114300" distR="114300" simplePos="0" relativeHeight="251658240" behindDoc="0" locked="0" layoutInCell="1" allowOverlap="1" wp14:anchorId="249FC78D" wp14:editId="2A8F01E6">
+          <wp:anchor distT="0" distB="0" distL="114300" distR="114300" simplePos="0" relativeHeight="251658240" behindDoc="0" locked="0" layoutInCell="1" allowOverlap="1" wp14:anchorId="249FC78D" wp14:editId="5BB1AE4C">
             <wp:simplePos x="0" y="0"/>
             <wp:positionH relativeFrom="column">
               <wp:posOffset>1905</wp:posOffset>
@@ -379,23 +379,7 @@
           <w:b/>
           <w:bCs/>
         </w:rPr>
-        <w:t xml:space="preserve"> </w:t>
-      </w:r>
-      <w:proofErr w:type="gramStart"/>
-      <w:r>
-        <w:rPr>
-          <w:b/>
-          <w:bCs/>
-        </w:rPr>
-        <w:t>app</w:t>
-      </w:r>
-      <w:proofErr w:type="gramEnd"/>
-      <w:r>
-        <w:rPr>
-          <w:b/>
-          <w:bCs/>
-        </w:rPr>
-        <w:t>”</w:t>
+        <w:t xml:space="preserve"> app”</w:t>
       </w:r>
     </w:p>
     <w:p>
@@ -458,23 +442,7 @@
           <w:b/>
           <w:bCs/>
         </w:rPr>
-        <w:t xml:space="preserve"> </w:t>
-      </w:r>
-      <w:proofErr w:type="gramStart"/>
-      <w:r>
-        <w:rPr>
-          <w:b/>
-          <w:bCs/>
-        </w:rPr>
-        <w:t>app</w:t>
-      </w:r>
-      <w:proofErr w:type="gramEnd"/>
-      <w:r>
-        <w:rPr>
-          <w:b/>
-          <w:bCs/>
-        </w:rPr>
-        <w:t>”</w:t>
+        <w:t xml:space="preserve"> app”</w:t>
       </w:r>
     </w:p>
     <w:p>

--- a/GitHubDashBoardExcelSIS.docx
+++ b/GitHubDashBoardExcelSIS.docx
@@ -15,7 +15,7 @@
           <w:lang w:val="en-US"/>
         </w:rPr>
         <w:drawing>
-          <wp:anchor distT="0" distB="0" distL="114300" distR="114300" simplePos="0" relativeHeight="251658240" behindDoc="0" locked="0" layoutInCell="1" allowOverlap="1" wp14:anchorId="249FC78D" wp14:editId="5BB1AE4C">
+          <wp:anchor distT="0" distB="0" distL="114300" distR="114300" simplePos="0" relativeHeight="251658240" behindDoc="0" locked="0" layoutInCell="1" allowOverlap="1" wp14:anchorId="249FC78D" wp14:editId="5A547E05">
             <wp:simplePos x="0" y="0"/>
             <wp:positionH relativeFrom="column">
               <wp:posOffset>1905</wp:posOffset>
@@ -3214,6 +3214,47 @@
       <w:proofErr w:type="spellEnd"/>
       <w:r>
         <w:t>.</w:t>
+      </w:r>
+    </w:p>
+    <w:p>
+      <w:pPr>
+        <w:tabs>
+          <w:tab w:val="left" w:pos="1140"/>
+        </w:tabs>
+      </w:pPr>
+    </w:p>
+    <w:p>
+      <w:pPr>
+        <w:tabs>
+          <w:tab w:val="left" w:pos="1140"/>
+        </w:tabs>
+      </w:pPr>
+    </w:p>
+    <w:p>
+      <w:pPr>
+        <w:tabs>
+          <w:tab w:val="left" w:pos="1140"/>
+        </w:tabs>
+      </w:pPr>
+    </w:p>
+    <w:p>
+      <w:pPr>
+        <w:tabs>
+          <w:tab w:val="left" w:pos="1140"/>
+        </w:tabs>
+      </w:pPr>
+      <w:r>
+        <w:t>Enlace APP:</w:t>
+      </w:r>
+    </w:p>
+    <w:p>
+      <w:pPr>
+        <w:tabs>
+          <w:tab w:val="left" w:pos="1140"/>
+        </w:tabs>
+      </w:pPr>
+      <w:r>
+        <w:t>https://dashboardexcelsis-gkbulmhpudsavjcymgetg8.streamlit.app/</w:t>
       </w:r>
     </w:p>
     <w:p>
@@ -4102,6 +4143,7 @@
   <w:style w:type="paragraph" w:default="1" w:styleId="Normal">
     <w:name w:val="Normal"/>
     <w:qFormat/>
+    <w:rsid w:val="002C0220"/>
   </w:style>
   <w:style w:type="paragraph" w:styleId="Ttulo1">
     <w:name w:val="heading 1"/>

--- a/GitHubDashBoardExcelSIS.docx
+++ b/GitHubDashBoardExcelSIS.docx
@@ -15,7 +15,7 @@
           <w:lang w:val="en-US"/>
         </w:rPr>
         <w:drawing>
-          <wp:anchor distT="0" distB="0" distL="114300" distR="114300" simplePos="0" relativeHeight="251658240" behindDoc="0" locked="0" layoutInCell="1" allowOverlap="1" wp14:anchorId="249FC78D" wp14:editId="5A547E05">
+          <wp:anchor distT="0" distB="0" distL="114300" distR="114300" simplePos="0" relativeHeight="251658240" behindDoc="0" locked="0" layoutInCell="1" allowOverlap="1" wp14:anchorId="249FC78D" wp14:editId="488DCCCD">
             <wp:simplePos x="0" y="0"/>
             <wp:positionH relativeFrom="column">
               <wp:posOffset>1905</wp:posOffset>
@@ -1235,27 +1235,7 @@
           <w:bCs/>
           <w:lang w:val="en-US"/>
         </w:rPr>
-        <w:t xml:space="preserve">git </w:t>
-      </w:r>
-      <w:proofErr w:type="gramStart"/>
-      <w:r>
-        <w:rPr>
-          <w:rFonts w:ascii="Segoe UI Emoji" w:hAnsi="Segoe UI Emoji" w:cs="Segoe UI Emoji"/>
-          <w:b/>
-          <w:bCs/>
-          <w:lang w:val="en-US"/>
-        </w:rPr>
-        <w:t>remote</w:t>
-      </w:r>
-      <w:proofErr w:type="gramEnd"/>
-      <w:r>
-        <w:rPr>
-          <w:rFonts w:ascii="Segoe UI Emoji" w:hAnsi="Segoe UI Emoji" w:cs="Segoe UI Emoji"/>
-          <w:b/>
-          <w:bCs/>
-          <w:lang w:val="en-US"/>
-        </w:rPr>
-        <w:t xml:space="preserve"> add origin https://github.com/lenin2486-bot/DashboardExcelSIS.git</w:t>
+        <w:t>git remote add origin https://github.com/lenin2486-bot/DashboardExcelSIS.git</w:t>
       </w:r>
     </w:p>
     <w:p>
@@ -1353,29 +1333,7 @@
           <w:i/>
           <w:iCs/>
         </w:rPr>
-        <w:t xml:space="preserve">(O </w:t>
-      </w:r>
-      <w:proofErr w:type="gramStart"/>
-      <w:r>
-        <w:rPr>
-          <w:rFonts w:ascii="Segoe UI Emoji" w:hAnsi="Segoe UI Emoji" w:cs="Segoe UI Emoji"/>
-          <w:b/>
-          <w:bCs/>
-          <w:i/>
-          <w:iCs/>
-        </w:rPr>
-        <w:t>master</w:t>
-      </w:r>
-      <w:proofErr w:type="gramEnd"/>
-      <w:r>
-        <w:rPr>
-          <w:rFonts w:ascii="Segoe UI Emoji" w:hAnsi="Segoe UI Emoji" w:cs="Segoe UI Emoji"/>
-          <w:b/>
-          <w:bCs/>
-          <w:i/>
-          <w:iCs/>
-        </w:rPr>
-        <w:t xml:space="preserve"> si esa es tu rama principal)</w:t>
+        <w:t>(O master si esa es tu rama principal)</w:t>
       </w:r>
     </w:p>
     <w:p>
@@ -1908,7 +1866,6 @@
         <w:t xml:space="preserve"> </w:t>
       </w:r>
       <w:proofErr w:type="spellStart"/>
-      <w:proofErr w:type="gramStart"/>
       <w:r>
         <w:rPr>
           <w:rFonts w:ascii="Segoe UI Emoji" w:hAnsi="Segoe UI Emoji" w:cs="Segoe UI Emoji"/>
@@ -1926,7 +1883,6 @@
         </w:rPr>
         <w:t xml:space="preserve"> .</w:t>
       </w:r>
-      <w:proofErr w:type="gramEnd"/>
     </w:p>
     <w:p>
       <w:pPr>
@@ -2147,25 +2103,7 @@
           <w:b/>
           <w:bCs/>
         </w:rPr>
-        <w:t xml:space="preserve"> Cloud detecta el cambio y vuelve a compilar tu </w:t>
-      </w:r>
-      <w:proofErr w:type="gramStart"/>
-      <w:r>
-        <w:rPr>
-          <w:rFonts w:ascii="Segoe UI Emoji" w:hAnsi="Segoe UI Emoji" w:cs="Segoe UI Emoji"/>
-          <w:b/>
-          <w:bCs/>
-        </w:rPr>
-        <w:t>app</w:t>
-      </w:r>
-      <w:proofErr w:type="gramEnd"/>
-      <w:r>
-        <w:rPr>
-          <w:rFonts w:ascii="Segoe UI Emoji" w:hAnsi="Segoe UI Emoji" w:cs="Segoe UI Emoji"/>
-          <w:b/>
-          <w:bCs/>
-        </w:rPr>
-        <w:t>.</w:t>
+        <w:t xml:space="preserve"> Cloud detecta el cambio y vuelve a compilar tu app.</w:t>
       </w:r>
     </w:p>
     <w:p>
@@ -2257,25 +2195,7 @@
           <w:b/>
           <w:bCs/>
         </w:rPr>
-        <w:t xml:space="preserve">y luego tu </w:t>
-      </w:r>
-      <w:proofErr w:type="gramStart"/>
-      <w:r>
-        <w:rPr>
-          <w:rFonts w:ascii="Segoe UI Emoji" w:hAnsi="Segoe UI Emoji" w:cs="Segoe UI Emoji"/>
-          <w:b/>
-          <w:bCs/>
-        </w:rPr>
-        <w:t>app</w:t>
-      </w:r>
-      <w:proofErr w:type="gramEnd"/>
-      <w:r>
-        <w:rPr>
-          <w:rFonts w:ascii="Segoe UI Emoji" w:hAnsi="Segoe UI Emoji" w:cs="Segoe UI Emoji"/>
-          <w:b/>
-          <w:bCs/>
-        </w:rPr>
-        <w:t xml:space="preserve"> se refrescará con la nueva versión 🚀</w:t>
+        <w:t>y luego tu app se refrescará con la nueva versión 🚀</w:t>
       </w:r>
     </w:p>
     <w:p>
@@ -2373,7 +2293,6 @@
         <w:t xml:space="preserve"> </w:t>
       </w:r>
       <w:proofErr w:type="spellStart"/>
-      <w:proofErr w:type="gramStart"/>
       <w:r>
         <w:t>add</w:t>
       </w:r>
@@ -2381,7 +2300,6 @@
       <w:r>
         <w:t xml:space="preserve"> .</w:t>
       </w:r>
-      <w:proofErr w:type="gramEnd"/>
     </w:p>
     <w:p>
       <w:pPr>
@@ -2682,19 +2600,8 @@
           <w:sz w:val="28"/>
           <w:szCs w:val="28"/>
         </w:rPr>
-        <w:t xml:space="preserve">COMO FUNCIONA GIT </w:t>
-      </w:r>
-      <w:proofErr w:type="gramStart"/>
-      <w:r>
-        <w:rPr>
-          <w:b/>
-          <w:bCs/>
-          <w:sz w:val="28"/>
-          <w:szCs w:val="28"/>
-        </w:rPr>
-        <w:t>HUB</w:t>
-      </w:r>
-      <w:proofErr w:type="gramEnd"/>
+        <w:t>COMO FUNCIONA GIT HUB</w:t>
+      </w:r>
     </w:p>
     <w:p>
       <w:pPr>
@@ -2755,7 +2662,6 @@
         <w:t xml:space="preserve"> </w:t>
       </w:r>
       <w:proofErr w:type="spellStart"/>
-      <w:proofErr w:type="gramStart"/>
       <w:r>
         <w:t>add</w:t>
       </w:r>
@@ -2763,7 +2669,6 @@
       <w:r>
         <w:t xml:space="preserve"> .</w:t>
       </w:r>
-      <w:proofErr w:type="gramEnd"/>
     </w:p>
     <w:p>
       <w:pPr>
@@ -2985,170 +2890,131 @@
         <w:tabs>
           <w:tab w:val="left" w:pos="1140"/>
         </w:tabs>
-        <w:rPr>
-          <w:lang w:val="en-US"/>
-        </w:rPr>
       </w:pPr>
       <w:r>
         <w:rPr>
           <w:i/>
           <w:iCs/>
+        </w:rPr>
+        <w:t># Día 2: Subes cambios a GitHub</w:t>
+      </w:r>
+    </w:p>
+    <w:p>
+      <w:pPr>
+        <w:tabs>
+          <w:tab w:val="left" w:pos="1140"/>
+        </w:tabs>
+        <w:rPr>
           <w:lang w:val="en-US"/>
         </w:rPr>
-        <w:t xml:space="preserve"># Día 2: Subes </w:t>
-      </w:r>
-      <w:proofErr w:type="spellStart"/>
+      </w:pPr>
+      <w:r>
+        <w:t xml:space="preserve">git add . </w:t>
+      </w:r>
+      <w:r>
+        <w:rPr>
+          <w:lang w:val="en-US"/>
+        </w:rPr>
+        <w:t>&amp;&amp; git commit -m "Avances" &amp;&amp; git push origin main</w:t>
+      </w:r>
+    </w:p>
+    <w:p>
+      <w:pPr>
+        <w:tabs>
+          <w:tab w:val="left" w:pos="1140"/>
+        </w:tabs>
+        <w:rPr>
+          <w:b/>
+          <w:bCs/>
+        </w:rPr>
+      </w:pPr>
+      <w:r>
+        <w:rPr>
+          <w:b/>
+          <w:bCs/>
+        </w:rPr>
+        <w:t>Trabajando en equipo:</w:t>
+      </w:r>
+    </w:p>
+    <w:p>
+      <w:pPr>
+        <w:tabs>
+          <w:tab w:val="left" w:pos="1140"/>
+        </w:tabs>
+      </w:pPr>
+      <w:proofErr w:type="spellStart"/>
+      <w:r>
+        <w:t>bash</w:t>
+      </w:r>
+      <w:proofErr w:type="spellEnd"/>
+    </w:p>
+    <w:p>
+      <w:pPr>
+        <w:tabs>
+          <w:tab w:val="left" w:pos="1140"/>
+        </w:tabs>
+      </w:pPr>
       <w:r>
         <w:rPr>
           <w:i/>
           <w:iCs/>
-          <w:lang w:val="en-US"/>
-        </w:rPr>
-        <w:t>cambios</w:t>
-      </w:r>
-      <w:proofErr w:type="spellEnd"/>
+        </w:rPr>
+        <w:t># Antes de empezar: Traer cambios recientes</w:t>
+      </w:r>
+    </w:p>
+    <w:p>
+      <w:pPr>
+        <w:tabs>
+          <w:tab w:val="left" w:pos="1140"/>
+        </w:tabs>
+      </w:pPr>
+      <w:proofErr w:type="spellStart"/>
+      <w:r>
+        <w:t>git</w:t>
+      </w:r>
+      <w:proofErr w:type="spellEnd"/>
+      <w:r>
+        <w:t xml:space="preserve"> </w:t>
+      </w:r>
+      <w:proofErr w:type="spellStart"/>
+      <w:r>
+        <w:t>pull</w:t>
+      </w:r>
+      <w:proofErr w:type="spellEnd"/>
+      <w:r>
+        <w:t xml:space="preserve"> </w:t>
+      </w:r>
+      <w:proofErr w:type="spellStart"/>
+      <w:r>
+        <w:t>origin</w:t>
+      </w:r>
+      <w:proofErr w:type="spellEnd"/>
+      <w:r>
+        <w:t xml:space="preserve"> </w:t>
+      </w:r>
+      <w:proofErr w:type="spellStart"/>
+      <w:r>
+        <w:t>main</w:t>
+      </w:r>
+      <w:proofErr w:type="spellEnd"/>
+    </w:p>
+    <w:p>
+      <w:pPr>
+        <w:tabs>
+          <w:tab w:val="left" w:pos="1140"/>
+        </w:tabs>
+      </w:pPr>
+    </w:p>
+    <w:p>
+      <w:pPr>
+        <w:tabs>
+          <w:tab w:val="left" w:pos="1140"/>
+        </w:tabs>
+      </w:pPr>
       <w:r>
         <w:rPr>
           <w:i/>
           <w:iCs/>
-          <w:lang w:val="en-US"/>
-        </w:rPr>
-        <w:t xml:space="preserve"> a GitHub</w:t>
-      </w:r>
-    </w:p>
-    <w:p>
-      <w:pPr>
-        <w:tabs>
-          <w:tab w:val="left" w:pos="1140"/>
-        </w:tabs>
-        <w:rPr>
-          <w:lang w:val="en-US"/>
-        </w:rPr>
-      </w:pPr>
-      <w:r>
-        <w:rPr>
-          <w:lang w:val="en-US"/>
-        </w:rPr>
-        <w:t xml:space="preserve">git </w:t>
-      </w:r>
-      <w:proofErr w:type="gramStart"/>
-      <w:r>
-        <w:rPr>
-          <w:lang w:val="en-US"/>
-        </w:rPr>
-        <w:t>add .</w:t>
-      </w:r>
-      <w:proofErr w:type="gramEnd"/>
-      <w:r>
-        <w:rPr>
-          <w:lang w:val="en-US"/>
-        </w:rPr>
-        <w:t xml:space="preserve"> </w:t>
-      </w:r>
-      <w:r>
-        <w:rPr>
-          <w:lang w:val="en-US"/>
-        </w:rPr>
-        <w:t>&amp;&amp; git commit -m "Avances" &amp;&amp; git push origin main</w:t>
-      </w:r>
-    </w:p>
-    <w:p>
-      <w:pPr>
-        <w:tabs>
-          <w:tab w:val="left" w:pos="1140"/>
-        </w:tabs>
-        <w:rPr>
-          <w:b/>
-          <w:bCs/>
-        </w:rPr>
-      </w:pPr>
-      <w:r>
-        <w:rPr>
-          <w:b/>
-          <w:bCs/>
-        </w:rPr>
-        <w:t>Trabajando en equipo:</w:t>
-      </w:r>
-    </w:p>
-    <w:p>
-      <w:pPr>
-        <w:tabs>
-          <w:tab w:val="left" w:pos="1140"/>
-        </w:tabs>
-      </w:pPr>
-      <w:proofErr w:type="spellStart"/>
-      <w:r>
-        <w:t>bash</w:t>
-      </w:r>
-      <w:proofErr w:type="spellEnd"/>
-    </w:p>
-    <w:p>
-      <w:pPr>
-        <w:tabs>
-          <w:tab w:val="left" w:pos="1140"/>
-        </w:tabs>
-      </w:pPr>
-      <w:r>
-        <w:rPr>
-          <w:i/>
-          <w:iCs/>
-        </w:rPr>
-        <w:t># Antes de empezar: Traer cambios recientes</w:t>
-      </w:r>
-    </w:p>
-    <w:p>
-      <w:pPr>
-        <w:tabs>
-          <w:tab w:val="left" w:pos="1140"/>
-        </w:tabs>
-      </w:pPr>
-      <w:proofErr w:type="spellStart"/>
-      <w:r>
-        <w:t>git</w:t>
-      </w:r>
-      <w:proofErr w:type="spellEnd"/>
-      <w:r>
-        <w:t xml:space="preserve"> </w:t>
-      </w:r>
-      <w:proofErr w:type="spellStart"/>
-      <w:r>
-        <w:t>pull</w:t>
-      </w:r>
-      <w:proofErr w:type="spellEnd"/>
-      <w:r>
-        <w:t xml:space="preserve"> </w:t>
-      </w:r>
-      <w:proofErr w:type="spellStart"/>
-      <w:r>
-        <w:t>origin</w:t>
-      </w:r>
-      <w:proofErr w:type="spellEnd"/>
-      <w:r>
-        <w:t xml:space="preserve"> </w:t>
-      </w:r>
-      <w:proofErr w:type="spellStart"/>
-      <w:r>
-        <w:t>main</w:t>
-      </w:r>
-      <w:proofErr w:type="spellEnd"/>
-    </w:p>
-    <w:p>
-      <w:pPr>
-        <w:tabs>
-          <w:tab w:val="left" w:pos="1140"/>
-        </w:tabs>
-      </w:pPr>
-    </w:p>
-    <w:p>
-      <w:pPr>
-        <w:tabs>
-          <w:tab w:val="left" w:pos="1140"/>
-        </w:tabs>
-      </w:pPr>
-      <w:r>
-        <w:rPr>
-          <w:i/>
-          <w:iCs/>
         </w:rPr>
         <w:lastRenderedPageBreak/>
         <w:t># Después de trabajar: Subir tus cambios</w:t>
@@ -3242,8 +3108,14 @@
         <w:tabs>
           <w:tab w:val="left" w:pos="1140"/>
         </w:tabs>
-      </w:pPr>
-      <w:r>
+        <w:rPr>
+          <w:lang w:val="en-US"/>
+        </w:rPr>
+      </w:pPr>
+      <w:r>
+        <w:rPr>
+          <w:lang w:val="en-US"/>
+        </w:rPr>
         <w:t>Enlace APP:</w:t>
       </w:r>
     </w:p>
@@ -3252,8 +3124,14 @@
         <w:tabs>
           <w:tab w:val="left" w:pos="1140"/>
         </w:tabs>
-      </w:pPr>
-      <w:r>
+        <w:rPr>
+          <w:lang w:val="en-US"/>
+        </w:rPr>
+      </w:pPr>
+      <w:r>
+        <w:rPr>
+          <w:lang w:val="en-US"/>
+        </w:rPr>
         <w:t>https://dashboardexcelsis-gkbulmhpudsavjcymgetg8.streamlit.app/</w:t>
       </w:r>
     </w:p>
@@ -3262,6 +3140,9 @@
         <w:tabs>
           <w:tab w:val="left" w:pos="1140"/>
         </w:tabs>
+        <w:rPr>
+          <w:lang w:val="en-US"/>
+        </w:rPr>
       </w:pPr>
     </w:p>
     <w:sectPr>

--- a/GitHubDashBoardExcelSIS.docx
+++ b/GitHubDashBoardExcelSIS.docx
@@ -15,7 +15,7 @@
           <w:lang w:val="en-US"/>
         </w:rPr>
         <w:drawing>
-          <wp:anchor distT="0" distB="0" distL="114300" distR="114300" simplePos="0" relativeHeight="251658240" behindDoc="0" locked="0" layoutInCell="1" allowOverlap="1" wp14:anchorId="249FC78D" wp14:editId="488DCCCD">
+          <wp:anchor distT="0" distB="0" distL="114300" distR="114300" simplePos="0" relativeHeight="251658240" behindDoc="0" locked="0" layoutInCell="1" allowOverlap="1" wp14:anchorId="249FC78D" wp14:editId="517F7140">
             <wp:simplePos x="0" y="0"/>
             <wp:positionH relativeFrom="column">
               <wp:posOffset>1905</wp:posOffset>
@@ -311,17 +311,8 @@
           <w:b/>
           <w:bCs/>
         </w:rPr>
-        <w:t xml:space="preserve"> Reinicia la </w:t>
-      </w:r>
-      <w:proofErr w:type="gramStart"/>
-      <w:r>
-        <w:rPr>
-          <w:b/>
-          <w:bCs/>
-        </w:rPr>
-        <w:t>app</w:t>
-      </w:r>
-      <w:proofErr w:type="gramEnd"/>
+        <w:t xml:space="preserve"> Reinicia la app</w:t>
+      </w:r>
     </w:p>
     <w:p>
       <w:pPr>
@@ -363,23 +354,7 @@
           <w:b/>
           <w:bCs/>
         </w:rPr>
-        <w:t>“</w:t>
-      </w:r>
-      <w:proofErr w:type="spellStart"/>
-      <w:r>
-        <w:rPr>
-          <w:b/>
-          <w:bCs/>
-        </w:rPr>
-        <w:t>Manage</w:t>
-      </w:r>
-      <w:proofErr w:type="spellEnd"/>
-      <w:r>
-        <w:rPr>
-          <w:b/>
-          <w:bCs/>
-        </w:rPr>
-        <w:t xml:space="preserve"> app”</w:t>
+        <w:t>“Manage app”</w:t>
       </w:r>
     </w:p>
     <w:p>
@@ -400,23 +375,7 @@
           <w:b/>
           <w:bCs/>
         </w:rPr>
-        <w:t>“</w:t>
-      </w:r>
-      <w:proofErr w:type="spellStart"/>
-      <w:r>
-        <w:rPr>
-          <w:b/>
-          <w:bCs/>
-        </w:rPr>
-        <w:t>Rerun</w:t>
-      </w:r>
-      <w:proofErr w:type="spellEnd"/>
-      <w:r>
-        <w:rPr>
-          <w:b/>
-          <w:bCs/>
-        </w:rPr>
-        <w:t>”</w:t>
+        <w:t>“Rerun”</w:t>
       </w:r>
       <w:r>
         <w:t xml:space="preserve"> o </w:t>
@@ -426,23 +385,7 @@
           <w:b/>
           <w:bCs/>
         </w:rPr>
-        <w:t>“</w:t>
-      </w:r>
-      <w:proofErr w:type="spellStart"/>
-      <w:r>
-        <w:rPr>
-          <w:b/>
-          <w:bCs/>
-        </w:rPr>
-        <w:t>Reboot</w:t>
-      </w:r>
-      <w:proofErr w:type="spellEnd"/>
-      <w:r>
-        <w:rPr>
-          <w:b/>
-          <w:bCs/>
-        </w:rPr>
-        <w:t xml:space="preserve"> app”</w:t>
+        <w:t>“Reboot app”</w:t>
       </w:r>
     </w:p>
     <w:p>
@@ -565,61 +508,27 @@
           <w:sz w:val="36"/>
           <w:szCs w:val="36"/>
         </w:rPr>
-        <w:t xml:space="preserve">Actualizaciones de </w:t>
-      </w:r>
-      <w:proofErr w:type="spellStart"/>
-      <w:r>
-        <w:rPr>
-          <w:sz w:val="36"/>
-          <w:szCs w:val="36"/>
-        </w:rPr>
-        <w:t>Codigo</w:t>
-      </w:r>
-      <w:proofErr w:type="spellEnd"/>
-      <w:r>
-        <w:rPr>
-          <w:sz w:val="36"/>
-          <w:szCs w:val="36"/>
-        </w:rPr>
-        <w:t>:</w:t>
-      </w:r>
-    </w:p>
-    <w:p>
-      <w:pPr>
-        <w:tabs>
-          <w:tab w:val="left" w:pos="1140"/>
-        </w:tabs>
-        <w:rPr>
-          <w:rFonts w:ascii="Segoe UI Emoji" w:hAnsi="Segoe UI Emoji" w:cs="Segoe UI Emoji"/>
-          <w:b/>
-          <w:bCs/>
-        </w:rPr>
-      </w:pPr>
-      <w:r>
-        <w:rPr>
-          <w:rFonts w:ascii="Segoe UI Emoji" w:hAnsi="Segoe UI Emoji" w:cs="Segoe UI Emoji"/>
-          <w:b/>
-          <w:bCs/>
-        </w:rPr>
-        <w:t xml:space="preserve">🧭 GUÍA PASO A PASO — Subir cambios de VS </w:t>
-      </w:r>
-      <w:proofErr w:type="spellStart"/>
-      <w:r>
-        <w:rPr>
-          <w:rFonts w:ascii="Segoe UI Emoji" w:hAnsi="Segoe UI Emoji" w:cs="Segoe UI Emoji"/>
-          <w:b/>
-          <w:bCs/>
-        </w:rPr>
-        <w:t>Code</w:t>
-      </w:r>
-      <w:proofErr w:type="spellEnd"/>
-      <w:r>
-        <w:rPr>
-          <w:rFonts w:ascii="Segoe UI Emoji" w:hAnsi="Segoe UI Emoji" w:cs="Segoe UI Emoji"/>
-          <w:b/>
-          <w:bCs/>
-        </w:rPr>
-        <w:t xml:space="preserve"> a GitHub</w:t>
+        <w:t>Actualizaciones de Codigo:</w:t>
+      </w:r>
+    </w:p>
+    <w:p>
+      <w:pPr>
+        <w:tabs>
+          <w:tab w:val="left" w:pos="1140"/>
+        </w:tabs>
+        <w:rPr>
+          <w:rFonts w:ascii="Segoe UI Emoji" w:hAnsi="Segoe UI Emoji" w:cs="Segoe UI Emoji"/>
+          <w:b/>
+          <w:bCs/>
+        </w:rPr>
+      </w:pPr>
+      <w:r>
+        <w:rPr>
+          <w:rFonts w:ascii="Segoe UI Emoji" w:hAnsi="Segoe UI Emoji" w:cs="Segoe UI Emoji"/>
+          <w:b/>
+          <w:bCs/>
+        </w:rPr>
+        <w:t>🧭 GUÍA PASO A PASO — Subir cambios de VS Code a GitHub</w:t>
       </w:r>
     </w:p>
     <w:p>
@@ -702,27 +611,7 @@
           <w:bCs/>
           <w:lang w:val="en-US"/>
         </w:rPr>
-        <w:t xml:space="preserve">En VS Code → </w:t>
-      </w:r>
-      <w:proofErr w:type="spellStart"/>
-      <w:r>
-        <w:rPr>
-          <w:rFonts w:ascii="Segoe UI Emoji" w:hAnsi="Segoe UI Emoji" w:cs="Segoe UI Emoji"/>
-          <w:b/>
-          <w:bCs/>
-          <w:lang w:val="en-US"/>
-        </w:rPr>
-        <w:t>menú</w:t>
-      </w:r>
-      <w:proofErr w:type="spellEnd"/>
-      <w:r>
-        <w:rPr>
-          <w:rFonts w:ascii="Segoe UI Emoji" w:hAnsi="Segoe UI Emoji" w:cs="Segoe UI Emoji"/>
-          <w:b/>
-          <w:bCs/>
-          <w:lang w:val="en-US"/>
-        </w:rPr>
-        <w:t xml:space="preserve"> File → Open Folder…</w:t>
+        <w:t>En VS Code → menú File → Open Folder…</w:t>
       </w:r>
     </w:p>
     <w:p>
@@ -851,89 +740,33 @@
           <w:bCs/>
         </w:rPr>
       </w:pPr>
-      <w:proofErr w:type="spellStart"/>
-      <w:r>
-        <w:rPr>
-          <w:rFonts w:ascii="Segoe UI Emoji" w:hAnsi="Segoe UI Emoji" w:cs="Segoe UI Emoji"/>
-          <w:b/>
-          <w:bCs/>
-        </w:rPr>
-        <w:t>git</w:t>
-      </w:r>
-      <w:proofErr w:type="spellEnd"/>
-      <w:r>
-        <w:rPr>
-          <w:rFonts w:ascii="Segoe UI Emoji" w:hAnsi="Segoe UI Emoji" w:cs="Segoe UI Emoji"/>
-          <w:b/>
-          <w:bCs/>
-        </w:rPr>
-        <w:t xml:space="preserve"> --</w:t>
-      </w:r>
-      <w:proofErr w:type="spellStart"/>
-      <w:r>
-        <w:rPr>
-          <w:rFonts w:ascii="Segoe UI Emoji" w:hAnsi="Segoe UI Emoji" w:cs="Segoe UI Emoji"/>
-          <w:b/>
-          <w:bCs/>
-        </w:rPr>
-        <w:t>version</w:t>
-      </w:r>
-      <w:proofErr w:type="spellEnd"/>
-    </w:p>
-    <w:p>
-      <w:pPr>
-        <w:tabs>
-          <w:tab w:val="left" w:pos="1140"/>
-        </w:tabs>
-        <w:rPr>
-          <w:rFonts w:ascii="Segoe UI Emoji" w:hAnsi="Segoe UI Emoji" w:cs="Segoe UI Emoji"/>
-          <w:b/>
-          <w:bCs/>
-        </w:rPr>
-      </w:pPr>
-      <w:r>
-        <w:rPr>
-          <w:rFonts w:ascii="Segoe UI Emoji" w:hAnsi="Segoe UI Emoji" w:cs="Segoe UI Emoji"/>
-          <w:b/>
-          <w:bCs/>
-        </w:rPr>
-        <w:t xml:space="preserve">Si te aparece algo como </w:t>
-      </w:r>
-      <w:proofErr w:type="spellStart"/>
-      <w:r>
-        <w:rPr>
-          <w:rFonts w:ascii="Segoe UI Emoji" w:hAnsi="Segoe UI Emoji" w:cs="Segoe UI Emoji"/>
-          <w:b/>
-          <w:bCs/>
-        </w:rPr>
-        <w:t>git</w:t>
-      </w:r>
-      <w:proofErr w:type="spellEnd"/>
-      <w:r>
-        <w:rPr>
-          <w:rFonts w:ascii="Segoe UI Emoji" w:hAnsi="Segoe UI Emoji" w:cs="Segoe UI Emoji"/>
-          <w:b/>
-          <w:bCs/>
-        </w:rPr>
-        <w:t xml:space="preserve"> </w:t>
-      </w:r>
-      <w:proofErr w:type="spellStart"/>
-      <w:r>
-        <w:rPr>
-          <w:rFonts w:ascii="Segoe UI Emoji" w:hAnsi="Segoe UI Emoji" w:cs="Segoe UI Emoji"/>
-          <w:b/>
-          <w:bCs/>
-        </w:rPr>
-        <w:t>version</w:t>
-      </w:r>
-      <w:proofErr w:type="spellEnd"/>
-      <w:r>
-        <w:rPr>
-          <w:rFonts w:ascii="Segoe UI Emoji" w:hAnsi="Segoe UI Emoji" w:cs="Segoe UI Emoji"/>
-          <w:b/>
-          <w:bCs/>
-        </w:rPr>
-        <w:t xml:space="preserve"> 2.xx, todo está bien ✅</w:t>
+      <w:r>
+        <w:rPr>
+          <w:rFonts w:ascii="Segoe UI Emoji" w:hAnsi="Segoe UI Emoji" w:cs="Segoe UI Emoji"/>
+          <w:b/>
+          <w:bCs/>
+        </w:rPr>
+        <w:t>git --version</w:t>
+      </w:r>
+    </w:p>
+    <w:p>
+      <w:pPr>
+        <w:tabs>
+          <w:tab w:val="left" w:pos="1140"/>
+        </w:tabs>
+        <w:rPr>
+          <w:rFonts w:ascii="Segoe UI Emoji" w:hAnsi="Segoe UI Emoji" w:cs="Segoe UI Emoji"/>
+          <w:b/>
+          <w:bCs/>
+        </w:rPr>
+      </w:pPr>
+      <w:r>
+        <w:rPr>
+          <w:rFonts w:ascii="Segoe UI Emoji" w:hAnsi="Segoe UI Emoji" w:cs="Segoe UI Emoji"/>
+          <w:b/>
+          <w:bCs/>
+        </w:rPr>
+        <w:t>Si te aparece algo como git version 2.xx, todo está bien ✅</w:t>
       </w:r>
       <w:r>
         <w:rPr>
@@ -952,73 +785,7 @@
           <w:i/>
           <w:iCs/>
         </w:rPr>
-        <w:t>“</w:t>
-      </w:r>
-      <w:proofErr w:type="spellStart"/>
-      <w:r>
-        <w:rPr>
-          <w:rFonts w:ascii="Segoe UI Emoji" w:hAnsi="Segoe UI Emoji" w:cs="Segoe UI Emoji"/>
-          <w:b/>
-          <w:bCs/>
-          <w:i/>
-          <w:iCs/>
-        </w:rPr>
-        <w:t>command</w:t>
-      </w:r>
-      <w:proofErr w:type="spellEnd"/>
-      <w:r>
-        <w:rPr>
-          <w:rFonts w:ascii="Segoe UI Emoji" w:hAnsi="Segoe UI Emoji" w:cs="Segoe UI Emoji"/>
-          <w:b/>
-          <w:bCs/>
-          <w:i/>
-          <w:iCs/>
-        </w:rPr>
-        <w:t xml:space="preserve"> </w:t>
-      </w:r>
-      <w:proofErr w:type="spellStart"/>
-      <w:r>
-        <w:rPr>
-          <w:rFonts w:ascii="Segoe UI Emoji" w:hAnsi="Segoe UI Emoji" w:cs="Segoe UI Emoji"/>
-          <w:b/>
-          <w:bCs/>
-          <w:i/>
-          <w:iCs/>
-        </w:rPr>
-        <w:t>not</w:t>
-      </w:r>
-      <w:proofErr w:type="spellEnd"/>
-      <w:r>
-        <w:rPr>
-          <w:rFonts w:ascii="Segoe UI Emoji" w:hAnsi="Segoe UI Emoji" w:cs="Segoe UI Emoji"/>
-          <w:b/>
-          <w:bCs/>
-          <w:i/>
-          <w:iCs/>
-        </w:rPr>
-        <w:t xml:space="preserve"> </w:t>
-      </w:r>
-      <w:proofErr w:type="spellStart"/>
-      <w:r>
-        <w:rPr>
-          <w:rFonts w:ascii="Segoe UI Emoji" w:hAnsi="Segoe UI Emoji" w:cs="Segoe UI Emoji"/>
-          <w:b/>
-          <w:bCs/>
-          <w:i/>
-          <w:iCs/>
-        </w:rPr>
-        <w:t>found</w:t>
-      </w:r>
-      <w:proofErr w:type="spellEnd"/>
-      <w:r>
-        <w:rPr>
-          <w:rFonts w:ascii="Segoe UI Emoji" w:hAnsi="Segoe UI Emoji" w:cs="Segoe UI Emoji"/>
-          <w:b/>
-          <w:bCs/>
-          <w:i/>
-          <w:iCs/>
-        </w:rPr>
-        <w:t>”</w:t>
+        <w:t>“command not found”</w:t>
       </w:r>
       <w:r>
         <w:rPr>
@@ -1088,133 +855,50 @@
           <w:b/>
           <w:bCs/>
         </w:rPr>
-        <w:t xml:space="preserve">En la barra lateral izquierda, abre el ícono de </w:t>
-      </w:r>
-      <w:proofErr w:type="spellStart"/>
-      <w:r>
-        <w:rPr>
-          <w:rFonts w:ascii="Segoe UI Emoji" w:hAnsi="Segoe UI Emoji" w:cs="Segoe UI Emoji"/>
-          <w:b/>
-          <w:bCs/>
-        </w:rPr>
-        <w:t>Source</w:t>
-      </w:r>
-      <w:proofErr w:type="spellEnd"/>
-      <w:r>
-        <w:rPr>
-          <w:rFonts w:ascii="Segoe UI Emoji" w:hAnsi="Segoe UI Emoji" w:cs="Segoe UI Emoji"/>
-          <w:b/>
-          <w:bCs/>
-        </w:rPr>
-        <w:t xml:space="preserve"> Control (dos ramas conectadas 🌿).</w:t>
-      </w:r>
-    </w:p>
-    <w:p>
-      <w:pPr>
-        <w:tabs>
-          <w:tab w:val="left" w:pos="1140"/>
-        </w:tabs>
-        <w:rPr>
-          <w:rFonts w:ascii="Segoe UI Emoji" w:hAnsi="Segoe UI Emoji" w:cs="Segoe UI Emoji"/>
-          <w:b/>
-          <w:bCs/>
-        </w:rPr>
-      </w:pPr>
-      <w:r>
-        <w:rPr>
-          <w:rFonts w:ascii="Segoe UI Emoji" w:hAnsi="Segoe UI Emoji" w:cs="Segoe UI Emoji"/>
-          <w:b/>
-          <w:bCs/>
-        </w:rPr>
-        <w:t xml:space="preserve">Si ves algo como “No </w:t>
-      </w:r>
-      <w:proofErr w:type="spellStart"/>
-      <w:r>
-        <w:rPr>
-          <w:rFonts w:ascii="Segoe UI Emoji" w:hAnsi="Segoe UI Emoji" w:cs="Segoe UI Emoji"/>
-          <w:b/>
-          <w:bCs/>
-        </w:rPr>
-        <w:t>source</w:t>
-      </w:r>
-      <w:proofErr w:type="spellEnd"/>
-      <w:r>
-        <w:rPr>
-          <w:rFonts w:ascii="Segoe UI Emoji" w:hAnsi="Segoe UI Emoji" w:cs="Segoe UI Emoji"/>
-          <w:b/>
-          <w:bCs/>
-        </w:rPr>
-        <w:t xml:space="preserve"> control </w:t>
-      </w:r>
-      <w:proofErr w:type="spellStart"/>
-      <w:r>
-        <w:rPr>
-          <w:rFonts w:ascii="Segoe UI Emoji" w:hAnsi="Segoe UI Emoji" w:cs="Segoe UI Emoji"/>
-          <w:b/>
-          <w:bCs/>
-        </w:rPr>
-        <w:t>providers</w:t>
-      </w:r>
-      <w:proofErr w:type="spellEnd"/>
-      <w:r>
-        <w:rPr>
-          <w:rFonts w:ascii="Segoe UI Emoji" w:hAnsi="Segoe UI Emoji" w:cs="Segoe UI Emoji"/>
-          <w:b/>
-          <w:bCs/>
-        </w:rPr>
-        <w:t xml:space="preserve"> </w:t>
-      </w:r>
-      <w:proofErr w:type="spellStart"/>
-      <w:r>
-        <w:rPr>
-          <w:rFonts w:ascii="Segoe UI Emoji" w:hAnsi="Segoe UI Emoji" w:cs="Segoe UI Emoji"/>
-          <w:b/>
-          <w:bCs/>
-        </w:rPr>
-        <w:t>registered</w:t>
-      </w:r>
-      <w:proofErr w:type="spellEnd"/>
-      <w:r>
-        <w:rPr>
-          <w:rFonts w:ascii="Segoe UI Emoji" w:hAnsi="Segoe UI Emoji" w:cs="Segoe UI Emoji"/>
-          <w:b/>
-          <w:bCs/>
-        </w:rPr>
-        <w:t>”, haz esto:</w:t>
-      </w:r>
-    </w:p>
-    <w:p>
-      <w:pPr>
-        <w:tabs>
-          <w:tab w:val="left" w:pos="1140"/>
-        </w:tabs>
-        <w:rPr>
-          <w:rFonts w:ascii="Segoe UI Emoji" w:hAnsi="Segoe UI Emoji" w:cs="Segoe UI Emoji"/>
-          <w:b/>
-          <w:bCs/>
-          <w:lang w:val="en-US"/>
-        </w:rPr>
-      </w:pPr>
-      <w:r>
-        <w:rPr>
-          <w:rFonts w:ascii="Segoe UI Emoji" w:hAnsi="Segoe UI Emoji" w:cs="Segoe UI Emoji"/>
-          <w:b/>
-          <w:bCs/>
-          <w:lang w:val="en-US"/>
-        </w:rPr>
-        <w:t xml:space="preserve">git </w:t>
-      </w:r>
-      <w:proofErr w:type="spellStart"/>
-      <w:r>
-        <w:rPr>
-          <w:rFonts w:ascii="Segoe UI Emoji" w:hAnsi="Segoe UI Emoji" w:cs="Segoe UI Emoji"/>
-          <w:b/>
-          <w:bCs/>
-          <w:lang w:val="en-US"/>
-        </w:rPr>
-        <w:t>init</w:t>
-      </w:r>
-      <w:proofErr w:type="spellEnd"/>
+        <w:t>En la barra lateral izquierda, abre el ícono de Source Control (dos ramas conectadas 🌿).</w:t>
+      </w:r>
+    </w:p>
+    <w:p>
+      <w:pPr>
+        <w:tabs>
+          <w:tab w:val="left" w:pos="1140"/>
+        </w:tabs>
+        <w:rPr>
+          <w:rFonts w:ascii="Segoe UI Emoji" w:hAnsi="Segoe UI Emoji" w:cs="Segoe UI Emoji"/>
+          <w:b/>
+          <w:bCs/>
+        </w:rPr>
+      </w:pPr>
+      <w:r>
+        <w:rPr>
+          <w:rFonts w:ascii="Segoe UI Emoji" w:hAnsi="Segoe UI Emoji" w:cs="Segoe UI Emoji"/>
+          <w:b/>
+          <w:bCs/>
+        </w:rPr>
+        <w:t>Si ves algo como “No source control providers registered”, haz esto:</w:t>
+      </w:r>
+    </w:p>
+    <w:p>
+      <w:pPr>
+        <w:tabs>
+          <w:tab w:val="left" w:pos="1140"/>
+        </w:tabs>
+        <w:rPr>
+          <w:rFonts w:ascii="Segoe UI Emoji" w:hAnsi="Segoe UI Emoji" w:cs="Segoe UI Emoji"/>
+          <w:b/>
+          <w:bCs/>
+          <w:lang w:val="en-US"/>
+        </w:rPr>
+      </w:pPr>
+      <w:r>
+        <w:rPr>
+          <w:rFonts w:ascii="Segoe UI Emoji" w:hAnsi="Segoe UI Emoji" w:cs="Segoe UI Emoji"/>
+          <w:b/>
+          <w:bCs/>
+          <w:lang w:val="en-US"/>
+        </w:rPr>
+        <w:t>git init</w:t>
+      </w:r>
     </w:p>
     <w:p>
       <w:pPr>
@@ -1249,70 +933,14 @@
           <w:bCs/>
         </w:rPr>
       </w:pPr>
-      <w:proofErr w:type="spellStart"/>
-      <w:r>
-        <w:rPr>
-          <w:rFonts w:ascii="Segoe UI Emoji" w:hAnsi="Segoe UI Emoji" w:cs="Segoe UI Emoji"/>
-          <w:b/>
-          <w:bCs/>
-        </w:rPr>
-        <w:t>git</w:t>
-      </w:r>
-      <w:proofErr w:type="spellEnd"/>
-      <w:r>
-        <w:rPr>
-          <w:rFonts w:ascii="Segoe UI Emoji" w:hAnsi="Segoe UI Emoji" w:cs="Segoe UI Emoji"/>
-          <w:b/>
-          <w:bCs/>
-        </w:rPr>
-        <w:t xml:space="preserve"> </w:t>
-      </w:r>
-      <w:proofErr w:type="spellStart"/>
-      <w:r>
-        <w:rPr>
-          <w:rFonts w:ascii="Segoe UI Emoji" w:hAnsi="Segoe UI Emoji" w:cs="Segoe UI Emoji"/>
-          <w:b/>
-          <w:bCs/>
-        </w:rPr>
-        <w:t>pull</w:t>
-      </w:r>
-      <w:proofErr w:type="spellEnd"/>
-      <w:r>
-        <w:rPr>
-          <w:rFonts w:ascii="Segoe UI Emoji" w:hAnsi="Segoe UI Emoji" w:cs="Segoe UI Emoji"/>
-          <w:b/>
-          <w:bCs/>
-        </w:rPr>
-        <w:t xml:space="preserve"> </w:t>
-      </w:r>
-      <w:proofErr w:type="spellStart"/>
-      <w:r>
-        <w:rPr>
-          <w:rFonts w:ascii="Segoe UI Emoji" w:hAnsi="Segoe UI Emoji" w:cs="Segoe UI Emoji"/>
-          <w:b/>
-          <w:bCs/>
-        </w:rPr>
-        <w:t>origin</w:t>
-      </w:r>
-      <w:proofErr w:type="spellEnd"/>
-      <w:r>
-        <w:rPr>
-          <w:rFonts w:ascii="Segoe UI Emoji" w:hAnsi="Segoe UI Emoji" w:cs="Segoe UI Emoji"/>
-          <w:b/>
-          <w:bCs/>
-        </w:rPr>
-        <w:t xml:space="preserve"> </w:t>
-      </w:r>
-      <w:proofErr w:type="spellStart"/>
-      <w:r>
-        <w:rPr>
-          <w:rFonts w:ascii="Segoe UI Emoji" w:hAnsi="Segoe UI Emoji" w:cs="Segoe UI Emoji"/>
-          <w:b/>
-          <w:bCs/>
-        </w:rPr>
-        <w:t>main</w:t>
-      </w:r>
-      <w:proofErr w:type="spellEnd"/>
+      <w:r>
+        <w:rPr>
+          <w:rFonts w:ascii="Segoe UI Emoji" w:hAnsi="Segoe UI Emoji" w:cs="Segoe UI Emoji"/>
+          <w:b/>
+          <w:bCs/>
+        </w:rPr>
+        <w:t>git pull origin main</w:t>
+      </w:r>
     </w:p>
     <w:p>
       <w:pPr>
@@ -1435,25 +1063,7 @@
           <w:b/>
           <w:bCs/>
         </w:rPr>
-        <w:t>Guárdalo (</w:t>
-      </w:r>
-      <w:proofErr w:type="spellStart"/>
-      <w:r>
-        <w:rPr>
-          <w:rFonts w:ascii="Segoe UI Emoji" w:hAnsi="Segoe UI Emoji" w:cs="Segoe UI Emoji"/>
-          <w:b/>
-          <w:bCs/>
-        </w:rPr>
-        <w:t>Ctrl</w:t>
-      </w:r>
-      <w:proofErr w:type="spellEnd"/>
-      <w:r>
-        <w:rPr>
-          <w:rFonts w:ascii="Segoe UI Emoji" w:hAnsi="Segoe UI Emoji" w:cs="Segoe UI Emoji"/>
-          <w:b/>
-          <w:bCs/>
-        </w:rPr>
-        <w:t xml:space="preserve"> + S).</w:t>
+        <w:t>Guárdalo (Ctrl + S).</w:t>
       </w:r>
     </w:p>
     <w:p>
@@ -1515,25 +1125,7 @@
           <w:b/>
           <w:bCs/>
         </w:rPr>
-        <w:t xml:space="preserve">Haz clic en el ícono de </w:t>
-      </w:r>
-      <w:proofErr w:type="spellStart"/>
-      <w:r>
-        <w:rPr>
-          <w:rFonts w:ascii="Segoe UI Emoji" w:hAnsi="Segoe UI Emoji" w:cs="Segoe UI Emoji"/>
-          <w:b/>
-          <w:bCs/>
-        </w:rPr>
-        <w:t>Source</w:t>
-      </w:r>
-      <w:proofErr w:type="spellEnd"/>
-      <w:r>
-        <w:rPr>
-          <w:rFonts w:ascii="Segoe UI Emoji" w:hAnsi="Segoe UI Emoji" w:cs="Segoe UI Emoji"/>
-          <w:b/>
-          <w:bCs/>
-        </w:rPr>
-        <w:t xml:space="preserve"> Control 🌿 otra vez.</w:t>
+        <w:t>Haz clic en el ícono de Source Control 🌿 otra vez.</w:t>
       </w:r>
     </w:p>
     <w:p>
@@ -1603,25 +1195,7 @@
           <w:bCs/>
         </w:rPr>
         <w:lastRenderedPageBreak/>
-        <w:t xml:space="preserve">Actualizo </w:t>
-      </w:r>
-      <w:proofErr w:type="spellStart"/>
-      <w:r>
-        <w:rPr>
-          <w:rFonts w:ascii="Segoe UI Emoji" w:hAnsi="Segoe UI Emoji" w:cs="Segoe UI Emoji"/>
-          <w:b/>
-          <w:bCs/>
-        </w:rPr>
-        <w:t>dashboard</w:t>
-      </w:r>
-      <w:proofErr w:type="spellEnd"/>
-      <w:r>
-        <w:rPr>
-          <w:rFonts w:ascii="Segoe UI Emoji" w:hAnsi="Segoe UI Emoji" w:cs="Segoe UI Emoji"/>
-          <w:b/>
-          <w:bCs/>
-        </w:rPr>
-        <w:t xml:space="preserve"> con mejoras</w:t>
+        <w:t>Actualizo dashboard con mejoras</w:t>
       </w:r>
     </w:p>
     <w:p>
@@ -1645,61 +1219,7 @@
           <w:b/>
           <w:bCs/>
         </w:rPr>
-        <w:t xml:space="preserve">Presiona </w:t>
-      </w:r>
-      <w:proofErr w:type="spellStart"/>
-      <w:r>
-        <w:rPr>
-          <w:rFonts w:ascii="Segoe UI Emoji" w:hAnsi="Segoe UI Emoji" w:cs="Segoe UI Emoji"/>
-          <w:b/>
-          <w:bCs/>
-        </w:rPr>
-        <w:t>Ctrl</w:t>
-      </w:r>
-      <w:proofErr w:type="spellEnd"/>
-      <w:r>
-        <w:rPr>
-          <w:rFonts w:ascii="Segoe UI Emoji" w:hAnsi="Segoe UI Emoji" w:cs="Segoe UI Emoji"/>
-          <w:b/>
-          <w:bCs/>
-        </w:rPr>
-        <w:t xml:space="preserve"> + </w:t>
-      </w:r>
-      <w:proofErr w:type="spellStart"/>
-      <w:r>
-        <w:rPr>
-          <w:rFonts w:ascii="Segoe UI Emoji" w:hAnsi="Segoe UI Emoji" w:cs="Segoe UI Emoji"/>
-          <w:b/>
-          <w:bCs/>
-        </w:rPr>
-        <w:t>Enter</w:t>
-      </w:r>
-      <w:proofErr w:type="spellEnd"/>
-      <w:r>
-        <w:rPr>
-          <w:rFonts w:ascii="Segoe UI Emoji" w:hAnsi="Segoe UI Emoji" w:cs="Segoe UI Emoji"/>
-          <w:b/>
-          <w:bCs/>
-        </w:rPr>
-        <w:t xml:space="preserve"> o haz clic en el ícono de ✔️ (</w:t>
-      </w:r>
-      <w:proofErr w:type="spellStart"/>
-      <w:r>
-        <w:rPr>
-          <w:rFonts w:ascii="Segoe UI Emoji" w:hAnsi="Segoe UI Emoji" w:cs="Segoe UI Emoji"/>
-          <w:b/>
-          <w:bCs/>
-        </w:rPr>
-        <w:t>Commit</w:t>
-      </w:r>
-      <w:proofErr w:type="spellEnd"/>
-      <w:r>
-        <w:rPr>
-          <w:rFonts w:ascii="Segoe UI Emoji" w:hAnsi="Segoe UI Emoji" w:cs="Segoe UI Emoji"/>
-          <w:b/>
-          <w:bCs/>
-        </w:rPr>
-        <w:t>)</w:t>
+        <w:t>Presiona Ctrl + Enter o haz clic en el ícono de ✔️ (Commit)</w:t>
       </w:r>
     </w:p>
     <w:p>
@@ -1723,18 +1243,8 @@
           <w:b/>
           <w:bCs/>
         </w:rPr>
-        <w:t xml:space="preserve">Luego haz clic en el botón con los tres puntos (…) → selecciona </w:t>
-      </w:r>
-      <w:proofErr w:type="spellStart"/>
-      <w:r>
-        <w:rPr>
-          <w:rFonts w:ascii="Segoe UI Emoji" w:hAnsi="Segoe UI Emoji" w:cs="Segoe UI Emoji"/>
-          <w:b/>
-          <w:bCs/>
-        </w:rPr>
-        <w:t>Push</w:t>
-      </w:r>
-      <w:proofErr w:type="spellEnd"/>
+        <w:t>Luego haz clic en el botón con los tres puntos (…) → selecciona Push</w:t>
+      </w:r>
       <w:r>
         <w:rPr>
           <w:rFonts w:ascii="Segoe UI Emoji" w:hAnsi="Segoe UI Emoji" w:cs="Segoe UI Emoji"/>
@@ -1751,244 +1261,88 @@
           <w:i/>
           <w:iCs/>
         </w:rPr>
-        <w:t>(O si ves el botón azul que dice “</w:t>
-      </w:r>
-      <w:proofErr w:type="spellStart"/>
-      <w:r>
-        <w:rPr>
-          <w:rFonts w:ascii="Segoe UI Emoji" w:hAnsi="Segoe UI Emoji" w:cs="Segoe UI Emoji"/>
-          <w:b/>
-          <w:bCs/>
-          <w:i/>
-          <w:iCs/>
-        </w:rPr>
-        <w:t>Sync</w:t>
-      </w:r>
-      <w:proofErr w:type="spellEnd"/>
-      <w:r>
-        <w:rPr>
-          <w:rFonts w:ascii="Segoe UI Emoji" w:hAnsi="Segoe UI Emoji" w:cs="Segoe UI Emoji"/>
-          <w:b/>
-          <w:bCs/>
-          <w:i/>
-          <w:iCs/>
-        </w:rPr>
-        <w:t xml:space="preserve"> </w:t>
-      </w:r>
-      <w:proofErr w:type="spellStart"/>
-      <w:r>
-        <w:rPr>
-          <w:rFonts w:ascii="Segoe UI Emoji" w:hAnsi="Segoe UI Emoji" w:cs="Segoe UI Emoji"/>
-          <w:b/>
-          <w:bCs/>
-          <w:i/>
-          <w:iCs/>
-        </w:rPr>
-        <w:t>Changes</w:t>
-      </w:r>
-      <w:proofErr w:type="spellEnd"/>
-      <w:r>
-        <w:rPr>
-          <w:rFonts w:ascii="Segoe UI Emoji" w:hAnsi="Segoe UI Emoji" w:cs="Segoe UI Emoji"/>
-          <w:b/>
-          <w:bCs/>
-          <w:i/>
-          <w:iCs/>
-        </w:rPr>
-        <w:t>”, haz clic ahí)</w:t>
-      </w:r>
-    </w:p>
-    <w:p>
-      <w:pPr>
-        <w:tabs>
-          <w:tab w:val="left" w:pos="1140"/>
-        </w:tabs>
-        <w:rPr>
-          <w:rFonts w:ascii="Segoe UI Emoji" w:hAnsi="Segoe UI Emoji" w:cs="Segoe UI Emoji"/>
-          <w:b/>
-          <w:bCs/>
-        </w:rPr>
-      </w:pPr>
-      <w:r>
-        <w:rPr>
-          <w:rFonts w:ascii="Segoe UI Emoji" w:hAnsi="Segoe UI Emoji" w:cs="Segoe UI Emoji"/>
-          <w:b/>
-          <w:bCs/>
-        </w:rPr>
-        <w:t xml:space="preserve">VS </w:t>
-      </w:r>
-      <w:proofErr w:type="spellStart"/>
-      <w:r>
-        <w:rPr>
-          <w:rFonts w:ascii="Segoe UI Emoji" w:hAnsi="Segoe UI Emoji" w:cs="Segoe UI Emoji"/>
-          <w:b/>
-          <w:bCs/>
-        </w:rPr>
-        <w:t>Code</w:t>
-      </w:r>
-      <w:proofErr w:type="spellEnd"/>
-      <w:r>
-        <w:rPr>
-          <w:rFonts w:ascii="Segoe UI Emoji" w:hAnsi="Segoe UI Emoji" w:cs="Segoe UI Emoji"/>
-          <w:b/>
-          <w:bCs/>
-        </w:rPr>
-        <w:t xml:space="preserve"> hará automáticamente:</w:t>
-      </w:r>
-    </w:p>
-    <w:p>
-      <w:pPr>
-        <w:tabs>
-          <w:tab w:val="left" w:pos="1140"/>
-        </w:tabs>
-        <w:rPr>
-          <w:rFonts w:ascii="Segoe UI Emoji" w:hAnsi="Segoe UI Emoji" w:cs="Segoe UI Emoji"/>
-          <w:b/>
-          <w:bCs/>
-        </w:rPr>
-      </w:pPr>
-      <w:proofErr w:type="spellStart"/>
-      <w:r>
-        <w:rPr>
-          <w:rFonts w:ascii="Segoe UI Emoji" w:hAnsi="Segoe UI Emoji" w:cs="Segoe UI Emoji"/>
-          <w:b/>
-          <w:bCs/>
-        </w:rPr>
-        <w:t>git</w:t>
-      </w:r>
-      <w:proofErr w:type="spellEnd"/>
-      <w:r>
-        <w:rPr>
-          <w:rFonts w:ascii="Segoe UI Emoji" w:hAnsi="Segoe UI Emoji" w:cs="Segoe UI Emoji"/>
-          <w:b/>
-          <w:bCs/>
-        </w:rPr>
-        <w:t xml:space="preserve"> </w:t>
-      </w:r>
-      <w:proofErr w:type="spellStart"/>
-      <w:r>
-        <w:rPr>
-          <w:rFonts w:ascii="Segoe UI Emoji" w:hAnsi="Segoe UI Emoji" w:cs="Segoe UI Emoji"/>
-          <w:b/>
-          <w:bCs/>
-        </w:rPr>
-        <w:t>add</w:t>
-      </w:r>
-      <w:proofErr w:type="spellEnd"/>
-      <w:r>
-        <w:rPr>
-          <w:rFonts w:ascii="Segoe UI Emoji" w:hAnsi="Segoe UI Emoji" w:cs="Segoe UI Emoji"/>
-          <w:b/>
-          <w:bCs/>
-        </w:rPr>
-        <w:t xml:space="preserve"> .</w:t>
-      </w:r>
-    </w:p>
-    <w:p>
-      <w:pPr>
-        <w:tabs>
-          <w:tab w:val="left" w:pos="1140"/>
-        </w:tabs>
-        <w:rPr>
-          <w:rFonts w:ascii="Segoe UI Emoji" w:hAnsi="Segoe UI Emoji" w:cs="Segoe UI Emoji"/>
-          <w:b/>
-          <w:bCs/>
-        </w:rPr>
-      </w:pPr>
-      <w:proofErr w:type="spellStart"/>
-      <w:r>
-        <w:rPr>
-          <w:rFonts w:ascii="Segoe UI Emoji" w:hAnsi="Segoe UI Emoji" w:cs="Segoe UI Emoji"/>
-          <w:b/>
-          <w:bCs/>
-        </w:rPr>
-        <w:t>git</w:t>
-      </w:r>
-      <w:proofErr w:type="spellEnd"/>
-      <w:r>
-        <w:rPr>
-          <w:rFonts w:ascii="Segoe UI Emoji" w:hAnsi="Segoe UI Emoji" w:cs="Segoe UI Emoji"/>
-          <w:b/>
-          <w:bCs/>
-        </w:rPr>
-        <w:t xml:space="preserve"> </w:t>
-      </w:r>
-      <w:proofErr w:type="spellStart"/>
-      <w:r>
-        <w:rPr>
-          <w:rFonts w:ascii="Segoe UI Emoji" w:hAnsi="Segoe UI Emoji" w:cs="Segoe UI Emoji"/>
-          <w:b/>
-          <w:bCs/>
-        </w:rPr>
-        <w:t>commit</w:t>
-      </w:r>
-      <w:proofErr w:type="spellEnd"/>
-      <w:r>
-        <w:rPr>
-          <w:rFonts w:ascii="Segoe UI Emoji" w:hAnsi="Segoe UI Emoji" w:cs="Segoe UI Emoji"/>
-          <w:b/>
-          <w:bCs/>
-        </w:rPr>
-        <w:t xml:space="preserve"> -m "Actualizo </w:t>
-      </w:r>
-      <w:proofErr w:type="spellStart"/>
-      <w:r>
-        <w:rPr>
-          <w:rFonts w:ascii="Segoe UI Emoji" w:hAnsi="Segoe UI Emoji" w:cs="Segoe UI Emoji"/>
-          <w:b/>
-          <w:bCs/>
-        </w:rPr>
-        <w:t>dashboard</w:t>
-      </w:r>
-      <w:proofErr w:type="spellEnd"/>
-      <w:r>
-        <w:rPr>
-          <w:rFonts w:ascii="Segoe UI Emoji" w:hAnsi="Segoe UI Emoji" w:cs="Segoe UI Emoji"/>
-          <w:b/>
-          <w:bCs/>
-        </w:rPr>
-        <w:t xml:space="preserve"> con mejoras"</w:t>
-      </w:r>
-    </w:p>
-    <w:p>
-      <w:pPr>
-        <w:tabs>
-          <w:tab w:val="left" w:pos="1140"/>
-        </w:tabs>
-        <w:rPr>
-          <w:rFonts w:ascii="Segoe UI Emoji" w:hAnsi="Segoe UI Emoji" w:cs="Segoe UI Emoji"/>
-          <w:b/>
-          <w:bCs/>
-        </w:rPr>
-      </w:pPr>
-      <w:proofErr w:type="spellStart"/>
-      <w:r>
-        <w:rPr>
-          <w:rFonts w:ascii="Segoe UI Emoji" w:hAnsi="Segoe UI Emoji" w:cs="Segoe UI Emoji"/>
-          <w:b/>
-          <w:bCs/>
-        </w:rPr>
-        <w:t>git</w:t>
-      </w:r>
-      <w:proofErr w:type="spellEnd"/>
-      <w:r>
-        <w:rPr>
-          <w:rFonts w:ascii="Segoe UI Emoji" w:hAnsi="Segoe UI Emoji" w:cs="Segoe UI Emoji"/>
-          <w:b/>
-          <w:bCs/>
-        </w:rPr>
-        <w:t xml:space="preserve"> </w:t>
-      </w:r>
-      <w:proofErr w:type="spellStart"/>
-      <w:r>
-        <w:rPr>
-          <w:rFonts w:ascii="Segoe UI Emoji" w:hAnsi="Segoe UI Emoji" w:cs="Segoe UI Emoji"/>
-          <w:b/>
-          <w:bCs/>
-        </w:rPr>
-        <w:t>push</w:t>
-      </w:r>
-      <w:proofErr w:type="spellEnd"/>
+        <w:t>(O si ves el botón azul que dice “Sync Changes”, haz clic ahí)</w:t>
+      </w:r>
+    </w:p>
+    <w:p>
+      <w:pPr>
+        <w:tabs>
+          <w:tab w:val="left" w:pos="1140"/>
+        </w:tabs>
+        <w:rPr>
+          <w:rFonts w:ascii="Segoe UI Emoji" w:hAnsi="Segoe UI Emoji" w:cs="Segoe UI Emoji"/>
+          <w:b/>
+          <w:bCs/>
+        </w:rPr>
+      </w:pPr>
+      <w:r>
+        <w:rPr>
+          <w:rFonts w:ascii="Segoe UI Emoji" w:hAnsi="Segoe UI Emoji" w:cs="Segoe UI Emoji"/>
+          <w:b/>
+          <w:bCs/>
+        </w:rPr>
+        <w:t>VS Code hará automáticamente:</w:t>
+      </w:r>
+    </w:p>
+    <w:p>
+      <w:pPr>
+        <w:tabs>
+          <w:tab w:val="left" w:pos="1140"/>
+        </w:tabs>
+        <w:rPr>
+          <w:rFonts w:ascii="Segoe UI Emoji" w:hAnsi="Segoe UI Emoji" w:cs="Segoe UI Emoji"/>
+          <w:b/>
+          <w:bCs/>
+        </w:rPr>
+      </w:pPr>
+      <w:r>
+        <w:rPr>
+          <w:rFonts w:ascii="Segoe UI Emoji" w:hAnsi="Segoe UI Emoji" w:cs="Segoe UI Emoji"/>
+          <w:b/>
+          <w:bCs/>
+        </w:rPr>
+        <w:t>git add .</w:t>
+      </w:r>
+    </w:p>
+    <w:p>
+      <w:pPr>
+        <w:tabs>
+          <w:tab w:val="left" w:pos="1140"/>
+        </w:tabs>
+        <w:rPr>
+          <w:rFonts w:ascii="Segoe UI Emoji" w:hAnsi="Segoe UI Emoji" w:cs="Segoe UI Emoji"/>
+          <w:b/>
+          <w:bCs/>
+        </w:rPr>
+      </w:pPr>
+      <w:r>
+        <w:rPr>
+          <w:rFonts w:ascii="Segoe UI Emoji" w:hAnsi="Segoe UI Emoji" w:cs="Segoe UI Emoji"/>
+          <w:b/>
+          <w:bCs/>
+        </w:rPr>
+        <w:t>git commit -m "Actualizo dashboard con mejoras"</w:t>
+      </w:r>
+    </w:p>
+    <w:p>
+      <w:pPr>
+        <w:tabs>
+          <w:tab w:val="left" w:pos="1140"/>
+        </w:tabs>
+        <w:rPr>
+          <w:rFonts w:ascii="Segoe UI Emoji" w:hAnsi="Segoe UI Emoji" w:cs="Segoe UI Emoji"/>
+          <w:b/>
+          <w:bCs/>
+        </w:rPr>
+      </w:pPr>
+      <w:r>
+        <w:rPr>
+          <w:rFonts w:ascii="Segoe UI Emoji" w:hAnsi="Segoe UI Emoji" w:cs="Segoe UI Emoji"/>
+          <w:b/>
+          <w:bCs/>
+        </w:rPr>
+        <w:t>git push</w:t>
+      </w:r>
     </w:p>
     <w:p>
       <w:pPr>
@@ -2029,114 +1383,49 @@
           <w:b/>
           <w:bCs/>
         </w:rPr>
-        <w:t xml:space="preserve">🟢 6️⃣ </w:t>
-      </w:r>
-      <w:proofErr w:type="spellStart"/>
-      <w:r>
-        <w:rPr>
-          <w:rFonts w:ascii="Segoe UI Emoji" w:hAnsi="Segoe UI Emoji" w:cs="Segoe UI Emoji"/>
-          <w:b/>
-          <w:bCs/>
-        </w:rPr>
-        <w:t>Streamlit</w:t>
-      </w:r>
-      <w:proofErr w:type="spellEnd"/>
-      <w:r>
-        <w:rPr>
-          <w:rFonts w:ascii="Segoe UI Emoji" w:hAnsi="Segoe UI Emoji" w:cs="Segoe UI Emoji"/>
-          <w:b/>
-          <w:bCs/>
-        </w:rPr>
-        <w:t xml:space="preserve"> Cloud se actualiza solo</w:t>
-      </w:r>
-    </w:p>
-    <w:p>
-      <w:pPr>
-        <w:tabs>
-          <w:tab w:val="left" w:pos="1140"/>
-        </w:tabs>
-        <w:rPr>
-          <w:rFonts w:ascii="Segoe UI Emoji" w:hAnsi="Segoe UI Emoji" w:cs="Segoe UI Emoji"/>
-          <w:b/>
-          <w:bCs/>
-        </w:rPr>
-      </w:pPr>
-      <w:r>
-        <w:rPr>
-          <w:rFonts w:ascii="Segoe UI Emoji" w:hAnsi="Segoe UI Emoji" w:cs="Segoe UI Emoji"/>
-          <w:b/>
-          <w:bCs/>
-        </w:rPr>
-        <w:t xml:space="preserve">Apenas termines el </w:t>
-      </w:r>
-      <w:proofErr w:type="spellStart"/>
-      <w:r>
-        <w:rPr>
-          <w:rFonts w:ascii="Segoe UI Emoji" w:hAnsi="Segoe UI Emoji" w:cs="Segoe UI Emoji"/>
-          <w:b/>
-          <w:bCs/>
-        </w:rPr>
-        <w:t>push</w:t>
-      </w:r>
-      <w:proofErr w:type="spellEnd"/>
-      <w:r>
-        <w:rPr>
-          <w:rFonts w:ascii="Segoe UI Emoji" w:hAnsi="Segoe UI Emoji" w:cs="Segoe UI Emoji"/>
-          <w:b/>
-          <w:bCs/>
-        </w:rPr>
-        <w:t xml:space="preserve">, </w:t>
-      </w:r>
-      <w:proofErr w:type="spellStart"/>
-      <w:r>
-        <w:rPr>
-          <w:rFonts w:ascii="Segoe UI Emoji" w:hAnsi="Segoe UI Emoji" w:cs="Segoe UI Emoji"/>
-          <w:b/>
-          <w:bCs/>
-        </w:rPr>
-        <w:t>Streamlit</w:t>
-      </w:r>
-      <w:proofErr w:type="spellEnd"/>
-      <w:r>
-        <w:rPr>
-          <w:rFonts w:ascii="Segoe UI Emoji" w:hAnsi="Segoe UI Emoji" w:cs="Segoe UI Emoji"/>
-          <w:b/>
-          <w:bCs/>
-        </w:rPr>
-        <w:t xml:space="preserve"> Cloud detecta el cambio y vuelve a compilar tu app.</w:t>
-      </w:r>
-    </w:p>
-    <w:p>
-      <w:pPr>
-        <w:tabs>
-          <w:tab w:val="left" w:pos="1140"/>
-        </w:tabs>
-        <w:rPr>
-          <w:rFonts w:ascii="Segoe UI Emoji" w:hAnsi="Segoe UI Emoji" w:cs="Segoe UI Emoji"/>
-          <w:b/>
-          <w:bCs/>
-          <w:lang w:val="en-US"/>
-        </w:rPr>
-      </w:pPr>
-      <w:proofErr w:type="spellStart"/>
-      <w:r>
-        <w:rPr>
-          <w:rFonts w:ascii="Segoe UI Emoji" w:hAnsi="Segoe UI Emoji" w:cs="Segoe UI Emoji"/>
-          <w:b/>
-          <w:bCs/>
-          <w:lang w:val="en-US"/>
-        </w:rPr>
-        <w:t>Verás</w:t>
-      </w:r>
-      <w:proofErr w:type="spellEnd"/>
-      <w:r>
-        <w:rPr>
-          <w:rFonts w:ascii="Segoe UI Emoji" w:hAnsi="Segoe UI Emoji" w:cs="Segoe UI Emoji"/>
-          <w:b/>
-          <w:bCs/>
-          <w:lang w:val="en-US"/>
-        </w:rPr>
-        <w:t xml:space="preserve"> de nuevo:</w:t>
+        <w:t>🟢 6️⃣ Streamlit Cloud se actualiza solo</w:t>
+      </w:r>
+    </w:p>
+    <w:p>
+      <w:pPr>
+        <w:tabs>
+          <w:tab w:val="left" w:pos="1140"/>
+        </w:tabs>
+        <w:rPr>
+          <w:rFonts w:ascii="Segoe UI Emoji" w:hAnsi="Segoe UI Emoji" w:cs="Segoe UI Emoji"/>
+          <w:b/>
+          <w:bCs/>
+        </w:rPr>
+      </w:pPr>
+      <w:r>
+        <w:rPr>
+          <w:rFonts w:ascii="Segoe UI Emoji" w:hAnsi="Segoe UI Emoji" w:cs="Segoe UI Emoji"/>
+          <w:b/>
+          <w:bCs/>
+        </w:rPr>
+        <w:t>Apenas termines el push, Streamlit Cloud detecta el cambio y vuelve a compilar tu app.</w:t>
+      </w:r>
+    </w:p>
+    <w:p>
+      <w:pPr>
+        <w:tabs>
+          <w:tab w:val="left" w:pos="1140"/>
+        </w:tabs>
+        <w:rPr>
+          <w:rFonts w:ascii="Segoe UI Emoji" w:hAnsi="Segoe UI Emoji" w:cs="Segoe UI Emoji"/>
+          <w:b/>
+          <w:bCs/>
+          <w:lang w:val="en-US"/>
+        </w:rPr>
+      </w:pPr>
+      <w:r>
+        <w:rPr>
+          <w:rFonts w:ascii="Segoe UI Emoji" w:hAnsi="Segoe UI Emoji" w:cs="Segoe UI Emoji"/>
+          <w:b/>
+          <w:bCs/>
+          <w:lang w:val="en-US"/>
+        </w:rPr>
+        <w:t>Verás de nuevo:</w:t>
       </w:r>
     </w:p>
     <w:p>
@@ -2226,13 +1515,8 @@
         </w:tabs>
       </w:pPr>
       <w:r>
-        <w:t xml:space="preserve">POR DEEP </w:t>
-      </w:r>
-      <w:proofErr w:type="spellStart"/>
-      <w:r>
-        <w:t>SEEK</w:t>
-      </w:r>
-      <w:proofErr w:type="spellEnd"/>
+        <w:t>POR DEEP SEEK</w:t>
+      </w:r>
     </w:p>
     <w:p>
       <w:pPr>
@@ -2272,93 +1556,39 @@
           <w:tab w:val="left" w:pos="1140"/>
         </w:tabs>
       </w:pPr>
-      <w:proofErr w:type="spellStart"/>
       <w:r>
         <w:t>bash</w:t>
       </w:r>
-      <w:proofErr w:type="spellEnd"/>
-    </w:p>
-    <w:p>
-      <w:pPr>
-        <w:tabs>
-          <w:tab w:val="left" w:pos="1140"/>
-        </w:tabs>
-      </w:pPr>
-      <w:proofErr w:type="spellStart"/>
-      <w:r>
-        <w:t>git</w:t>
-      </w:r>
-      <w:proofErr w:type="spellEnd"/>
-      <w:r>
-        <w:t xml:space="preserve"> </w:t>
-      </w:r>
-      <w:proofErr w:type="spellStart"/>
-      <w:r>
-        <w:t>add</w:t>
-      </w:r>
-      <w:proofErr w:type="spellEnd"/>
-      <w:r>
-        <w:t xml:space="preserve"> .</w:t>
-      </w:r>
-    </w:p>
-    <w:p>
-      <w:pPr>
-        <w:tabs>
-          <w:tab w:val="left" w:pos="1140"/>
-        </w:tabs>
-      </w:pPr>
-      <w:proofErr w:type="spellStart"/>
-      <w:r>
-        <w:t>git</w:t>
-      </w:r>
-      <w:proofErr w:type="spellEnd"/>
-      <w:r>
-        <w:t xml:space="preserve"> </w:t>
-      </w:r>
-      <w:proofErr w:type="spellStart"/>
-      <w:r>
-        <w:t>commit</w:t>
-      </w:r>
-      <w:proofErr w:type="spellEnd"/>
-      <w:r>
-        <w:t xml:space="preserve"> -m "Descripción de los cambios"</w:t>
-      </w:r>
-    </w:p>
-    <w:p>
-      <w:pPr>
-        <w:tabs>
-          <w:tab w:val="left" w:pos="1140"/>
-        </w:tabs>
-      </w:pPr>
-      <w:proofErr w:type="spellStart"/>
-      <w:r>
-        <w:t>git</w:t>
-      </w:r>
-      <w:proofErr w:type="spellEnd"/>
-      <w:r>
-        <w:t xml:space="preserve"> </w:t>
-      </w:r>
-      <w:proofErr w:type="spellStart"/>
-      <w:r>
-        <w:t>push</w:t>
-      </w:r>
-      <w:proofErr w:type="spellEnd"/>
-      <w:r>
-        <w:t xml:space="preserve"> </w:t>
-      </w:r>
-      <w:proofErr w:type="spellStart"/>
-      <w:r>
-        <w:t>origin</w:t>
-      </w:r>
-      <w:proofErr w:type="spellEnd"/>
-      <w:r>
-        <w:t xml:space="preserve"> </w:t>
-      </w:r>
-      <w:proofErr w:type="spellStart"/>
-      <w:r>
-        <w:t>main</w:t>
-      </w:r>
-      <w:proofErr w:type="spellEnd"/>
+    </w:p>
+    <w:p>
+      <w:pPr>
+        <w:tabs>
+          <w:tab w:val="left" w:pos="1140"/>
+        </w:tabs>
+      </w:pPr>
+      <w:r>
+        <w:t>git add .</w:t>
+      </w:r>
+    </w:p>
+    <w:p>
+      <w:pPr>
+        <w:tabs>
+          <w:tab w:val="left" w:pos="1140"/>
+        </w:tabs>
+      </w:pPr>
+      <w:r>
+        <w:t>git commit -m "Descripción de los cambios"</w:t>
+      </w:r>
+    </w:p>
+    <w:p>
+      <w:pPr>
+        <w:tabs>
+          <w:tab w:val="left" w:pos="1140"/>
+        </w:tabs>
+      </w:pPr>
+      <w:r>
+        <w:t>git push origin main</w:t>
+      </w:r>
     </w:p>
     <w:p>
       <w:pPr>
@@ -2380,47 +1610,19 @@
           <w:tab w:val="left" w:pos="1140"/>
         </w:tabs>
       </w:pPr>
-      <w:proofErr w:type="spellStart"/>
       <w:r>
         <w:t>bash</w:t>
       </w:r>
-      <w:proofErr w:type="spellEnd"/>
-    </w:p>
-    <w:p>
-      <w:pPr>
-        <w:tabs>
-          <w:tab w:val="left" w:pos="1140"/>
-        </w:tabs>
-      </w:pPr>
-      <w:proofErr w:type="spellStart"/>
-      <w:r>
-        <w:t>git</w:t>
-      </w:r>
-      <w:proofErr w:type="spellEnd"/>
-      <w:r>
-        <w:t xml:space="preserve"> </w:t>
-      </w:r>
-      <w:proofErr w:type="spellStart"/>
-      <w:r>
-        <w:t>pull</w:t>
-      </w:r>
-      <w:proofErr w:type="spellEnd"/>
-      <w:r>
-        <w:t xml:space="preserve"> </w:t>
-      </w:r>
-      <w:proofErr w:type="spellStart"/>
-      <w:r>
-        <w:t>origin</w:t>
-      </w:r>
-      <w:proofErr w:type="spellEnd"/>
-      <w:r>
-        <w:t xml:space="preserve"> </w:t>
-      </w:r>
-      <w:proofErr w:type="spellStart"/>
-      <w:r>
-        <w:t>main</w:t>
-      </w:r>
-      <w:proofErr w:type="spellEnd"/>
+    </w:p>
+    <w:p>
+      <w:pPr>
+        <w:tabs>
+          <w:tab w:val="left" w:pos="1140"/>
+        </w:tabs>
+      </w:pPr>
+      <w:r>
+        <w:t>git pull origin main</w:t>
+      </w:r>
     </w:p>
     <w:p>
       <w:pPr>
@@ -2627,11 +1829,9 @@
           <w:tab w:val="left" w:pos="1140"/>
         </w:tabs>
       </w:pPr>
-      <w:proofErr w:type="spellStart"/>
       <w:r>
         <w:t>bash</w:t>
       </w:r>
-      <w:proofErr w:type="spellEnd"/>
     </w:p>
     <w:p>
       <w:pPr>
@@ -2653,81 +1853,29 @@
           <w:tab w:val="left" w:pos="1140"/>
         </w:tabs>
       </w:pPr>
-      <w:proofErr w:type="spellStart"/>
-      <w:r>
-        <w:t>git</w:t>
-      </w:r>
-      <w:proofErr w:type="spellEnd"/>
-      <w:r>
-        <w:t xml:space="preserve"> </w:t>
-      </w:r>
-      <w:proofErr w:type="spellStart"/>
-      <w:r>
-        <w:t>add</w:t>
-      </w:r>
-      <w:proofErr w:type="spellEnd"/>
-      <w:r>
-        <w:t xml:space="preserve"> .</w:t>
-      </w:r>
-    </w:p>
-    <w:p>
-      <w:pPr>
-        <w:tabs>
-          <w:tab w:val="left" w:pos="1140"/>
-        </w:tabs>
-      </w:pPr>
-      <w:proofErr w:type="spellStart"/>
-      <w:r>
-        <w:t>git</w:t>
-      </w:r>
-      <w:proofErr w:type="spellEnd"/>
-      <w:r>
-        <w:t xml:space="preserve"> </w:t>
-      </w:r>
-      <w:proofErr w:type="spellStart"/>
-      <w:r>
-        <w:t>commit</w:t>
-      </w:r>
-      <w:proofErr w:type="spellEnd"/>
-      <w:r>
-        <w:t xml:space="preserve"> -m "Mi descripción de cambios"</w:t>
-      </w:r>
-    </w:p>
-    <w:p>
-      <w:pPr>
-        <w:tabs>
-          <w:tab w:val="left" w:pos="1140"/>
-        </w:tabs>
-      </w:pPr>
-      <w:proofErr w:type="spellStart"/>
-      <w:r>
-        <w:t>git</w:t>
-      </w:r>
-      <w:proofErr w:type="spellEnd"/>
-      <w:r>
-        <w:t xml:space="preserve"> </w:t>
-      </w:r>
-      <w:proofErr w:type="spellStart"/>
-      <w:r>
-        <w:t>push</w:t>
-      </w:r>
-      <w:proofErr w:type="spellEnd"/>
-      <w:r>
-        <w:t xml:space="preserve"> </w:t>
-      </w:r>
-      <w:proofErr w:type="spellStart"/>
-      <w:r>
-        <w:t>origin</w:t>
-      </w:r>
-      <w:proofErr w:type="spellEnd"/>
-      <w:r>
-        <w:t xml:space="preserve"> </w:t>
-      </w:r>
-      <w:proofErr w:type="spellStart"/>
-      <w:r>
-        <w:t>main</w:t>
-      </w:r>
-      <w:proofErr w:type="spellEnd"/>
+      <w:r>
+        <w:t>git add .</w:t>
+      </w:r>
+    </w:p>
+    <w:p>
+      <w:pPr>
+        <w:tabs>
+          <w:tab w:val="left" w:pos="1140"/>
+        </w:tabs>
+      </w:pPr>
+      <w:r>
+        <w:t>git commit -m "Mi descripción de cambios"</w:t>
+      </w:r>
+    </w:p>
+    <w:p>
+      <w:pPr>
+        <w:tabs>
+          <w:tab w:val="left" w:pos="1140"/>
+        </w:tabs>
+      </w:pPr>
+      <w:r>
+        <w:t>git push origin main</w:t>
+      </w:r>
     </w:p>
     <w:p>
       <w:pPr>
@@ -2767,11 +1915,9 @@
           <w:tab w:val="left" w:pos="1140"/>
         </w:tabs>
       </w:pPr>
-      <w:proofErr w:type="spellStart"/>
       <w:r>
         <w:t>bash</w:t>
       </w:r>
-      <w:proofErr w:type="spellEnd"/>
     </w:p>
     <w:p>
       <w:pPr>
@@ -2793,35 +1939,9 @@
           <w:tab w:val="left" w:pos="1140"/>
         </w:tabs>
       </w:pPr>
-      <w:proofErr w:type="spellStart"/>
-      <w:r>
-        <w:t>git</w:t>
-      </w:r>
-      <w:proofErr w:type="spellEnd"/>
-      <w:r>
-        <w:t xml:space="preserve"> </w:t>
-      </w:r>
-      <w:proofErr w:type="spellStart"/>
-      <w:r>
-        <w:t>pull</w:t>
-      </w:r>
-      <w:proofErr w:type="spellEnd"/>
-      <w:r>
-        <w:t xml:space="preserve"> </w:t>
-      </w:r>
-      <w:proofErr w:type="spellStart"/>
-      <w:r>
-        <w:t>origin</w:t>
-      </w:r>
-      <w:proofErr w:type="spellEnd"/>
-      <w:r>
-        <w:t xml:space="preserve"> </w:t>
-      </w:r>
-      <w:proofErr w:type="spellStart"/>
-      <w:r>
-        <w:t>main</w:t>
-      </w:r>
-      <w:proofErr w:type="spellEnd"/>
+      <w:r>
+        <w:t>git pull origin main</w:t>
+      </w:r>
     </w:p>
     <w:p>
       <w:pPr>
@@ -2865,11 +1985,9 @@
           <w:tab w:val="left" w:pos="1140"/>
         </w:tabs>
       </w:pPr>
-      <w:proofErr w:type="spellStart"/>
       <w:r>
         <w:t>bash</w:t>
       </w:r>
-      <w:proofErr w:type="spellEnd"/>
     </w:p>
     <w:p>
       <w:pPr>
@@ -2942,11 +2060,9 @@
           <w:tab w:val="left" w:pos="1140"/>
         </w:tabs>
       </w:pPr>
-      <w:proofErr w:type="spellStart"/>
       <w:r>
         <w:t>bash</w:t>
       </w:r>
-      <w:proofErr w:type="spellEnd"/>
     </w:p>
     <w:p>
       <w:pPr>
@@ -2968,35 +2084,9 @@
           <w:tab w:val="left" w:pos="1140"/>
         </w:tabs>
       </w:pPr>
-      <w:proofErr w:type="spellStart"/>
-      <w:r>
-        <w:t>git</w:t>
-      </w:r>
-      <w:proofErr w:type="spellEnd"/>
-      <w:r>
-        <w:t xml:space="preserve"> </w:t>
-      </w:r>
-      <w:proofErr w:type="spellStart"/>
-      <w:r>
-        <w:t>pull</w:t>
-      </w:r>
-      <w:proofErr w:type="spellEnd"/>
-      <w:r>
-        <w:t xml:space="preserve"> </w:t>
-      </w:r>
-      <w:proofErr w:type="spellStart"/>
-      <w:r>
-        <w:t>origin</w:t>
-      </w:r>
-      <w:proofErr w:type="spellEnd"/>
-      <w:r>
-        <w:t xml:space="preserve"> </w:t>
-      </w:r>
-      <w:proofErr w:type="spellStart"/>
-      <w:r>
-        <w:t>main</w:t>
-      </w:r>
-      <w:proofErr w:type="spellEnd"/>
+      <w:r>
+        <w:t>git pull origin main</w:t>
+      </w:r>
     </w:p>
     <w:p>
       <w:pPr>
@@ -3071,68 +2161,655 @@
         <w:t>GitHub Desktop</w:t>
       </w:r>
       <w:r>
-        <w:t xml:space="preserve"> (interfaz gráfica) que hace el proceso más visual, pero igual requiere que confirmes los </w:t>
+        <w:t> (interfaz gráfica) que hace el proceso más visual, pero igual requiere que confirmes los commits.</w:t>
+      </w:r>
+    </w:p>
+    <w:p>
+      <w:pPr>
+        <w:tabs>
+          <w:tab w:val="left" w:pos="1140"/>
+        </w:tabs>
+      </w:pPr>
+    </w:p>
+    <w:p>
+      <w:pPr>
+        <w:tabs>
+          <w:tab w:val="left" w:pos="1140"/>
+        </w:tabs>
+      </w:pPr>
+    </w:p>
+    <w:p>
+      <w:pPr>
+        <w:tabs>
+          <w:tab w:val="left" w:pos="1140"/>
+        </w:tabs>
+      </w:pPr>
+    </w:p>
+    <w:p>
+      <w:pPr>
+        <w:tabs>
+          <w:tab w:val="left" w:pos="1140"/>
+        </w:tabs>
+        <w:rPr>
+          <w:lang w:val="en-US"/>
+        </w:rPr>
+      </w:pPr>
+      <w:r>
+        <w:rPr>
+          <w:lang w:val="en-US"/>
+        </w:rPr>
+        <w:t>Enlace APP:</w:t>
+      </w:r>
+    </w:p>
+    <w:p>
+      <w:pPr>
+        <w:tabs>
+          <w:tab w:val="left" w:pos="1140"/>
+        </w:tabs>
+        <w:rPr>
+          <w:lang w:val="en-US"/>
+        </w:rPr>
+      </w:pPr>
+      <w:r>
+        <w:rPr>
+          <w:lang w:val="en-US"/>
+        </w:rPr>
+        <w:t>https://dashboardexcelsis-gkbulmhpudsavjcymgetg8.streamlit.app/</w:t>
+      </w:r>
+    </w:p>
+    <w:p>
+      <w:pPr>
+        <w:tabs>
+          <w:tab w:val="left" w:pos="1140"/>
+        </w:tabs>
+        <w:rPr>
+          <w:lang w:val="en-US"/>
+        </w:rPr>
+      </w:pPr>
+    </w:p>
+    <w:p>
+      <w:pPr>
+        <w:tabs>
+          <w:tab w:val="left" w:pos="1140"/>
+        </w:tabs>
+        <w:rPr>
+          <w:lang w:val="en-US"/>
+        </w:rPr>
+      </w:pPr>
+    </w:p>
+    <w:p>
+      <w:pPr>
+        <w:tabs>
+          <w:tab w:val="left" w:pos="1140"/>
+        </w:tabs>
+        <w:rPr>
+          <w:lang w:val="en-US"/>
+        </w:rPr>
+      </w:pPr>
+    </w:p>
+    <w:p>
+      <w:pPr>
+        <w:tabs>
+          <w:tab w:val="left" w:pos="1140"/>
+        </w:tabs>
+        <w:rPr>
+          <w:lang w:val="en-US"/>
+        </w:rPr>
+      </w:pPr>
+      <w:r>
+        <w:rPr>
+          <w:lang w:val="en-US"/>
+        </w:rPr>
+        <w:t>ruta Python 3.1.10</w:t>
+      </w:r>
+    </w:p>
+    <w:p>
+      <w:pPr>
+        <w:tabs>
+          <w:tab w:val="left" w:pos="1140"/>
+        </w:tabs>
+        <w:rPr>
+          <w:lang w:val="en-US"/>
+        </w:rPr>
+      </w:pPr>
+      <w:r>
+        <w:rPr>
+          <w:lang w:val="en-US"/>
+        </w:rPr>
+        <w:t>C:\Users\Lenin\AppData\Local\Programs\Python\Python310</w:t>
+      </w:r>
+    </w:p>
+    <w:p>
+      <w:pPr>
+        <w:tabs>
+          <w:tab w:val="left" w:pos="1140"/>
+        </w:tabs>
+        <w:rPr>
+          <w:lang w:val="en-US"/>
+        </w:rPr>
+      </w:pPr>
+    </w:p>
+    <w:p>
+      <w:pPr>
+        <w:tabs>
+          <w:tab w:val="left" w:pos="1140"/>
+        </w:tabs>
+      </w:pPr>
+      <w:r>
+        <w:t>Establecer a Python como in</w:t>
+      </w:r>
+      <w:r>
+        <w:t>terprete desde PowerShell (Administrador)</w:t>
+      </w:r>
+    </w:p>
+    <w:p>
+      <w:pPr>
+        <w:tabs>
+          <w:tab w:val="left" w:pos="1140"/>
+        </w:tabs>
+        <w:rPr>
+          <w:lang w:val="en-US"/>
+        </w:rPr>
+      </w:pPr>
+      <w:r>
+        <w:rPr>
+          <w:lang w:val="en-US"/>
+        </w:rPr>
+        <w:t xml:space="preserve"># </w:t>
       </w:r>
       <w:proofErr w:type="spellStart"/>
       <w:r>
-        <w:t>commits</w:t>
+        <w:rPr>
+          <w:lang w:val="en-US"/>
+        </w:rPr>
+        <w:t>Ejecutar</w:t>
       </w:r>
       <w:proofErr w:type="spellEnd"/>
       <w:r>
-        <w:t>.</w:t>
-      </w:r>
-    </w:p>
-    <w:p>
-      <w:pPr>
-        <w:tabs>
-          <w:tab w:val="left" w:pos="1140"/>
-        </w:tabs>
-      </w:pPr>
-    </w:p>
-    <w:p>
-      <w:pPr>
-        <w:tabs>
-          <w:tab w:val="left" w:pos="1140"/>
-        </w:tabs>
-      </w:pPr>
-    </w:p>
-    <w:p>
-      <w:pPr>
-        <w:tabs>
-          <w:tab w:val="left" w:pos="1140"/>
-        </w:tabs>
-      </w:pPr>
-    </w:p>
-    <w:p>
-      <w:pPr>
-        <w:tabs>
-          <w:tab w:val="left" w:pos="1140"/>
-        </w:tabs>
-        <w:rPr>
-          <w:lang w:val="en-US"/>
-        </w:rPr>
-      </w:pPr>
-      <w:r>
-        <w:rPr>
-          <w:lang w:val="en-US"/>
-        </w:rPr>
-        <w:t>Enlace APP:</w:t>
-      </w:r>
-    </w:p>
-    <w:p>
-      <w:pPr>
-        <w:tabs>
-          <w:tab w:val="left" w:pos="1140"/>
-        </w:tabs>
-        <w:rPr>
-          <w:lang w:val="en-US"/>
-        </w:rPr>
-      </w:pPr>
-      <w:r>
-        <w:rPr>
-          <w:lang w:val="en-US"/>
-        </w:rPr>
-        <w:t>https://dashboardexcelsis-gkbulmhpudsavjcymgetg8.streamlit.app/</w:t>
+        <w:rPr>
+          <w:lang w:val="en-US"/>
+        </w:rPr>
+        <w:t xml:space="preserve"> </w:t>
+      </w:r>
+      <w:proofErr w:type="spellStart"/>
+      <w:r>
+        <w:rPr>
+          <w:lang w:val="en-US"/>
+        </w:rPr>
+        <w:t>como</w:t>
+      </w:r>
+      <w:proofErr w:type="spellEnd"/>
+      <w:r>
+        <w:rPr>
+          <w:lang w:val="en-US"/>
+        </w:rPr>
+        <w:t xml:space="preserve"> </w:t>
+      </w:r>
+      <w:proofErr w:type="spellStart"/>
+      <w:r>
+        <w:rPr>
+          <w:lang w:val="en-US"/>
+        </w:rPr>
+        <w:t>administrador</w:t>
+      </w:r>
+      <w:proofErr w:type="spellEnd"/>
+    </w:p>
+    <w:p>
+      <w:pPr>
+        <w:tabs>
+          <w:tab w:val="left" w:pos="1140"/>
+        </w:tabs>
+        <w:rPr>
+          <w:lang w:val="en-US"/>
+        </w:rPr>
+      </w:pPr>
+      <w:r>
+        <w:rPr>
+          <w:lang w:val="en-US"/>
+        </w:rPr>
+        <w:t>$</w:t>
+      </w:r>
+      <w:proofErr w:type="spellStart"/>
+      <w:r>
+        <w:rPr>
+          <w:lang w:val="en-US"/>
+        </w:rPr>
+        <w:t>pythonPath</w:t>
+      </w:r>
+      <w:proofErr w:type="spellEnd"/>
+      <w:r>
+        <w:rPr>
+          <w:lang w:val="en-US"/>
+        </w:rPr>
+        <w:t xml:space="preserve"> = "C:\Users\Lenin\AppData\Local\Programs\Python\Python310"</w:t>
+      </w:r>
+    </w:p>
+    <w:p>
+      <w:pPr>
+        <w:tabs>
+          <w:tab w:val="left" w:pos="1140"/>
+        </w:tabs>
+        <w:rPr>
+          <w:lang w:val="en-US"/>
+        </w:rPr>
+      </w:pPr>
+      <w:r>
+        <w:rPr>
+          <w:lang w:val="en-US"/>
+        </w:rPr>
+        <w:t>$</w:t>
+      </w:r>
+      <w:proofErr w:type="spellStart"/>
+      <w:r>
+        <w:rPr>
+          <w:lang w:val="en-US"/>
+        </w:rPr>
+        <w:t>pythonScripts</w:t>
+      </w:r>
+      <w:proofErr w:type="spellEnd"/>
+      <w:r>
+        <w:rPr>
+          <w:lang w:val="en-US"/>
+        </w:rPr>
+        <w:t xml:space="preserve"> = "$</w:t>
+      </w:r>
+      <w:proofErr w:type="spellStart"/>
+      <w:r>
+        <w:rPr>
+          <w:lang w:val="en-US"/>
+        </w:rPr>
+        <w:t>pythonPath</w:t>
+      </w:r>
+      <w:proofErr w:type="spellEnd"/>
+      <w:r>
+        <w:rPr>
+          <w:lang w:val="en-US"/>
+        </w:rPr>
+        <w:t>\Scripts"</w:t>
+      </w:r>
+    </w:p>
+    <w:p>
+      <w:pPr>
+        <w:tabs>
+          <w:tab w:val="left" w:pos="1140"/>
+        </w:tabs>
+        <w:rPr>
+          <w:lang w:val="en-US"/>
+        </w:rPr>
+      </w:pPr>
+    </w:p>
+    <w:p>
+      <w:pPr>
+        <w:tabs>
+          <w:tab w:val="left" w:pos="1140"/>
+        </w:tabs>
+        <w:rPr>
+          <w:lang w:val="en-US"/>
+        </w:rPr>
+      </w:pPr>
+      <w:r>
+        <w:rPr>
+          <w:lang w:val="en-US"/>
+        </w:rPr>
+        <w:t xml:space="preserve"># </w:t>
+      </w:r>
+      <w:proofErr w:type="spellStart"/>
+      <w:r>
+        <w:rPr>
+          <w:lang w:val="en-US"/>
+        </w:rPr>
+        <w:t>Agregar</w:t>
+      </w:r>
+      <w:proofErr w:type="spellEnd"/>
+      <w:r>
+        <w:rPr>
+          <w:lang w:val="en-US"/>
+        </w:rPr>
+        <w:t xml:space="preserve"> al PATH del </w:t>
+      </w:r>
+      <w:proofErr w:type="spellStart"/>
+      <w:r>
+        <w:rPr>
+          <w:lang w:val="en-US"/>
+        </w:rPr>
+        <w:t>sistema</w:t>
+      </w:r>
+      <w:proofErr w:type="spellEnd"/>
+    </w:p>
+    <w:p>
+      <w:pPr>
+        <w:tabs>
+          <w:tab w:val="left" w:pos="1140"/>
+        </w:tabs>
+        <w:rPr>
+          <w:lang w:val="en-US"/>
+        </w:rPr>
+      </w:pPr>
+      <w:r>
+        <w:rPr>
+          <w:lang w:val="en-US"/>
+        </w:rPr>
+        <w:t>$</w:t>
+      </w:r>
+      <w:proofErr w:type="spellStart"/>
+      <w:r>
+        <w:rPr>
+          <w:lang w:val="en-US"/>
+        </w:rPr>
+        <w:t>currentPath</w:t>
+      </w:r>
+      <w:proofErr w:type="spellEnd"/>
+      <w:r>
+        <w:rPr>
+          <w:lang w:val="en-US"/>
+        </w:rPr>
+        <w:t xml:space="preserve"> = [Environment</w:t>
+      </w:r>
+      <w:proofErr w:type="gramStart"/>
+      <w:r>
+        <w:rPr>
+          <w:lang w:val="en-US"/>
+        </w:rPr>
+        <w:t>]::</w:t>
+      </w:r>
+      <w:proofErr w:type="spellStart"/>
+      <w:r>
+        <w:rPr>
+          <w:lang w:val="en-US"/>
+        </w:rPr>
+        <w:t>GetEnvironmentVariable</w:t>
+      </w:r>
+      <w:proofErr w:type="spellEnd"/>
+      <w:r>
+        <w:rPr>
+          <w:lang w:val="en-US"/>
+        </w:rPr>
+        <w:t>(</w:t>
+      </w:r>
+      <w:proofErr w:type="gramEnd"/>
+      <w:r>
+        <w:rPr>
+          <w:lang w:val="en-US"/>
+        </w:rPr>
+        <w:t>"PATH", "Machine")</w:t>
+      </w:r>
+    </w:p>
+    <w:p>
+      <w:pPr>
+        <w:tabs>
+          <w:tab w:val="left" w:pos="1140"/>
+        </w:tabs>
+        <w:rPr>
+          <w:lang w:val="en-US"/>
+        </w:rPr>
+      </w:pPr>
+      <w:r>
+        <w:rPr>
+          <w:lang w:val="en-US"/>
+        </w:rPr>
+        <w:t>$</w:t>
+      </w:r>
+      <w:proofErr w:type="spellStart"/>
+      <w:r>
+        <w:rPr>
+          <w:lang w:val="en-US"/>
+        </w:rPr>
+        <w:t>newPath</w:t>
+      </w:r>
+      <w:proofErr w:type="spellEnd"/>
+      <w:r>
+        <w:rPr>
+          <w:lang w:val="en-US"/>
+        </w:rPr>
+        <w:t xml:space="preserve"> = "$</w:t>
+      </w:r>
+      <w:proofErr w:type="spellStart"/>
+      <w:proofErr w:type="gramStart"/>
+      <w:r>
+        <w:rPr>
+          <w:lang w:val="en-US"/>
+        </w:rPr>
+        <w:t>currentPath</w:t>
+      </w:r>
+      <w:proofErr w:type="spellEnd"/>
+      <w:r>
+        <w:rPr>
+          <w:lang w:val="en-US"/>
+        </w:rPr>
+        <w:t>;$</w:t>
+      </w:r>
+      <w:proofErr w:type="spellStart"/>
+      <w:r>
+        <w:rPr>
+          <w:lang w:val="en-US"/>
+        </w:rPr>
+        <w:t>pythonPath</w:t>
+      </w:r>
+      <w:proofErr w:type="spellEnd"/>
+      <w:r>
+        <w:rPr>
+          <w:lang w:val="en-US"/>
+        </w:rPr>
+        <w:t>;$</w:t>
+      </w:r>
+      <w:proofErr w:type="spellStart"/>
+      <w:proofErr w:type="gramEnd"/>
+      <w:r>
+        <w:rPr>
+          <w:lang w:val="en-US"/>
+        </w:rPr>
+        <w:t>pythonScripts</w:t>
+      </w:r>
+      <w:proofErr w:type="spellEnd"/>
+      <w:r>
+        <w:rPr>
+          <w:lang w:val="en-US"/>
+        </w:rPr>
+        <w:t>"</w:t>
+      </w:r>
+    </w:p>
+    <w:p>
+      <w:pPr>
+        <w:tabs>
+          <w:tab w:val="left" w:pos="1140"/>
+        </w:tabs>
+        <w:rPr>
+          <w:lang w:val="en-US"/>
+        </w:rPr>
+      </w:pPr>
+      <w:r>
+        <w:rPr>
+          <w:lang w:val="en-US"/>
+        </w:rPr>
+        <w:t>[Environment</w:t>
+      </w:r>
+      <w:proofErr w:type="gramStart"/>
+      <w:r>
+        <w:rPr>
+          <w:lang w:val="en-US"/>
+        </w:rPr>
+        <w:t>]::</w:t>
+      </w:r>
+      <w:proofErr w:type="spellStart"/>
+      <w:r>
+        <w:rPr>
+          <w:lang w:val="en-US"/>
+        </w:rPr>
+        <w:t>SetEnvironmentVariable</w:t>
+      </w:r>
+      <w:proofErr w:type="spellEnd"/>
+      <w:r>
+        <w:rPr>
+          <w:lang w:val="en-US"/>
+        </w:rPr>
+        <w:t>(</w:t>
+      </w:r>
+      <w:proofErr w:type="gramEnd"/>
+      <w:r>
+        <w:rPr>
+          <w:lang w:val="en-US"/>
+        </w:rPr>
+        <w:t>"PATH", $</w:t>
+      </w:r>
+      <w:proofErr w:type="spellStart"/>
+      <w:r>
+        <w:rPr>
+          <w:lang w:val="en-US"/>
+        </w:rPr>
+        <w:t>newPath</w:t>
+      </w:r>
+      <w:proofErr w:type="spellEnd"/>
+      <w:r>
+        <w:rPr>
+          <w:lang w:val="en-US"/>
+        </w:rPr>
+        <w:t>, "Machine")</w:t>
+      </w:r>
+    </w:p>
+    <w:p>
+      <w:pPr>
+        <w:tabs>
+          <w:tab w:val="left" w:pos="1140"/>
+        </w:tabs>
+        <w:rPr>
+          <w:lang w:val="en-US"/>
+        </w:rPr>
+      </w:pPr>
+    </w:p>
+    <w:p>
+      <w:pPr>
+        <w:tabs>
+          <w:tab w:val="left" w:pos="1140"/>
+        </w:tabs>
+      </w:pPr>
+      <w:r>
+        <w:t xml:space="preserve"># Actualizar </w:t>
+      </w:r>
+      <w:proofErr w:type="spellStart"/>
+      <w:r>
+        <w:t>PATH</w:t>
+      </w:r>
+      <w:proofErr w:type="spellEnd"/>
+      <w:r>
+        <w:t xml:space="preserve"> de la sesión actual</w:t>
+      </w:r>
+    </w:p>
+    <w:p>
+      <w:pPr>
+        <w:tabs>
+          <w:tab w:val="left" w:pos="1140"/>
+        </w:tabs>
+        <w:rPr>
+          <w:lang w:val="en-US"/>
+        </w:rPr>
+      </w:pPr>
+      <w:r>
+        <w:rPr>
+          <w:lang w:val="en-US"/>
+        </w:rPr>
+        <w:t>$</w:t>
+      </w:r>
+      <w:proofErr w:type="spellStart"/>
+      <w:proofErr w:type="gramStart"/>
+      <w:r>
+        <w:rPr>
+          <w:lang w:val="en-US"/>
+        </w:rPr>
+        <w:t>env:Path</w:t>
+      </w:r>
+      <w:proofErr w:type="spellEnd"/>
+      <w:proofErr w:type="gramEnd"/>
+      <w:r>
+        <w:rPr>
+          <w:lang w:val="en-US"/>
+        </w:rPr>
+        <w:t xml:space="preserve"> += </w:t>
+      </w:r>
+      <w:proofErr w:type="gramStart"/>
+      <w:r>
+        <w:rPr>
+          <w:lang w:val="en-US"/>
+        </w:rPr>
+        <w:t>";$</w:t>
+      </w:r>
+      <w:proofErr w:type="spellStart"/>
+      <w:r>
+        <w:rPr>
+          <w:lang w:val="en-US"/>
+        </w:rPr>
+        <w:t>pythonPath</w:t>
+      </w:r>
+      <w:proofErr w:type="spellEnd"/>
+      <w:r>
+        <w:rPr>
+          <w:lang w:val="en-US"/>
+        </w:rPr>
+        <w:t>;$</w:t>
+      </w:r>
+      <w:proofErr w:type="spellStart"/>
+      <w:proofErr w:type="gramEnd"/>
+      <w:r>
+        <w:rPr>
+          <w:lang w:val="en-US"/>
+        </w:rPr>
+        <w:t>pythonScripts</w:t>
+      </w:r>
+      <w:proofErr w:type="spellEnd"/>
+      <w:r>
+        <w:rPr>
+          <w:lang w:val="en-US"/>
+        </w:rPr>
+        <w:t>"</w:t>
+      </w:r>
+    </w:p>
+    <w:p>
+      <w:pPr>
+        <w:tabs>
+          <w:tab w:val="left" w:pos="1140"/>
+        </w:tabs>
+        <w:rPr>
+          <w:lang w:val="en-US"/>
+        </w:rPr>
+      </w:pPr>
+    </w:p>
+    <w:p>
+      <w:pPr>
+        <w:tabs>
+          <w:tab w:val="left" w:pos="1140"/>
+        </w:tabs>
+        <w:rPr>
+          <w:lang w:val="en-US"/>
+        </w:rPr>
+      </w:pPr>
+      <w:r>
+        <w:rPr>
+          <w:lang w:val="en-US"/>
+        </w:rPr>
+        <w:t xml:space="preserve"># </w:t>
+      </w:r>
+      <w:proofErr w:type="spellStart"/>
+      <w:r>
+        <w:rPr>
+          <w:lang w:val="en-US"/>
+        </w:rPr>
+        <w:t>Verificar</w:t>
+      </w:r>
+      <w:proofErr w:type="spellEnd"/>
+    </w:p>
+    <w:p>
+      <w:pPr>
+        <w:tabs>
+          <w:tab w:val="left" w:pos="1140"/>
+        </w:tabs>
+        <w:rPr>
+          <w:lang w:val="en-US"/>
+        </w:rPr>
+      </w:pPr>
+      <w:r>
+        <w:rPr>
+          <w:lang w:val="en-US"/>
+        </w:rPr>
+        <w:t>python --version</w:t>
       </w:r>
     </w:p>
     <w:p>

--- a/GitHubDashBoardExcelSIS.docx
+++ b/GitHubDashBoardExcelSIS.docx
@@ -15,7 +15,7 @@
           <w:lang w:val="en-US"/>
         </w:rPr>
         <w:drawing>
-          <wp:anchor distT="0" distB="0" distL="114300" distR="114300" simplePos="0" relativeHeight="251658240" behindDoc="0" locked="0" layoutInCell="1" allowOverlap="1" wp14:anchorId="249FC78D" wp14:editId="517F7140">
+          <wp:anchor distT="0" distB="0" distL="114300" distR="114300" simplePos="0" relativeHeight="251658240" behindDoc="0" locked="0" layoutInCell="1" allowOverlap="1" wp14:anchorId="249FC78D" wp14:editId="5D9A2ECD">
             <wp:simplePos x="0" y="0"/>
             <wp:positionH relativeFrom="column">
               <wp:posOffset>1905</wp:posOffset>
@@ -2564,7 +2564,6 @@
         <w:t xml:space="preserve"> = "$</w:t>
       </w:r>
       <w:proofErr w:type="spellStart"/>
-      <w:proofErr w:type="gramStart"/>
       <w:r>
         <w:rPr>
           <w:lang w:val="en-US"/>
@@ -2593,7 +2592,6 @@
         <w:t>;$</w:t>
       </w:r>
       <w:proofErr w:type="spellStart"/>
-      <w:proofErr w:type="gramEnd"/>
       <w:r>
         <w:rPr>
           <w:lang w:val="en-US"/>
@@ -2621,14 +2619,7 @@
         <w:rPr>
           <w:lang w:val="en-US"/>
         </w:rPr>
-        <w:t>[Environment</w:t>
-      </w:r>
-      <w:proofErr w:type="gramStart"/>
-      <w:r>
-        <w:rPr>
-          <w:lang w:val="en-US"/>
-        </w:rPr>
-        <w:t>]::</w:t>
+        <w:t>[Environment]::</w:t>
       </w:r>
       <w:proofErr w:type="spellStart"/>
       <w:r>
@@ -2642,14 +2633,7 @@
         <w:rPr>
           <w:lang w:val="en-US"/>
         </w:rPr>
-        <w:t>(</w:t>
-      </w:r>
-      <w:proofErr w:type="gramEnd"/>
-      <w:r>
-        <w:rPr>
-          <w:lang w:val="en-US"/>
-        </w:rPr>
-        <w:t>"PATH", $</w:t>
+        <w:t>("PATH", $</w:t>
       </w:r>
       <w:proofErr w:type="spellStart"/>
       <w:r>
@@ -2710,7 +2694,6 @@
         <w:t>$</w:t>
       </w:r>
       <w:proofErr w:type="spellStart"/>
-      <w:proofErr w:type="gramStart"/>
       <w:r>
         <w:rPr>
           <w:lang w:val="en-US"/>
@@ -2718,19 +2701,11 @@
         <w:t>env:Path</w:t>
       </w:r>
       <w:proofErr w:type="spellEnd"/>
-      <w:proofErr w:type="gramEnd"/>
-      <w:r>
-        <w:rPr>
-          <w:lang w:val="en-US"/>
-        </w:rPr>
-        <w:t xml:space="preserve"> += </w:t>
-      </w:r>
-      <w:proofErr w:type="gramStart"/>
-      <w:r>
-        <w:rPr>
-          <w:lang w:val="en-US"/>
-        </w:rPr>
-        <w:t>";$</w:t>
+      <w:r>
+        <w:rPr>
+          <w:lang w:val="en-US"/>
+        </w:rPr>
+        <w:t xml:space="preserve"> += ";$</w:t>
       </w:r>
       <w:proofErr w:type="spellStart"/>
       <w:r>
@@ -2747,7 +2722,6 @@
         <w:t>;$</w:t>
       </w:r>
       <w:proofErr w:type="spellStart"/>
-      <w:proofErr w:type="gramEnd"/>
       <w:r>
         <w:rPr>
           <w:lang w:val="en-US"/>

--- a/GitHubDashBoardExcelSIS.docx
+++ b/GitHubDashBoardExcelSIS.docx
@@ -15,7 +15,7 @@
           <w:lang w:val="en-US"/>
         </w:rPr>
         <w:drawing>
-          <wp:anchor distT="0" distB="0" distL="114300" distR="114300" simplePos="0" relativeHeight="251658240" behindDoc="0" locked="0" layoutInCell="1" allowOverlap="1" wp14:anchorId="249FC78D" wp14:editId="5D9A2ECD">
+          <wp:anchor distT="0" distB="0" distL="114300" distR="114300" simplePos="0" relativeHeight="251658240" behindDoc="0" locked="0" layoutInCell="1" allowOverlap="1" wp14:anchorId="249FC78D" wp14:editId="35C303A7">
             <wp:simplePos x="0" y="0"/>
             <wp:positionH relativeFrom="column">
               <wp:posOffset>1905</wp:posOffset>

--- a/GitHubDashBoardExcelSIS.docx
+++ b/GitHubDashBoardExcelSIS.docx
@@ -15,7 +15,7 @@
           <w:lang w:val="en-US"/>
         </w:rPr>
         <w:drawing>
-          <wp:anchor distT="0" distB="0" distL="114300" distR="114300" simplePos="0" relativeHeight="251658240" behindDoc="0" locked="0" layoutInCell="1" allowOverlap="1" wp14:anchorId="249FC78D" wp14:editId="35C303A7">
+          <wp:anchor distT="0" distB="0" distL="114300" distR="114300" simplePos="0" relativeHeight="251658240" behindDoc="0" locked="0" layoutInCell="1" allowOverlap="1" wp14:anchorId="249FC78D" wp14:editId="4EB00855">
             <wp:simplePos x="0" y="0"/>
             <wp:positionH relativeFrom="column">
               <wp:posOffset>1905</wp:posOffset>
@@ -2791,10 +2791,342 @@
         <w:tabs>
           <w:tab w:val="left" w:pos="1140"/>
         </w:tabs>
-        <w:rPr>
-          <w:lang w:val="en-US"/>
-        </w:rPr>
-      </w:pPr>
+      </w:pPr>
+      <w:r>
+        <w:lastRenderedPageBreak/>
+        <w:t xml:space="preserve">SUBIR A GIT </w:t>
+      </w:r>
+      <w:proofErr w:type="gramStart"/>
+      <w:r>
+        <w:t>HUB</w:t>
+      </w:r>
+      <w:proofErr w:type="gramEnd"/>
+      <w:r>
+        <w:t xml:space="preserve"> DE</w:t>
+      </w:r>
+      <w:r>
+        <w:t xml:space="preserve"> </w:t>
+      </w:r>
+      <w:r>
+        <w:t>Dashboard_Digitacion</w:t>
+      </w:r>
+      <w:r>
+        <w:t>.PY</w:t>
+      </w:r>
+    </w:p>
+    <w:p>
+      <w:pPr>
+        <w:tabs>
+          <w:tab w:val="left" w:pos="1140"/>
+        </w:tabs>
+      </w:pPr>
+      <w:r>
+        <w:t># 1. Verificar estado</w:t>
+      </w:r>
+    </w:p>
+    <w:p>
+      <w:pPr>
+        <w:tabs>
+          <w:tab w:val="left" w:pos="1140"/>
+        </w:tabs>
+      </w:pPr>
+      <w:proofErr w:type="spellStart"/>
+      <w:r>
+        <w:t>git</w:t>
+      </w:r>
+      <w:proofErr w:type="spellEnd"/>
+      <w:r>
+        <w:t xml:space="preserve"> </w:t>
+      </w:r>
+      <w:proofErr w:type="gramStart"/>
+      <w:r>
+        <w:t>status</w:t>
+      </w:r>
+      <w:proofErr w:type="gramEnd"/>
+    </w:p>
+    <w:p>
+      <w:pPr>
+        <w:tabs>
+          <w:tab w:val="left" w:pos="1140"/>
+        </w:tabs>
+      </w:pPr>
+    </w:p>
+    <w:p>
+      <w:pPr>
+        <w:tabs>
+          <w:tab w:val="left" w:pos="1140"/>
+        </w:tabs>
+      </w:pPr>
+      <w:r>
+        <w:t># 2. Traer cambios remotos si existen</w:t>
+      </w:r>
+    </w:p>
+    <w:p>
+      <w:pPr>
+        <w:tabs>
+          <w:tab w:val="left" w:pos="1140"/>
+        </w:tabs>
+      </w:pPr>
+      <w:proofErr w:type="spellStart"/>
+      <w:r>
+        <w:t>git</w:t>
+      </w:r>
+      <w:proofErr w:type="spellEnd"/>
+      <w:r>
+        <w:t xml:space="preserve"> </w:t>
+      </w:r>
+      <w:proofErr w:type="spellStart"/>
+      <w:r>
+        <w:t>pull</w:t>
+      </w:r>
+      <w:proofErr w:type="spellEnd"/>
+      <w:r>
+        <w:t xml:space="preserve"> </w:t>
+      </w:r>
+      <w:proofErr w:type="spellStart"/>
+      <w:r>
+        <w:t>origin</w:t>
+      </w:r>
+      <w:proofErr w:type="spellEnd"/>
+      <w:r>
+        <w:t xml:space="preserve"> </w:t>
+      </w:r>
+      <w:proofErr w:type="spellStart"/>
+      <w:r>
+        <w:t>main</w:t>
+      </w:r>
+      <w:proofErr w:type="spellEnd"/>
+    </w:p>
+    <w:p>
+      <w:pPr>
+        <w:tabs>
+          <w:tab w:val="left" w:pos="1140"/>
+        </w:tabs>
+      </w:pPr>
+    </w:p>
+    <w:p>
+      <w:pPr>
+        <w:tabs>
+          <w:tab w:val="left" w:pos="1140"/>
+        </w:tabs>
+      </w:pPr>
+      <w:r>
+        <w:t># 3. Si hay conflictos, resolverlos y luego:</w:t>
+      </w:r>
+    </w:p>
+    <w:p>
+      <w:pPr>
+        <w:tabs>
+          <w:tab w:val="left" w:pos="1140"/>
+        </w:tabs>
+      </w:pPr>
+      <w:proofErr w:type="spellStart"/>
+      <w:r>
+        <w:t>git</w:t>
+      </w:r>
+      <w:proofErr w:type="spellEnd"/>
+      <w:r>
+        <w:t xml:space="preserve"> </w:t>
+      </w:r>
+      <w:proofErr w:type="spellStart"/>
+      <w:proofErr w:type="gramStart"/>
+      <w:r>
+        <w:t>add</w:t>
+      </w:r>
+      <w:proofErr w:type="spellEnd"/>
+      <w:r>
+        <w:t xml:space="preserve"> .</w:t>
+      </w:r>
+      <w:proofErr w:type="gramEnd"/>
+    </w:p>
+    <w:p>
+      <w:pPr>
+        <w:tabs>
+          <w:tab w:val="left" w:pos="1140"/>
+        </w:tabs>
+      </w:pPr>
+      <w:proofErr w:type="spellStart"/>
+      <w:r>
+        <w:t>git</w:t>
+      </w:r>
+      <w:proofErr w:type="spellEnd"/>
+      <w:r>
+        <w:t xml:space="preserve"> </w:t>
+      </w:r>
+      <w:proofErr w:type="spellStart"/>
+      <w:r>
+        <w:t>commit</w:t>
+      </w:r>
+      <w:proofErr w:type="spellEnd"/>
+      <w:r>
+        <w:t xml:space="preserve"> -m "Mi descripción de cambios"</w:t>
+      </w:r>
+    </w:p>
+    <w:p>
+      <w:pPr>
+        <w:tabs>
+          <w:tab w:val="left" w:pos="1140"/>
+        </w:tabs>
+      </w:pPr>
+    </w:p>
+    <w:p>
+      <w:pPr>
+        <w:tabs>
+          <w:tab w:val="left" w:pos="1140"/>
+        </w:tabs>
+        <w:rPr>
+          <w:lang w:val="en-US"/>
+        </w:rPr>
+      </w:pPr>
+      <w:r>
+        <w:rPr>
+          <w:lang w:val="en-US"/>
+        </w:rPr>
+        <w:t xml:space="preserve"># 4. </w:t>
+      </w:r>
+      <w:proofErr w:type="spellStart"/>
+      <w:r>
+        <w:rPr>
+          <w:lang w:val="en-US"/>
+        </w:rPr>
+        <w:t>Empujar</w:t>
+      </w:r>
+      <w:proofErr w:type="spellEnd"/>
+      <w:r>
+        <w:rPr>
+          <w:lang w:val="en-US"/>
+        </w:rPr>
+        <w:t xml:space="preserve"> </w:t>
+      </w:r>
+      <w:proofErr w:type="spellStart"/>
+      <w:r>
+        <w:rPr>
+          <w:lang w:val="en-US"/>
+        </w:rPr>
+        <w:t>cambios</w:t>
+      </w:r>
+      <w:proofErr w:type="spellEnd"/>
+    </w:p>
+    <w:p>
+      <w:pPr>
+        <w:tabs>
+          <w:tab w:val="left" w:pos="1140"/>
+        </w:tabs>
+        <w:rPr>
+          <w:lang w:val="en-US"/>
+        </w:rPr>
+      </w:pPr>
+      <w:r>
+        <w:rPr>
+          <w:lang w:val="en-US"/>
+        </w:rPr>
+        <w:t>git push origin main</w:t>
+      </w:r>
+    </w:p>
+    <w:p>
+      <w:pPr>
+        <w:tabs>
+          <w:tab w:val="left" w:pos="1140"/>
+        </w:tabs>
+        <w:rPr>
+          <w:lang w:val="en-US"/>
+        </w:rPr>
+      </w:pPr>
+    </w:p>
+    <w:p>
+      <w:pPr>
+        <w:tabs>
+          <w:tab w:val="left" w:pos="1140"/>
+        </w:tabs>
+      </w:pPr>
+      <w:r>
+        <w:t>SI no funciona probar esto:</w:t>
+      </w:r>
+    </w:p>
+    <w:p>
+      <w:pPr>
+        <w:tabs>
+          <w:tab w:val="left" w:pos="1140"/>
+        </w:tabs>
+      </w:pPr>
+      <w:proofErr w:type="spellStart"/>
+      <w:r>
+        <w:t>git</w:t>
+      </w:r>
+      <w:proofErr w:type="spellEnd"/>
+      <w:r>
+        <w:t xml:space="preserve"> </w:t>
+      </w:r>
+      <w:proofErr w:type="spellStart"/>
+      <w:r>
+        <w:t>add</w:t>
+      </w:r>
+      <w:proofErr w:type="spellEnd"/>
+      <w:r>
+        <w:t xml:space="preserve"> Dashboard_Digitacion.py</w:t>
+      </w:r>
+    </w:p>
+    <w:p>
+      <w:pPr>
+        <w:tabs>
+          <w:tab w:val="left" w:pos="1140"/>
+        </w:tabs>
+      </w:pPr>
+      <w:proofErr w:type="spellStart"/>
+      <w:r>
+        <w:t>git</w:t>
+      </w:r>
+      <w:proofErr w:type="spellEnd"/>
+      <w:r>
+        <w:t xml:space="preserve"> </w:t>
+      </w:r>
+      <w:proofErr w:type="spellStart"/>
+      <w:r>
+        <w:t>commit</w:t>
+      </w:r>
+      <w:proofErr w:type="spellEnd"/>
+      <w:r>
+        <w:t xml:space="preserve"> -m "Agrega archivo Dashboard_Digitacion.py"  </w:t>
+      </w:r>
+    </w:p>
+    <w:p>
+      <w:pPr>
+        <w:tabs>
+          <w:tab w:val="left" w:pos="1140"/>
+        </w:tabs>
+      </w:pPr>
+      <w:proofErr w:type="spellStart"/>
+      <w:r>
+        <w:t>git</w:t>
+      </w:r>
+      <w:proofErr w:type="spellEnd"/>
+      <w:r>
+        <w:t xml:space="preserve"> </w:t>
+      </w:r>
+      <w:proofErr w:type="spellStart"/>
+      <w:r>
+        <w:t>push</w:t>
+      </w:r>
+      <w:proofErr w:type="spellEnd"/>
+      <w:r>
+        <w:t xml:space="preserve"> </w:t>
+      </w:r>
+      <w:proofErr w:type="spellStart"/>
+      <w:r>
+        <w:t>origin</w:t>
+      </w:r>
+      <w:proofErr w:type="spellEnd"/>
+      <w:r>
+        <w:t xml:space="preserve"> </w:t>
+      </w:r>
+      <w:proofErr w:type="spellStart"/>
+      <w:r>
+        <w:t>main</w:t>
+      </w:r>
+      <w:proofErr w:type="spellEnd"/>
+      <w:r>
+        <w:t xml:space="preserve">  </w:t>
+      </w:r>
     </w:p>
     <w:sectPr>
       <w:pgSz w:w="11906" w:h="16838"/>

--- a/GitHubDashBoardExcelSIS.docx
+++ b/GitHubDashBoardExcelSIS.docx
@@ -4,18 +4,31 @@
   <w:body>
     <w:p>
       <w:pPr>
-        <w:ind w:left="2832" w:hanging="2832"/>
-        <w:rPr>
-          <w:lang w:val="en-US"/>
-        </w:rPr>
-      </w:pPr>
+        <w:ind w:left="3540" w:hanging="3540"/>
+        <w:rPr>
+          <w:lang w:val="en-US"/>
+        </w:rPr>
+      </w:pPr>
+      <w:proofErr w:type="spellStart"/>
+      <w:r>
+        <w:t>git</w:t>
+      </w:r>
+      <w:proofErr w:type="spellEnd"/>
+      <w:r>
+        <w:t xml:space="preserve"> </w:t>
+      </w:r>
+      <w:proofErr w:type="gramStart"/>
+      <w:r>
+        <w:t>add .</w:t>
+      </w:r>
+      <w:proofErr w:type="gramEnd"/>
       <w:r>
         <w:rPr>
           <w:noProof/>
           <w:lang w:val="en-US"/>
         </w:rPr>
         <w:drawing>
-          <wp:anchor distT="0" distB="0" distL="114300" distR="114300" simplePos="0" relativeHeight="251658240" behindDoc="0" locked="0" layoutInCell="1" allowOverlap="1" wp14:anchorId="249FC78D" wp14:editId="4EB00855">
+          <wp:anchor distT="0" distB="0" distL="114300" distR="114300" simplePos="0" relativeHeight="251658240" behindDoc="0" locked="0" layoutInCell="1" allowOverlap="1" wp14:anchorId="249FC78D" wp14:editId="03985621">
             <wp:simplePos x="0" y="0"/>
             <wp:positionH relativeFrom="column">
               <wp:posOffset>1905</wp:posOffset>
@@ -2974,63 +2987,52 @@
         <w:tabs>
           <w:tab w:val="left" w:pos="1140"/>
         </w:tabs>
-        <w:rPr>
-          <w:lang w:val="en-US"/>
-        </w:rPr>
-      </w:pPr>
-      <w:r>
-        <w:rPr>
-          <w:lang w:val="en-US"/>
-        </w:rPr>
-        <w:t xml:space="preserve"># 4. </w:t>
-      </w:r>
+      </w:pPr>
+      <w:r>
+        <w:t># 4. Empujar cambios</w:t>
+      </w:r>
+    </w:p>
+    <w:p>
+      <w:pPr>
+        <w:tabs>
+          <w:tab w:val="left" w:pos="1140"/>
+        </w:tabs>
+      </w:pPr>
       <w:proofErr w:type="spellStart"/>
       <w:r>
-        <w:rPr>
-          <w:lang w:val="en-US"/>
-        </w:rPr>
-        <w:t>Empujar</w:t>
+        <w:t>git</w:t>
       </w:r>
       <w:proofErr w:type="spellEnd"/>
       <w:r>
-        <w:rPr>
-          <w:lang w:val="en-US"/>
-        </w:rPr>
         <w:t xml:space="preserve"> </w:t>
       </w:r>
       <w:proofErr w:type="spellStart"/>
       <w:r>
-        <w:rPr>
-          <w:lang w:val="en-US"/>
-        </w:rPr>
-        <w:t>cambios</w:t>
+        <w:t>push</w:t>
       </w:r>
       <w:proofErr w:type="spellEnd"/>
-    </w:p>
-    <w:p>
-      <w:pPr>
-        <w:tabs>
-          <w:tab w:val="left" w:pos="1140"/>
-        </w:tabs>
-        <w:rPr>
-          <w:lang w:val="en-US"/>
-        </w:rPr>
-      </w:pPr>
-      <w:r>
-        <w:rPr>
-          <w:lang w:val="en-US"/>
-        </w:rPr>
-        <w:t>git push origin main</w:t>
-      </w:r>
-    </w:p>
-    <w:p>
-      <w:pPr>
-        <w:tabs>
-          <w:tab w:val="left" w:pos="1140"/>
-        </w:tabs>
-        <w:rPr>
-          <w:lang w:val="en-US"/>
-        </w:rPr>
+      <w:r>
+        <w:t xml:space="preserve"> </w:t>
+      </w:r>
+      <w:proofErr w:type="spellStart"/>
+      <w:r>
+        <w:t>origin</w:t>
+      </w:r>
+      <w:proofErr w:type="spellEnd"/>
+      <w:r>
+        <w:t xml:space="preserve"> </w:t>
+      </w:r>
+      <w:proofErr w:type="spellStart"/>
+      <w:r>
+        <w:t>main</w:t>
+      </w:r>
+      <w:proofErr w:type="spellEnd"/>
+    </w:p>
+    <w:p>
+      <w:pPr>
+        <w:tabs>
+          <w:tab w:val="left" w:pos="1140"/>
+        </w:tabs>
       </w:pPr>
     </w:p>
     <w:p>
@@ -3048,84 +3050,75 @@
         <w:tabs>
           <w:tab w:val="left" w:pos="1140"/>
         </w:tabs>
-      </w:pPr>
+        <w:rPr>
+          <w:lang w:val="en-US"/>
+        </w:rPr>
+      </w:pPr>
+      <w:r>
+        <w:rPr>
+          <w:lang w:val="en-US"/>
+        </w:rPr>
+        <w:t>git add Dashboard_Digitacion.py</w:t>
+      </w:r>
+    </w:p>
+    <w:p>
+      <w:pPr>
+        <w:tabs>
+          <w:tab w:val="left" w:pos="1140"/>
+        </w:tabs>
+        <w:rPr>
+          <w:lang w:val="en-US"/>
+        </w:rPr>
+      </w:pPr>
+      <w:r>
+        <w:rPr>
+          <w:lang w:val="en-US"/>
+        </w:rPr>
+        <w:t>git commit -m "</w:t>
+      </w:r>
       <w:proofErr w:type="spellStart"/>
       <w:r>
-        <w:t>git</w:t>
+        <w:rPr>
+          <w:lang w:val="en-US"/>
+        </w:rPr>
+        <w:t>Agrega</w:t>
       </w:r>
       <w:proofErr w:type="spellEnd"/>
       <w:r>
+        <w:rPr>
+          <w:lang w:val="en-US"/>
+        </w:rPr>
         <w:t xml:space="preserve"> </w:t>
       </w:r>
       <w:proofErr w:type="spellStart"/>
       <w:r>
-        <w:t>add</w:t>
+        <w:rPr>
+          <w:lang w:val="en-US"/>
+        </w:rPr>
+        <w:t>archivo</w:t>
       </w:r>
       <w:proofErr w:type="spellEnd"/>
       <w:r>
-        <w:t xml:space="preserve"> Dashboard_Digitacion.py</w:t>
-      </w:r>
-    </w:p>
-    <w:p>
-      <w:pPr>
-        <w:tabs>
-          <w:tab w:val="left" w:pos="1140"/>
-        </w:tabs>
-      </w:pPr>
-      <w:proofErr w:type="spellStart"/>
-      <w:r>
-        <w:t>git</w:t>
-      </w:r>
-      <w:proofErr w:type="spellEnd"/>
-      <w:r>
-        <w:t xml:space="preserve"> </w:t>
-      </w:r>
-      <w:proofErr w:type="spellStart"/>
-      <w:r>
-        <w:t>commit</w:t>
-      </w:r>
-      <w:proofErr w:type="spellEnd"/>
-      <w:r>
-        <w:t xml:space="preserve"> -m "Agrega archivo Dashboard_Digitacion.py"  </w:t>
-      </w:r>
-    </w:p>
-    <w:p>
-      <w:pPr>
-        <w:tabs>
-          <w:tab w:val="left" w:pos="1140"/>
-        </w:tabs>
-      </w:pPr>
-      <w:proofErr w:type="spellStart"/>
-      <w:r>
-        <w:t>git</w:t>
-      </w:r>
-      <w:proofErr w:type="spellEnd"/>
-      <w:r>
-        <w:t xml:space="preserve"> </w:t>
-      </w:r>
-      <w:proofErr w:type="spellStart"/>
-      <w:r>
-        <w:t>push</w:t>
-      </w:r>
-      <w:proofErr w:type="spellEnd"/>
-      <w:r>
-        <w:t xml:space="preserve"> </w:t>
-      </w:r>
-      <w:proofErr w:type="spellStart"/>
-      <w:r>
-        <w:t>origin</w:t>
-      </w:r>
-      <w:proofErr w:type="spellEnd"/>
-      <w:r>
-        <w:t xml:space="preserve"> </w:t>
-      </w:r>
-      <w:proofErr w:type="spellStart"/>
-      <w:r>
-        <w:t>main</w:t>
-      </w:r>
-      <w:proofErr w:type="spellEnd"/>
-      <w:r>
-        <w:t xml:space="preserve">  </w:t>
+        <w:rPr>
+          <w:lang w:val="en-US"/>
+        </w:rPr>
+        <w:t xml:space="preserve"> Dashboard_Digitacion.py"  </w:t>
+      </w:r>
+    </w:p>
+    <w:p>
+      <w:pPr>
+        <w:tabs>
+          <w:tab w:val="left" w:pos="1140"/>
+        </w:tabs>
+        <w:rPr>
+          <w:lang w:val="en-US"/>
+        </w:rPr>
+      </w:pPr>
+      <w:r>
+        <w:rPr>
+          <w:lang w:val="en-US"/>
+        </w:rPr>
+        <w:t xml:space="preserve">git push origin main  </w:t>
       </w:r>
     </w:p>
     <w:sectPr>
